--- a/downloads/workbook/ai-1-week-14.docx
+++ b/downloads/workbook/ai-1-week-14.docx
@@ -1307,6 +1307,178 @@
         <w:t>Project connection: Create a sorter instruction card covering valid values, equality, missing fields and who can resolve clarification requests.</w:t>
       </w:r>
     </w:p>
+    <w:p>
+      <w:pPr>
+        <w:pStyle w:val="Heading1"/>
+      </w:pPr>
+      <w:r>
+        <w:t>19. Project portfolio milestone</w:t>
+      </w:r>
+    </w:p>
+    <w:p>
+      <w:r>
+        <w:t>Project: Helpful Classroom Sorter</w:t>
+      </w:r>
+    </w:p>
+    <w:p>
+      <w:r>
+        <w:t>Current milestone: Test changed cases. Keep normal, boundary and failure cases; compare expected and observed results.</w:t>
+      </w:r>
+    </w:p>
+    <w:p>
+      <w:r>
+        <w:t>Create a sorter instruction card covering valid values, equality, missing fields and who can resolve clarification requests.</w:t>
+      </w:r>
+    </w:p>
+    <w:tbl>
+      <w:tblPr>
+        <w:tblStyle w:val="LightShading-Accent1"/>
+        <w:tblW w:type="auto" w:w="0"/>
+        <w:tblLook w:firstColumn="1" w:firstRow="1" w:lastColumn="0" w:lastRow="0" w:noHBand="0" w:noVBand="1" w:val="04A0"/>
+      </w:tblPr>
+      <w:tblGrid>
+        <w:gridCol w:w="5112"/>
+        <w:gridCol w:w="5112"/>
+      </w:tblGrid>
+      <w:tr>
+        <w:trPr>
+          <w:tblHeader/>
+        </w:trPr>
+        <w:tc>
+          <w:tcPr>
+            <w:tcW w:type="dxa" w:w="5112"/>
+          </w:tcPr>
+          <w:p>
+            <w:r>
+              <w:t>Evidence to keep</w:t>
+            </w:r>
+          </w:p>
+        </w:tc>
+        <w:tc>
+          <w:tcPr>
+            <w:tcW w:type="dxa" w:w="5112"/>
+          </w:tcPr>
+          <w:p>
+            <w:r>
+              <w:t>My record</w:t>
+            </w:r>
+          </w:p>
+        </w:tc>
+      </w:tr>
+      <w:tr>
+        <w:tc>
+          <w:tcPr>
+            <w:tcW w:type="dxa" w:w="5112"/>
+          </w:tcPr>
+          <w:p>
+            <w:r>
+              <w:t>This week’s input and deciding step</w:t>
+            </w:r>
+          </w:p>
+        </w:tc>
+        <w:tc>
+          <w:tcPr>
+            <w:tcW w:type="dxa" w:w="5112"/>
+          </w:tcPr>
+          <w:p>
+            <w:r/>
+          </w:p>
+        </w:tc>
+      </w:tr>
+      <w:tr>
+        <w:tc>
+          <w:tcPr>
+            <w:tcW w:type="dxa" w:w="5112"/>
+          </w:tcPr>
+          <w:p>
+            <w:r>
+              <w:t>Prediction and actual result (or labelled paper trace)</w:t>
+            </w:r>
+          </w:p>
+        </w:tc>
+        <w:tc>
+          <w:tcPr>
+            <w:tcW w:type="dxa" w:w="5112"/>
+          </w:tcPr>
+          <w:p>
+            <w:r/>
+          </w:p>
+        </w:tc>
+      </w:tr>
+      <w:tr>
+        <w:tc>
+          <w:tcPr>
+            <w:tcW w:type="dxa" w:w="5112"/>
+          </w:tcPr>
+          <w:p>
+            <w:r>
+              <w:t>One change since the previous checkpoint and why</w:t>
+            </w:r>
+          </w:p>
+        </w:tc>
+        <w:tc>
+          <w:tcPr>
+            <w:tcW w:type="dxa" w:w="5112"/>
+          </w:tcPr>
+          <w:p>
+            <w:r/>
+          </w:p>
+        </w:tc>
+      </w:tr>
+      <w:tr>
+        <w:tc>
+          <w:tcPr>
+            <w:tcW w:type="dxa" w:w="5112"/>
+          </w:tcPr>
+          <w:p>
+            <w:r>
+              <w:t>One error or limit and the next test</w:t>
+            </w:r>
+          </w:p>
+        </w:tc>
+        <w:tc>
+          <w:tcPr>
+            <w:tcW w:type="dxa" w:w="5112"/>
+          </w:tcPr>
+          <w:p>
+            <w:r/>
+          </w:p>
+        </w:tc>
+      </w:tr>
+    </w:tbl>
+    <w:p>
+      <w:pPr>
+        <w:pStyle w:val="Heading3"/>
+      </w:pPr>
+      <w:r>
+        <w:t>Explain what this week adds to your project. Reuse last week’s record rather than starting again.</w:t>
+      </w:r>
+    </w:p>
+    <w:p>
+      <w:r>
+        <w:t>________________________________________________________________</w:t>
+      </w:r>
+    </w:p>
+    <w:p>
+      <w:r>
+        <w:t>________________________________________________________________</w:t>
+      </w:r>
+    </w:p>
+    <w:p>
+      <w:r>
+        <w:t>________________________________________________________________</w:t>
+      </w:r>
+    </w:p>
+    <w:p>
+      <w:r>
+        <w:t>________________________________________________________________</w:t>
+      </w:r>
+    </w:p>
+    <w:p>
+      <w:r>
+        <w:t>________________________________________________________________</w:t>
+      </w:r>
+    </w:p>
     <w:sectPr>
       <w:pgSz w:w="12240" w:h="15840"/>
       <w:pgMar w:top="936" w:right="1008" w:bottom="936" w:left="1008" w:header="720" w:footer="720" w:gutter="0"/>

--- a/downloads/workbook/ai-1-week-14.docx
+++ b/downloads/workbook/ai-1-week-14.docx
@@ -1479,6 +1479,240 @@
         <w:t>________________________________________________________________</w:t>
       </w:r>
     </w:p>
+    <w:p>
+      <w:pPr>
+        <w:pStyle w:val="Heading1"/>
+      </w:pPr>
+      <w:r>
+        <w:t>20. Supported practice and learning evidence</w:t>
+      </w:r>
+    </w:p>
+    <w:p>
+      <w:r>
+        <w:t>Use this supported practice once, in the browser or on paper. Keep the reserved independent assessment for a separate first attempt before teacher feedback.</w:t>
+      </w:r>
+    </w:p>
+    <w:p>
+      <w:r>
+        <w:t>A fictional ribbon sorter uses a fixed instruction card called RibbonR.</w:t>
+      </w:r>
+    </w:p>
+    <w:p>
+      <w:pPr>
+        <w:pStyle w:val="Heading3"/>
+      </w:pPr>
+      <w:r>
+        <w:t>Practice 1: explain the deciding evidence</w:t>
+      </w:r>
+    </w:p>
+    <w:p>
+      <w:r>
+        <w:t>Which labelled step matches this detail? Store input, contract result, rule version and prediction.</w:t>
+      </w:r>
+    </w:p>
+    <w:p>
+      <w:r>
+        <w:t>1. Invalid cases</w:t>
+      </w:r>
+    </w:p>
+    <w:p>
+      <w:r>
+        <w:t>2. Input contract</w:t>
+      </w:r>
+    </w:p>
+    <w:p>
+      <w:r>
+        <w:t>3. Keep records</w:t>
+      </w:r>
+    </w:p>
+    <w:p>
+      <w:r>
+        <w:t>4. Valid cases</w:t>
+      </w:r>
+    </w:p>
+    <w:p>
+      <w:pPr>
+        <w:pStyle w:val="Heading3"/>
+      </w:pPr>
+      <w:r>
+        <w:t>My selected conclusion, deciding fact and explanation</w:t>
+      </w:r>
+    </w:p>
+    <w:p>
+      <w:r>
+        <w:t>________________________________________________________________</w:t>
+      </w:r>
+    </w:p>
+    <w:p>
+      <w:r>
+        <w:t>________________________________________________________________</w:t>
+      </w:r>
+    </w:p>
+    <w:p>
+      <w:r>
+        <w:t>________________________________________________________________</w:t>
+      </w:r>
+    </w:p>
+    <w:p>
+      <w:r>
+        <w:t>________________________________________________________________</w:t>
+      </w:r>
+    </w:p>
+    <w:p>
+      <w:r>
+        <w:t>________________________________________________________________</w:t>
+      </w:r>
+    </w:p>
+    <w:p>
+      <w:r>
+        <w:t>Hint if needed: Read the steps in the pictorial case. Match the supplied detail to the stage that performs or records it.</w:t>
+      </w:r>
+    </w:p>
+    <w:p>
+      <w:r>
+        <w:t>After your attempt, compare with the supported explanation: Keep records Store input, contract result, rule version and prediction. A prediction boundary answers a different question from input validation. Length 9 passes the contract and meets the long boundary. Length 16 must not receive long merely because it exceeds 9: it violates the allowed range first. Zero is permitted and receives short.</w:t>
+      </w:r>
+    </w:p>
+    <w:p>
+      <w:pPr>
+        <w:pStyle w:val="Heading3"/>
+      </w:pPr>
+      <w:r>
+        <w:t>Practice 2: explain the deciding evidence</w:t>
+      </w:r>
+    </w:p>
+    <w:p>
+      <w:r>
+        <w:t>Changed-case practice: Provide length 9 with unit mm. Which conclusion is supported by the supplied facts?</w:t>
+      </w:r>
+    </w:p>
+    <w:p>
+      <w:r>
+        <w:t>1. Request clarification rather than predicting long.</w:t>
+      </w:r>
+    </w:p>
+    <w:p>
+      <w:r>
+        <w:t>2. This one example guarantees correct results for every future input.</w:t>
+      </w:r>
+    </w:p>
+    <w:p>
+      <w:r>
+        <w:t>3. We can decide the result without examining the changed input or the procedure.</w:t>
+      </w:r>
+    </w:p>
+    <w:p>
+      <w:pPr>
+        <w:pStyle w:val="Heading3"/>
+      </w:pPr>
+      <w:r>
+        <w:t>My selected conclusion, deciding fact and explanation</w:t>
+      </w:r>
+    </w:p>
+    <w:p>
+      <w:r>
+        <w:t>________________________________________________________________</w:t>
+      </w:r>
+    </w:p>
+    <w:p>
+      <w:r>
+        <w:t>________________________________________________________________</w:t>
+      </w:r>
+    </w:p>
+    <w:p>
+      <w:r>
+        <w:t>________________________________________________________________</w:t>
+      </w:r>
+    </w:p>
+    <w:p>
+      <w:r>
+        <w:t>________________________________________________________________</w:t>
+      </w:r>
+    </w:p>
+    <w:p>
+      <w:r>
+        <w:t>________________________________________________________________</w:t>
+      </w:r>
+    </w:p>
+    <w:p>
+      <w:r>
+        <w:t>Hint if needed: Use the changed condition and the deciding step in the pictorial trace. The answer must say what follows from those facts.</w:t>
+      </w:r>
+    </w:p>
+    <w:p>
+      <w:r>
+        <w:t>After your attempt, compare with the supported explanation: Request clarification rather than predicting long. RibbonR requires cm; the unit mismatch fails its declared input contract.</w:t>
+      </w:r>
+    </w:p>
+    <w:p>
+      <w:pPr>
+        <w:pStyle w:val="Heading3"/>
+      </w:pPr>
+      <w:r>
+        <w:t>Repair a missing building block</w:t>
+      </w:r>
+    </w:p>
+    <w:p>
+      <w:r>
+        <w:t>Review Learning from Examples (ai-1/13). Goal: Fit a threshold by tracing predictions and counting disagreements for every candidate. Short practice: Which new measured length would reveal disagreement between the candidates?. Return to this week and explain what you changed.</w:t>
+      </w:r>
+    </w:p>
+    <w:p>
+      <w:r>
+        <w:t>Review Repeating Efficiently (ai-1/11). Goal: Trace a loop by testing its condition before every repetition. Short practice: Trace a fresh start of 9. How many additions occur, and must the report equal 10?. Return to this week and explain what you changed.</w:t>
+      </w:r>
+    </w:p>
+    <w:p>
+      <w:r>
+        <w:t>Review Features: Useful Clues (ai-1/8). Goal: Choose recorded properties that preserve distinctions needed for a stated task. Short practice: Point to the pair that tests pattern, then explain why the sticker is a bad early input.. Return to this week and explain what you changed.</w:t>
+      </w:r>
+    </w:p>
+    <w:p>
+      <w:pPr>
+        <w:pStyle w:val="Heading3"/>
+      </w:pPr>
+      <w:r>
+        <w:t>Keep your completed work</w:t>
+      </w:r>
+    </w:p>
+    <w:p>
+      <w:r>
+        <w:t>Use Download completed work in the hosted lesson to export your answers, reflections, practice feedback and code-run evidence. Open the HTML copy to read or print it. Drafts stay in this browser when storage is available; clear drafts on a shared device.</w:t>
+      </w:r>
+    </w:p>
+    <w:p>
+      <w:pPr>
+        <w:pStyle w:val="Heading3"/>
+      </w:pPr>
+      <w:r>
+        <w:t>What I repaired, the evidence I kept and the next test</w:t>
+      </w:r>
+    </w:p>
+    <w:p>
+      <w:r>
+        <w:t>________________________________________________________________</w:t>
+      </w:r>
+    </w:p>
+    <w:p>
+      <w:r>
+        <w:t>________________________________________________________________</w:t>
+      </w:r>
+    </w:p>
+    <w:p>
+      <w:r>
+        <w:t>________________________________________________________________</w:t>
+      </w:r>
+    </w:p>
+    <w:p>
+      <w:r>
+        <w:t>________________________________________________________________</w:t>
+      </w:r>
+    </w:p>
+    <w:p>
+      <w:r>
+        <w:t>________________________________________________________________</w:t>
+      </w:r>
+    </w:p>
     <w:sectPr>
       <w:pgSz w:w="12240" w:h="15840"/>
       <w:pgMar w:top="936" w:right="1008" w:bottom="936" w:left="1008" w:header="720" w:footer="720" w:gutter="0"/>

--- a/downloads/workbook/ai-1-week-14.docx
+++ b/downloads/workbook/ai-1-week-14.docx
@@ -30,6 +30,17 @@
     </w:p>
     <w:p>
       <w:r>
+        <w:t>Record your starting explanation for Build a Human Classifier before opening notes. Show any later correction separately.</w:t>
+      </w:r>
+    </w:p>
+    <w:p>
+      <w:pPr>
+        <w:spacing w:line="336" w:lineRule="auto" w:after="180"/>
+      </w:pPr>
+      <w:r>
+        <w:rPr>
+          <w:b w:val="0"/>
+        </w:rPr>
         <w:t>Try the recall before opening notes. Then use a different colour or a labelled second line to correct your explanation.</w:t>
       </w:r>
     </w:p>
@@ -42,7 +53,13 @@
       </w:r>
     </w:p>
     <w:p>
-      <w:r>
+      <w:pPr>
+        <w:spacing w:line="336" w:lineRule="auto" w:after="180"/>
+      </w:pPr>
+      <w:r>
+        <w:rPr>
+          <w:b w:val="0"/>
+        </w:rPr>
         <w:t>Without opening the old lesson, explain one key idea from Learning from Examples. Give an example and a mistake that the idea helps you avoid.</w:t>
       </w:r>
     </w:p>
@@ -78,7 +95,13 @@
       </w:r>
     </w:p>
     <w:p>
-      <w:r>
+      <w:pPr>
+        <w:spacing w:line="336" w:lineRule="auto" w:after="180"/>
+      </w:pPr>
+      <w:r>
+        <w:rPr>
+          <w:b w:val="0"/>
+        </w:rPr>
         <w:t>Without opening the old lesson, explain one key idea from Repeating Efficiently. Give an example and a mistake that the idea helps you avoid.</w:t>
       </w:r>
     </w:p>
@@ -114,7 +137,13 @@
       </w:r>
     </w:p>
     <w:p>
-      <w:r>
+      <w:pPr>
+        <w:spacing w:line="336" w:lineRule="auto" w:after="180"/>
+      </w:pPr>
+      <w:r>
+        <w:rPr>
+          <w:b w:val="0"/>
+        </w:rPr>
         <w:t>Without opening the old lesson, explain one key idea from Features: Useful Clues. Give an example and a mistake that the idea helps you avoid.</w:t>
       </w:r>
     </w:p>
@@ -151,7 +180,30 @@
     </w:p>
     <w:p>
       <w:r>
-        <w:t>Use W2: Construct both outcome paths for Constructing a classifier. Record the answer once; the lesson and workbook refer to the same attempt.</w:t>
+        <w:t>Complete the supported Build a Human Classifier trace and record the first step you can explain without help.</w:t>
+      </w:r>
+    </w:p>
+    <w:p>
+      <w:pPr>
+        <w:spacing w:line="336" w:lineRule="auto" w:after="180"/>
+      </w:pPr>
+      <w:r>
+        <w:rPr>
+          <w:b w:val="0"/>
+        </w:rPr>
+        <w:t xml:space="preserve">Use W2: Construct both outcome paths for Constructing a </w:t>
+      </w:r>
+      <w:r>
+        <w:rPr>
+          <w:b/>
+        </w:rPr>
+        <w:t>classifier</w:t>
+      </w:r>
+      <w:r>
+        <w:rPr>
+          <w:b w:val="0"/>
+        </w:rPr>
+        <w:t>. Record the answer once; the lesson and workbook refer to the same attempt.</w:t>
       </w:r>
     </w:p>
     <w:tbl>
@@ -279,7 +331,53 @@
     </w:p>
     <w:p>
       <w:r>
-        <w:t>Use the worked case for Constructing a classifier. Proposed explanation: “Any numeric input must receive a category”. Decide whether this explanation is supported. Point to the step or supplied fact that decides; explain your repair if needed.</w:t>
+        <w:t>Check the proposed Build a Human Classifier explanation against the supplied facts before discussing it.</w:t>
+      </w:r>
+    </w:p>
+    <w:p>
+      <w:pPr>
+        <w:spacing w:line="336" w:lineRule="auto" w:after="180"/>
+      </w:pPr>
+      <w:r>
+        <w:rPr>
+          <w:b w:val="0"/>
+        </w:rPr>
+        <w:t xml:space="preserve">Use the worked case for Constructing a </w:t>
+      </w:r>
+      <w:r>
+        <w:rPr>
+          <w:b/>
+        </w:rPr>
+        <w:t>classifier</w:t>
+      </w:r>
+      <w:r>
+        <w:rPr>
+          <w:b w:val="0"/>
+        </w:rPr>
+        <w:t xml:space="preserve">. Proposed explanation: “Any numeric </w:t>
+      </w:r>
+      <w:r>
+        <w:rPr>
+          <w:b/>
+        </w:rPr>
+        <w:t>input</w:t>
+      </w:r>
+      <w:r>
+        <w:rPr>
+          <w:b w:val="0"/>
+        </w:rPr>
+        <w:t xml:space="preserve"> must receive a category”. Decide whether this explanation is supported.</w:t>
+      </w:r>
+    </w:p>
+    <w:p>
+      <w:pPr>
+        <w:spacing w:line="336" w:lineRule="auto" w:after="180"/>
+      </w:pPr>
+      <w:r>
+        <w:rPr>
+          <w:b w:val="0"/>
+        </w:rPr>
+        <w:t>Point to the step or supplied fact that decides; explain your repair if needed.</w:t>
       </w:r>
     </w:p>
     <w:p>
@@ -319,6 +417,11 @@
       </w:r>
     </w:p>
     <w:p>
+      <w:r>
+        <w:t>Write one first attempt at the reserved independent case before feedback. Repeated copies of that case refer to the same recorded attempt.</w:t>
+      </w:r>
+    </w:p>
+    <w:p>
       <w:pPr>
         <w:pStyle w:val="Heading3"/>
       </w:pPr>
@@ -327,8 +430,49 @@
       </w:r>
     </w:p>
     <w:p>
-      <w:r>
-        <w:t>Design Ribbon1 for ribbon lengths recorded as whole centimetres from 1 through 12 inclusive, with unit cm required. Predict long at 8 cm or more and short otherwise. Write complete instructions and trace 7 cm, 8 cm, a blank length and 13 cm. Include reasons for no prediction and the model version in each record.</w:t>
+      <w:pPr>
+        <w:spacing w:line="336" w:lineRule="auto" w:after="180"/>
+      </w:pPr>
+      <w:r>
+        <w:rPr>
+          <w:b w:val="0"/>
+        </w:rPr>
+        <w:t>Design Ribbon1 for ribbon lengths recorded as whole centimetres from 1 through 12 inclusive, with unit cm required. Predict long at 8 cm or more and short otherwise.</w:t>
+      </w:r>
+    </w:p>
+    <w:p>
+      <w:pPr>
+        <w:spacing w:line="336" w:lineRule="auto" w:after="180"/>
+      </w:pPr>
+      <w:r>
+        <w:rPr>
+          <w:b w:val="0"/>
+        </w:rPr>
+        <w:t xml:space="preserve">Write complete instructions and trace 7 cm, 8 cm, a blank length and 13 cm. Include reasons for </w:t>
+      </w:r>
+      <w:r>
+        <w:rPr>
+          <w:b/>
+        </w:rPr>
+        <w:t>no prediction</w:t>
+      </w:r>
+      <w:r>
+        <w:rPr>
+          <w:b w:val="0"/>
+        </w:rPr>
+        <w:t xml:space="preserve"> and the </w:t>
+      </w:r>
+      <w:r>
+        <w:rPr>
+          <w:b/>
+        </w:rPr>
+        <w:t>model version</w:t>
+      </w:r>
+      <w:r>
+        <w:rPr>
+          <w:b w:val="0"/>
+        </w:rPr>
+        <w:t xml:space="preserve"> in each record.</w:t>
       </w:r>
     </w:p>
     <w:p>
@@ -375,7 +519,13 @@
       </w:r>
     </w:p>
     <w:p>
-      <w:r>
+      <w:pPr>
+        <w:spacing w:line="336" w:lineRule="auto" w:after="180"/>
+      </w:pPr>
+      <w:r>
+        <w:rPr>
+          <w:b w:val="0"/>
+        </w:rPr>
         <w:t>Attempt this case before feedback. Record any help. Earlier examples below are further practice; a case already practised with feedback cannot establish fresh transfer.</w:t>
       </w:r>
     </w:p>
@@ -389,6 +539,17 @@
     </w:p>
     <w:p>
       <w:r>
+        <w:t>Connect the Build a Human Classifier target to a trace and a justified conclusion.</w:t>
+      </w:r>
+    </w:p>
+    <w:p>
+      <w:pPr>
+        <w:spacing w:line="336" w:lineRule="auto" w:after="180"/>
+      </w:pPr>
+      <w:r>
+        <w:rPr>
+          <w:b w:val="0"/>
+        </w:rPr>
         <w:t>A classroom rule labels anything with wings as a bird. Test a bat, a penguin and a toy aeroplane. Define the target independently, then propose a next step without pretending one visual clue solves biology.</w:t>
       </w:r>
     </w:p>
@@ -402,17 +563,58 @@
     </w:p>
     <w:p>
       <w:r>
-        <w:t>A human classifier uses has wheels means vehicle on a bicycle, wheelchair, toy car and boat.</w:t>
-      </w:r>
-    </w:p>
-    <w:p>
-      <w:r>
+        <w:t>Solve the supplied Build a Human Classifier case and show the deciding evidence.</w:t>
+      </w:r>
+    </w:p>
+    <w:p>
+      <w:pPr>
+        <w:spacing w:line="336" w:lineRule="auto" w:after="180"/>
+      </w:pPr>
+      <w:r>
+        <w:rPr>
+          <w:b w:val="0"/>
+        </w:rPr>
+        <w:t xml:space="preserve">A human </w:t>
+      </w:r>
+      <w:r>
+        <w:rPr>
+          <w:b/>
+        </w:rPr>
+        <w:t>classifier</w:t>
+      </w:r>
+      <w:r>
+        <w:rPr>
+          <w:b w:val="0"/>
+        </w:rPr>
+        <w:t xml:space="preserve"> uses has wheels means vehicle on a bicycle, wheelchair, toy car and boat.</w:t>
+      </w:r>
+    </w:p>
+    <w:p>
+      <w:pPr>
+        <w:spacing w:line="336" w:lineRule="auto" w:after="180"/>
+      </w:pPr>
+      <w:r>
+        <w:rPr>
+          <w:b w:val="0"/>
+        </w:rPr>
         <w:t>Apply the rule and identify a limitation.</w:t>
       </w:r>
     </w:p>
     <w:p>
-      <w:r>
-        <w:t>Show your trace, calculation or evidence</w:t>
+      <w:pPr>
+        <w:spacing w:line="336" w:lineRule="auto" w:after="180"/>
+      </w:pPr>
+      <w:r>
+        <w:rPr>
+          <w:b w:val="0"/>
+        </w:rPr>
+        <w:t xml:space="preserve">Show your trace, calculation or </w:t>
+      </w:r>
+      <w:r>
+        <w:rPr>
+          <w:b/>
+        </w:rPr>
+        <w:t>evidence</w:t>
       </w:r>
     </w:p>
     <w:p>
@@ -458,11 +660,41 @@
     </w:p>
     <w:p>
       <w:r>
-        <w:t>Use a human classifier: three sides means triangle; four equal sides means square. Classify a three-sided card and a card whose corner is hidden. When should you pause?</w:t>
-      </w:r>
-    </w:p>
-    <w:p>
-      <w:r>
+        <w:t>Apply the procedure to the changed case and record why the conclusion follows.</w:t>
+      </w:r>
+    </w:p>
+    <w:p>
+      <w:pPr>
+        <w:spacing w:line="336" w:lineRule="auto" w:after="180"/>
+        <w:shd w:fill="F5F1FB"/>
+      </w:pPr>
+      <w:r>
+        <w:rPr>
+          <w:b w:val="0"/>
+        </w:rPr>
+        <w:t xml:space="preserve">Use a human </w:t>
+      </w:r>
+      <w:r>
+        <w:rPr>
+          <w:b/>
+        </w:rPr>
+        <w:t>classifier</w:t>
+      </w:r>
+      <w:r>
+        <w:rPr>
+          <w:b w:val="0"/>
+        </w:rPr>
+        <w:t>: three sides means triangle; four equal sides means square. Classify a three-sided card and a card whose corner is hidden. When should you pause?</w:t>
+      </w:r>
+    </w:p>
+    <w:p>
+      <w:pPr>
+        <w:spacing w:line="336" w:lineRule="auto" w:after="180"/>
+      </w:pPr>
+      <w:r>
+        <w:rPr>
+          <w:b w:val="0"/>
+        </w:rPr>
         <w:t>My independent answer and reason</w:t>
       </w:r>
     </w:p>
@@ -517,7 +749,30 @@
     </w:p>
     <w:p>
       <w:r>
-        <w:t>Create a changed input, boundary case or missing-information case. Write the expected answer or safe response before testing.</w:t>
+        <w:t>Specify a changed input, expected result and observation separately.</w:t>
+      </w:r>
+    </w:p>
+    <w:p>
+      <w:pPr>
+        <w:spacing w:line="336" w:lineRule="auto" w:after="180"/>
+      </w:pPr>
+      <w:r>
+        <w:rPr>
+          <w:b w:val="0"/>
+        </w:rPr>
+        <w:t xml:space="preserve">Create a changed </w:t>
+      </w:r>
+      <w:r>
+        <w:rPr>
+          <w:b/>
+        </w:rPr>
+        <w:t>input</w:t>
+      </w:r>
+      <w:r>
+        <w:rPr>
+          <w:b w:val="0"/>
+        </w:rPr>
+        <w:t>, boundary case or missing-information case. Write the expected answer or safe response before testing.</w:t>
       </w:r>
     </w:p>
     <w:tbl>
@@ -646,12 +901,53 @@
     </w:p>
     <w:p>
       <w:r>
-        <w:t>Make the sorter's current decision boundary visible as a rule chart or feature map.</w:t>
-      </w:r>
-    </w:p>
-    <w:p>
-      <w:r>
-        <w:t>The project change and evidence I will keep</w:t>
+        <w:t>Justify what Build a Human Classifier adds to Helpful Classroom Sorter and keep the evidence.</w:t>
+      </w:r>
+    </w:p>
+    <w:p>
+      <w:pPr>
+        <w:spacing w:line="336" w:lineRule="auto" w:after="180"/>
+      </w:pPr>
+      <w:r>
+        <w:rPr>
+          <w:b w:val="0"/>
+        </w:rPr>
+        <w:t xml:space="preserve">Make the sorter's current </w:t>
+      </w:r>
+      <w:r>
+        <w:rPr>
+          <w:b/>
+        </w:rPr>
+        <w:t>decision boundary</w:t>
+      </w:r>
+      <w:r>
+        <w:rPr>
+          <w:b w:val="0"/>
+        </w:rPr>
+        <w:t xml:space="preserve"> visible as a rule chart or feature map.</w:t>
+      </w:r>
+    </w:p>
+    <w:p>
+      <w:pPr>
+        <w:spacing w:line="336" w:lineRule="auto" w:after="180"/>
+      </w:pPr>
+      <w:r>
+        <w:rPr>
+          <w:b w:val="0"/>
+        </w:rPr>
+        <w:t xml:space="preserve">The project change and </w:t>
+      </w:r>
+      <w:r>
+        <w:rPr>
+          <w:b/>
+        </w:rPr>
+        <w:t>evidence</w:t>
+      </w:r>
+      <w:r>
+        <w:rPr>
+          <w:b w:val="0"/>
+        </w:rPr>
+        <w:t xml:space="preserve"> I will keep</w:t>
       </w:r>
     </w:p>
     <w:p>
@@ -697,11 +993,54 @@
     </w:p>
     <w:p>
       <w:r>
-        <w:t>I can explain the mechanism. I can show evidence. I can handle a changed case. I can name a limit. Mark each as not yet, with help or independently, and attach supporting work.</w:t>
-      </w:r>
-    </w:p>
-    <w:p>
-      <w:r>
+        <w:t>Judge explanation, evidence, transfer and limits separately; attach the work behind your judgement.</w:t>
+      </w:r>
+    </w:p>
+    <w:p>
+      <w:pPr>
+        <w:pStyle w:val="ListBullet"/>
+      </w:pPr>
+      <w:r>
+        <w:t>I can explain the mechanism.</w:t>
+      </w:r>
+    </w:p>
+    <w:p>
+      <w:pPr>
+        <w:pStyle w:val="ListBullet"/>
+      </w:pPr>
+      <w:r>
+        <w:t>I can show evidence.</w:t>
+      </w:r>
+    </w:p>
+    <w:p>
+      <w:pPr>
+        <w:pStyle w:val="ListBullet"/>
+      </w:pPr>
+      <w:r>
+        <w:t>I can handle a changed case.</w:t>
+      </w:r>
+    </w:p>
+    <w:p>
+      <w:pPr>
+        <w:pStyle w:val="ListBullet"/>
+      </w:pPr>
+      <w:r>
+        <w:t>I can name a limit.</w:t>
+      </w:r>
+    </w:p>
+    <w:p>
+      <w:r>
+        <w:t>Mark each as not yet, with help or independently, and attach supporting work.</w:t>
+      </w:r>
+    </w:p>
+    <w:p>
+      <w:pPr>
+        <w:spacing w:line="336" w:lineRule="auto" w:after="180"/>
+      </w:pPr>
+      <w:r>
+        <w:rPr>
+          <w:b w:val="0"/>
+        </w:rPr>
         <w:t>Teacher review ____________________  Next step ____________________</w:t>
       </w:r>
     </w:p>
@@ -715,6 +1054,17 @@
     </w:p>
     <w:p>
       <w:r>
+        <w:t>Use this earlier case as transfer practice. A case already discussed with feedback is not fresh assessment evidence.</w:t>
+      </w:r>
+    </w:p>
+    <w:p>
+      <w:pPr>
+        <w:spacing w:line="336" w:lineRule="auto" w:after="180"/>
+      </w:pPr>
+      <w:r>
+        <w:rPr>
+          <w:b w:val="0"/>
+        </w:rPr>
         <w:t>A classroom rule labels anything with wings as a bird. Test a bat, a penguin and a toy aeroplane. Define the target independently, then propose a next step without pretending one visual clue solves biology.</w:t>
       </w:r>
     </w:p>
@@ -762,7 +1112,13 @@
       </w:r>
     </w:p>
     <w:p>
-      <w:r>
+      <w:pPr>
+        <w:spacing w:line="336" w:lineRule="auto" w:after="180"/>
+      </w:pPr>
+      <w:r>
+        <w:rPr>
+          <w:b w:val="0"/>
+        </w:rPr>
         <w:t>Record support used: none, hint or teacher explanation.</w:t>
       </w:r>
     </w:p>
@@ -776,7 +1132,42 @@
     </w:p>
     <w:p>
       <w:r>
-        <w:t>Write the complete Tower1 input contract. Give one accepted example and three different rejected examples, each with its reason. Explain why an accepted input does not have to be one of the examples used to fit the threshold.</w:t>
+        <w:t>Write an input contract. Apply the supplied Build a Human Classifier facts and keep your reasoning.</w:t>
+      </w:r>
+    </w:p>
+    <w:p>
+      <w:pPr>
+        <w:spacing w:line="336" w:lineRule="auto" w:after="180"/>
+      </w:pPr>
+      <w:r>
+        <w:rPr>
+          <w:b w:val="0"/>
+        </w:rPr>
+        <w:t xml:space="preserve">Write the complete Tower1 </w:t>
+      </w:r>
+      <w:r>
+        <w:rPr>
+          <w:b/>
+        </w:rPr>
+        <w:t>input contract</w:t>
+      </w:r>
+      <w:r>
+        <w:rPr>
+          <w:b w:val="0"/>
+        </w:rPr>
+        <w:t xml:space="preserve">. Give one accepted example and three different rejected examples, each with its reason. Explain why an accepted </w:t>
+      </w:r>
+      <w:r>
+        <w:rPr>
+          <w:b/>
+        </w:rPr>
+        <w:t>input</w:t>
+      </w:r>
+      <w:r>
+        <w:rPr>
+          <w:b w:val="0"/>
+        </w:rPr>
+        <w:t xml:space="preserve"> does not have to be one of the examples used to fit the threshold.</w:t>
       </w:r>
     </w:p>
     <w:p>
@@ -832,7 +1223,30 @@
     </w:p>
     <w:p>
       <w:r>
-        <w:t>Write numbered instructions for Tower1, including input checks, the stopping path after a failed check, the threshold rule and the record to keep. Your partner must be able to use them without supplying an unstated rule.</w:t>
+        <w:t>Construct both outcome paths. Apply the supplied Build a Human Classifier facts and keep your reasoning.</w:t>
+      </w:r>
+    </w:p>
+    <w:p>
+      <w:pPr>
+        <w:spacing w:line="336" w:lineRule="auto" w:after="180"/>
+      </w:pPr>
+      <w:r>
+        <w:rPr>
+          <w:b w:val="0"/>
+        </w:rPr>
+        <w:t xml:space="preserve">Write numbered instructions for Tower1, including </w:t>
+      </w:r>
+      <w:r>
+        <w:rPr>
+          <w:b/>
+        </w:rPr>
+        <w:t>input</w:t>
+      </w:r>
+      <w:r>
+        <w:rPr>
+          <w:b w:val="0"/>
+        </w:rPr>
+        <w:t xml:space="preserve"> checks, the stopping path after a failed check, the threshold rule and the record to keep. Your partner must be able to use them without supplying an unstated rule.</w:t>
       </w:r>
     </w:p>
     <w:p>
@@ -893,7 +1307,41 @@
     </w:p>
     <w:p>
       <w:r>
-        <w:t>Trace 1 cm, 5 cm, 6 cm, 10 cm and 11 cm using Tower1. A faulty procedure records no prediction for a blank, then continues and treats the blank as zero to report short. Identify the missing instruction and the proper final outcome.</w:t>
+        <w:t>Trace boundaries and a broken path. Apply the supplied Build a Human Classifier facts and keep your reasoning.</w:t>
+      </w:r>
+    </w:p>
+    <w:p>
+      <w:pPr>
+        <w:spacing w:line="336" w:lineRule="auto" w:after="180"/>
+      </w:pPr>
+      <w:r>
+        <w:rPr>
+          <w:b w:val="0"/>
+        </w:rPr>
+        <w:t xml:space="preserve">Trace 1 cm, 5 cm, 6 cm, 10 cm and 11 cm using Tower1. A faulty procedure records </w:t>
+      </w:r>
+      <w:r>
+        <w:rPr>
+          <w:b/>
+        </w:rPr>
+        <w:t>no prediction</w:t>
+      </w:r>
+      <w:r>
+        <w:rPr>
+          <w:b w:val="0"/>
+        </w:rPr>
+        <w:t xml:space="preserve"> for a blank, then continues and treats the blank as zero to report short.</w:t>
+      </w:r>
+    </w:p>
+    <w:p>
+      <w:pPr>
+        <w:spacing w:line="336" w:lineRule="auto" w:after="180"/>
+      </w:pPr>
+      <w:r>
+        <w:rPr>
+          <w:b w:val="0"/>
+        </w:rPr>
+        <w:t>Identify the missing instruction and the proper final outcome.</w:t>
       </w:r>
     </w:p>
     <w:p>
@@ -944,7 +1392,53 @@
     </w:p>
     <w:p>
       <w:r>
-        <w:t>Design Ribbon1 for ribbon lengths recorded as whole centimetres from 1 through 12 inclusive, with unit cm required. Predict long at 8 cm or more and short otherwise. Write complete instructions and trace 7 cm, 8 cm, a blank length and 13 cm. Include reasons for no prediction and the model version in each record.</w:t>
+        <w:t>Attempt before feedback. If this repeats the selected independent case, reuse that first attempt; otherwise keep a separate record. Build an independent ribbon classifier. Apply the supplied Build a Human Classifier facts and keep your reasoning.</w:t>
+      </w:r>
+    </w:p>
+    <w:p>
+      <w:pPr>
+        <w:spacing w:line="336" w:lineRule="auto" w:after="180"/>
+      </w:pPr>
+      <w:r>
+        <w:rPr>
+          <w:b w:val="0"/>
+        </w:rPr>
+        <w:t>Design Ribbon1 for ribbon lengths recorded as whole centimetres from 1 through 12 inclusive, with unit cm required. Predict long at 8 cm or more and short otherwise.</w:t>
+      </w:r>
+    </w:p>
+    <w:p>
+      <w:pPr>
+        <w:spacing w:line="336" w:lineRule="auto" w:after="180"/>
+      </w:pPr>
+      <w:r>
+        <w:rPr>
+          <w:b w:val="0"/>
+        </w:rPr>
+        <w:t xml:space="preserve">Write complete instructions and trace 7 cm, 8 cm, a blank length and 13 cm. Include reasons for </w:t>
+      </w:r>
+      <w:r>
+        <w:rPr>
+          <w:b/>
+        </w:rPr>
+        <w:t>no prediction</w:t>
+      </w:r>
+      <w:r>
+        <w:rPr>
+          <w:b w:val="0"/>
+        </w:rPr>
+        <w:t xml:space="preserve"> and the </w:t>
+      </w:r>
+      <w:r>
+        <w:rPr>
+          <w:b/>
+        </w:rPr>
+        <w:t>model version</w:t>
+      </w:r>
+      <w:r>
+        <w:rPr>
+          <w:b w:val="0"/>
+        </w:rPr>
+        <w:t xml:space="preserve"> in each record.</w:t>
       </w:r>
     </w:p>
     <w:p>
@@ -1005,7 +1499,29 @@
     </w:p>
     <w:p>
       <w:r>
-        <w:t>Ribbon1 accepts 12 cm and predicts long. No comparison label has been supplied for that record. State what has been checked and what remains unknown. Explain why changing a blank to 1 cm just to produce a category would be a mistake.</w:t>
+        <w:t>Explain what your procedure establishes. Apply the supplied Build a Human Classifier facts and keep your reasoning.</w:t>
+      </w:r>
+    </w:p>
+    <w:p>
+      <w:pPr>
+        <w:spacing w:line="336" w:lineRule="auto" w:after="180"/>
+      </w:pPr>
+      <w:r>
+        <w:rPr>
+          <w:b w:val="0"/>
+        </w:rPr>
+        <w:t>Ribbon1 accepts 12 cm and predicts long. No comparison label has been supplied for that record. State what has been checked and what remains unknown.</w:t>
+      </w:r>
+    </w:p>
+    <w:p>
+      <w:pPr>
+        <w:spacing w:line="336" w:lineRule="auto" w:after="180"/>
+      </w:pPr>
+      <w:r>
+        <w:rPr>
+          <w:b w:val="0"/>
+        </w:rPr>
+        <w:t>Explain why changing a blank to 1 cm just to produce a category would be a mistake.</w:t>
       </w:r>
     </w:p>
     <w:p>
@@ -1052,6 +1568,11 @@
       </w:pPr>
       <w:r>
         <w:t>17. Feedback, return check and learning record</w:t>
+      </w:r>
+    </w:p>
+    <w:p>
+      <w:r>
+        <w:t>Record the first repaired step and a different case to revisit after a delay.</w:t>
       </w:r>
     </w:p>
     <w:tbl>
@@ -1191,7 +1712,13 @@
       </w:tr>
     </w:tbl>
     <w:p>
-      <w:r>
+      <w:pPr>
+        <w:spacing w:line="336" w:lineRule="auto" w:after="180"/>
+      </w:pPr>
+      <w:r>
+        <w:rPr>
+          <w:b w:val="0"/>
+        </w:rPr>
         <w:t>Revisit this idea with your teacher after a delay. Familiarity is different from explaining and using it on a changed case.</w:t>
       </w:r>
     </w:p>
@@ -1205,16 +1732,51 @@
     </w:p>
     <w:p>
       <w:r>
+        <w:t>A fictional ribbon sorter uses a fixed instruction card called RibbonR. Explain the labelled step before checking the changed condition.</w:t>
+      </w:r>
+    </w:p>
+    <w:p>
+      <w:pPr>
+        <w:spacing w:line="336" w:lineRule="auto" w:after="180"/>
+      </w:pPr>
+      <w:r>
+        <w:rPr>
+          <w:b w:val="0"/>
+        </w:rPr>
         <w:t>A fictional ribbon sorter uses a fixed instruction card called RibbonR.</w:t>
       </w:r>
     </w:p>
     <w:p>
-      <w:r>
-        <w:t>Valid input: whole-number length from 0 to 15 with unit cm.</w:t>
-      </w:r>
-    </w:p>
-    <w:p>
-      <w:r>
+      <w:pPr>
+        <w:spacing w:line="336" w:lineRule="auto" w:after="180"/>
+      </w:pPr>
+      <w:r>
+        <w:rPr>
+          <w:b w:val="0"/>
+        </w:rPr>
+        <w:t xml:space="preserve">Valid </w:t>
+      </w:r>
+      <w:r>
+        <w:rPr>
+          <w:b/>
+        </w:rPr>
+        <w:t>input</w:t>
+      </w:r>
+      <w:r>
+        <w:rPr>
+          <w:b w:val="0"/>
+        </w:rPr>
+        <w:t>: whole-number length from 0 to 15 with unit cm.</w:t>
+      </w:r>
+    </w:p>
+    <w:p>
+      <w:pPr>
+        <w:spacing w:line="336" w:lineRule="auto" w:after="180"/>
+      </w:pPr>
+      <w:r>
+        <w:rPr>
+          <w:b w:val="0"/>
+        </w:rPr>
         <w:t>Predict long at least 9 cm; otherwise short. Missing, wrong-unit or out-of-range values request clarification.</w:t>
       </w:r>
     </w:p>
@@ -1255,7 +1817,13 @@
       </w:r>
     </w:p>
     <w:p>
-      <w:r>
+      <w:pPr>
+        <w:spacing w:line="336" w:lineRule="auto" w:after="180"/>
+      </w:pPr>
+      <w:r>
+        <w:rPr>
+          <w:b w:val="0"/>
+        </w:rPr>
         <w:t>Trace 0 cm and explain why clarification is different from predicting short.</w:t>
       </w:r>
     </w:p>
@@ -1298,12 +1866,45 @@
       </w:r>
     </w:p>
     <w:p>
-      <w:r>
-        <w:t>Support used: alone / hint / worked example. This record is practice evidence.</w:t>
-      </w:r>
-    </w:p>
-    <w:p>
-      <w:r>
+      <w:pPr>
+        <w:pStyle w:val="Heading3"/>
+      </w:pPr>
+      <w:r>
+        <w:t>Record the help used</w:t>
+      </w:r>
+    </w:p>
+    <w:p>
+      <w:pPr>
+        <w:spacing w:line="336" w:lineRule="auto" w:after="180"/>
+        <w:shd w:fill="F1F6F8"/>
+      </w:pPr>
+      <w:r>
+        <w:rPr>
+          <w:b w:val="0"/>
+        </w:rPr>
+        <w:t xml:space="preserve">Support used: alone / hint / worked example. This record is practice </w:t>
+      </w:r>
+      <w:r>
+        <w:rPr>
+          <w:b/>
+        </w:rPr>
+        <w:t>evidence</w:t>
+      </w:r>
+      <w:r>
+        <w:rPr>
+          <w:b w:val="0"/>
+        </w:rPr>
+        <w:t>.</w:t>
+      </w:r>
+    </w:p>
+    <w:p>
+      <w:pPr>
+        <w:spacing w:line="336" w:lineRule="auto" w:after="180"/>
+      </w:pPr>
+      <w:r>
+        <w:rPr>
+          <w:b w:val="0"/>
+        </w:rPr>
         <w:t>Project connection: Create a sorter instruction card covering valid values, equality, missing fields and who can resolve clarification requests.</w:t>
       </w:r>
     </w:p>
@@ -1317,16 +1918,39 @@
     </w:p>
     <w:p>
       <w:r>
+        <w:t>Keep this week’s input, deciding step, result and limit together in the Helpful Classroom Sorter record.</w:t>
+      </w:r>
+    </w:p>
+    <w:p>
+      <w:pPr>
+        <w:spacing w:line="336" w:lineRule="auto" w:after="180"/>
+      </w:pPr>
+      <w:r>
+        <w:rPr>
+          <w:b w:val="0"/>
+        </w:rPr>
         <w:t>Project: Helpful Classroom Sorter</w:t>
       </w:r>
     </w:p>
     <w:p>
-      <w:r>
+      <w:pPr>
+        <w:spacing w:line="336" w:lineRule="auto" w:after="180"/>
+      </w:pPr>
+      <w:r>
+        <w:rPr>
+          <w:b w:val="0"/>
+        </w:rPr>
         <w:t>Current milestone: Test changed cases. Keep normal, boundary and failure cases; compare expected and observed results.</w:t>
       </w:r>
     </w:p>
     <w:p>
-      <w:r>
+      <w:pPr>
+        <w:spacing w:line="336" w:lineRule="auto" w:after="180"/>
+      </w:pPr>
+      <w:r>
+        <w:rPr>
+          <w:b w:val="0"/>
+        </w:rPr>
         <w:t>Create a sorter instruction card covering valid values, equality, missing fields and who can resolve clarification requests.</w:t>
       </w:r>
     </w:p>
@@ -1489,11 +2113,28 @@
     </w:p>
     <w:p>
       <w:r>
+        <w:t>Try the supported questions before comparing with hints and feedback. Record what you repaired and the evidence you retained.</w:t>
+      </w:r>
+    </w:p>
+    <w:p>
+      <w:pPr>
+        <w:spacing w:line="336" w:lineRule="auto" w:after="180"/>
+      </w:pPr>
+      <w:r>
+        <w:rPr>
+          <w:b w:val="0"/>
+        </w:rPr>
         <w:t>Use this supported practice once, in the browser or on paper. Keep the reserved independent assessment for a separate first attempt before teacher feedback.</w:t>
       </w:r>
     </w:p>
     <w:p>
-      <w:r>
+      <w:pPr>
+        <w:spacing w:line="336" w:lineRule="auto" w:after="180"/>
+      </w:pPr>
+      <w:r>
+        <w:rPr>
+          <w:b w:val="0"/>
+        </w:rPr>
         <w:t>A fictional ribbon sorter uses a fixed instruction card called RibbonR.</w:t>
       </w:r>
     </w:p>
@@ -1506,27 +2147,91 @@
       </w:r>
     </w:p>
     <w:p>
-      <w:r>
-        <w:t>Which labelled step matches this detail? Store input, contract result, rule version and prediction.</w:t>
-      </w:r>
-    </w:p>
-    <w:p>
-      <w:r>
+      <w:pPr>
+        <w:spacing w:line="336" w:lineRule="auto" w:after="180"/>
+      </w:pPr>
+      <w:r>
+        <w:rPr>
+          <w:b w:val="0"/>
+        </w:rPr>
+        <w:t xml:space="preserve">Which labelled step matches this detail? Store </w:t>
+      </w:r>
+      <w:r>
+        <w:rPr>
+          <w:b/>
+        </w:rPr>
+        <w:t>input</w:t>
+      </w:r>
+      <w:r>
+        <w:rPr>
+          <w:b w:val="0"/>
+        </w:rPr>
+        <w:t xml:space="preserve">, contract result, rule version and </w:t>
+      </w:r>
+      <w:r>
+        <w:rPr>
+          <w:b/>
+        </w:rPr>
+        <w:t>prediction</w:t>
+      </w:r>
+      <w:r>
+        <w:rPr>
+          <w:b w:val="0"/>
+        </w:rPr>
+        <w:t>.</w:t>
+      </w:r>
+    </w:p>
+    <w:p>
+      <w:pPr>
+        <w:spacing w:line="336" w:lineRule="auto" w:after="180"/>
+        <w:shd w:fill="F4F9FC"/>
+      </w:pPr>
+      <w:r>
+        <w:rPr>
+          <w:b w:val="0"/>
+        </w:rPr>
         <w:t>1. Invalid cases</w:t>
       </w:r>
     </w:p>
     <w:p>
-      <w:r>
-        <w:t>2. Input contract</w:t>
-      </w:r>
-    </w:p>
-    <w:p>
-      <w:r>
+      <w:pPr>
+        <w:spacing w:line="336" w:lineRule="auto" w:after="180"/>
+        <w:shd w:fill="F4F9FC"/>
+      </w:pPr>
+      <w:r>
+        <w:rPr>
+          <w:b w:val="0"/>
+        </w:rPr>
+        <w:t xml:space="preserve">2. </w:t>
+      </w:r>
+      <w:r>
+        <w:rPr>
+          <w:b/>
+        </w:rPr>
+        <w:t>Input contract</w:t>
+      </w:r>
+    </w:p>
+    <w:p>
+      <w:pPr>
+        <w:spacing w:line="336" w:lineRule="auto" w:after="180"/>
+        <w:shd w:fill="F4F9FC"/>
+      </w:pPr>
+      <w:r>
+        <w:rPr>
+          <w:b w:val="0"/>
+        </w:rPr>
         <w:t>3. Keep records</w:t>
       </w:r>
     </w:p>
     <w:p>
-      <w:r>
+      <w:pPr>
+        <w:spacing w:line="336" w:lineRule="auto" w:after="180"/>
+        <w:shd w:fill="F4F9FC"/>
+      </w:pPr>
+      <w:r>
+        <w:rPr>
+          <w:b w:val="0"/>
+        </w:rPr>
         <w:t>4. Valid cases</w:t>
       </w:r>
     </w:p>
@@ -1564,41 +2269,203 @@
       </w:r>
     </w:p>
     <w:p>
-      <w:r>
+      <w:pPr>
+        <w:pStyle w:val="Heading3"/>
+      </w:pPr>
+      <w:r>
+        <w:t>Hint · try first</w:t>
+      </w:r>
+    </w:p>
+    <w:p>
+      <w:pPr>
+        <w:spacing w:line="336" w:lineRule="auto" w:after="180"/>
+        <w:shd w:fill="F1F6F8"/>
+      </w:pPr>
+      <w:r>
+        <w:rPr>
+          <w:b w:val="0"/>
+        </w:rPr>
         <w:t>Hint if needed: Read the steps in the pictorial case. Match the supplied detail to the stage that performs or records it.</w:t>
       </w:r>
     </w:p>
     <w:p>
-      <w:r>
-        <w:t>After your attempt, compare with the supported explanation: Keep records Store input, contract result, rule version and prediction. A prediction boundary answers a different question from input validation. Length 9 passes the contract and meets the long boundary. Length 16 must not receive long merely because it exceeds 9: it violates the allowed range first. Zero is permitted and receives short.</w:t>
-      </w:r>
-    </w:p>
-    <w:p>
       <w:pPr>
         <w:pStyle w:val="Heading3"/>
       </w:pPr>
       <w:r>
+        <w:t>Feedback · compare after trying</w:t>
+      </w:r>
+    </w:p>
+    <w:p>
+      <w:pPr>
+        <w:spacing w:line="336" w:lineRule="auto" w:after="180"/>
+        <w:shd w:fill="F1F6FC"/>
+      </w:pPr>
+      <w:r>
+        <w:rPr>
+          <w:b w:val="0"/>
+        </w:rPr>
+        <w:t xml:space="preserve">After your attempt, compare with the supported explanation: Keep records Store </w:t>
+      </w:r>
+      <w:r>
+        <w:rPr>
+          <w:b/>
+        </w:rPr>
+        <w:t>input</w:t>
+      </w:r>
+      <w:r>
+        <w:rPr>
+          <w:b w:val="0"/>
+        </w:rPr>
+        <w:t xml:space="preserve">, contract result, rule version and </w:t>
+      </w:r>
+      <w:r>
+        <w:rPr>
+          <w:b/>
+        </w:rPr>
+        <w:t>prediction</w:t>
+      </w:r>
+      <w:r>
+        <w:rPr>
+          <w:b w:val="0"/>
+        </w:rPr>
+        <w:t xml:space="preserve">. A </w:t>
+      </w:r>
+      <w:r>
+        <w:rPr>
+          <w:b/>
+        </w:rPr>
+        <w:t>prediction</w:t>
+      </w:r>
+      <w:r>
+        <w:rPr>
+          <w:b w:val="0"/>
+        </w:rPr>
+        <w:t xml:space="preserve"> boundary answers a different question from </w:t>
+      </w:r>
+      <w:r>
+        <w:rPr>
+          <w:b/>
+        </w:rPr>
+        <w:t>input</w:t>
+      </w:r>
+      <w:r>
+        <w:rPr>
+          <w:b w:val="0"/>
+        </w:rPr>
+        <w:t xml:space="preserve"> </w:t>
+      </w:r>
+      <w:r>
+        <w:rPr>
+          <w:b/>
+        </w:rPr>
+        <w:t>validation</w:t>
+      </w:r>
+      <w:r>
+        <w:rPr>
+          <w:b w:val="0"/>
+        </w:rPr>
+        <w:t>.</w:t>
+      </w:r>
+    </w:p>
+    <w:p>
+      <w:pPr>
+        <w:spacing w:line="336" w:lineRule="auto" w:after="180"/>
+        <w:shd w:fill="F1F6FC"/>
+      </w:pPr>
+      <w:r>
+        <w:rPr>
+          <w:b w:val="0"/>
+        </w:rPr>
+        <w:t>Length 9 passes the contract and meets the long boundary. Length 16 must not receive long merely because it exceeds 9: it violates the allowed range first. Zero is permitted and receives short.</w:t>
+      </w:r>
+    </w:p>
+    <w:p>
+      <w:pPr>
+        <w:pStyle w:val="Heading3"/>
+      </w:pPr>
+      <w:r>
         <w:t>Practice 2: explain the deciding evidence</w:t>
       </w:r>
     </w:p>
     <w:p>
-      <w:r>
+      <w:pPr>
+        <w:pStyle w:val="Heading3"/>
+      </w:pPr>
+      <w:r>
+        <w:t>Changed case · predict first</w:t>
+      </w:r>
+    </w:p>
+    <w:p>
+      <w:pPr>
+        <w:spacing w:line="336" w:lineRule="auto" w:after="180"/>
+        <w:shd w:fill="F5F1FB"/>
+      </w:pPr>
+      <w:r>
+        <w:rPr>
+          <w:b w:val="0"/>
+        </w:rPr>
         <w:t>Changed-case practice: Provide length 9 with unit mm. Which conclusion is supported by the supplied facts?</w:t>
       </w:r>
     </w:p>
     <w:p>
-      <w:r>
+      <w:pPr>
+        <w:spacing w:line="336" w:lineRule="auto" w:after="180"/>
+        <w:shd w:fill="F4F9FC"/>
+      </w:pPr>
+      <w:r>
+        <w:rPr>
+          <w:b w:val="0"/>
+        </w:rPr>
         <w:t>1. Request clarification rather than predicting long.</w:t>
       </w:r>
     </w:p>
     <w:p>
-      <w:r>
-        <w:t>2. This one example guarantees correct results for every future input.</w:t>
-      </w:r>
-    </w:p>
-    <w:p>
-      <w:r>
-        <w:t>3. We can decide the result without examining the changed input or the procedure.</w:t>
+      <w:pPr>
+        <w:spacing w:line="336" w:lineRule="auto" w:after="180"/>
+        <w:shd w:fill="F4F9FC"/>
+      </w:pPr>
+      <w:r>
+        <w:rPr>
+          <w:b w:val="0"/>
+        </w:rPr>
+        <w:t xml:space="preserve">2. This one example guarantees correct results for every future </w:t>
+      </w:r>
+      <w:r>
+        <w:rPr>
+          <w:b/>
+        </w:rPr>
+        <w:t>input</w:t>
+      </w:r>
+      <w:r>
+        <w:rPr>
+          <w:b w:val="0"/>
+        </w:rPr>
+        <w:t>.</w:t>
+      </w:r>
+    </w:p>
+    <w:p>
+      <w:pPr>
+        <w:spacing w:line="336" w:lineRule="auto" w:after="180"/>
+        <w:shd w:fill="F4F9FC"/>
+      </w:pPr>
+      <w:r>
+        <w:rPr>
+          <w:b w:val="0"/>
+        </w:rPr>
+        <w:t xml:space="preserve">3. We can decide the result without examining the changed </w:t>
+      </w:r>
+      <w:r>
+        <w:rPr>
+          <w:b/>
+        </w:rPr>
+        <w:t>input</w:t>
+      </w:r>
+      <w:r>
+        <w:rPr>
+          <w:b w:val="0"/>
+        </w:rPr>
+        <w:t xml:space="preserve"> or the procedure.</w:t>
       </w:r>
     </w:p>
     <w:p>
@@ -1635,36 +2502,153 @@
       </w:r>
     </w:p>
     <w:p>
-      <w:r>
+      <w:pPr>
+        <w:pStyle w:val="Heading3"/>
+      </w:pPr>
+      <w:r>
+        <w:t>Hint · try first</w:t>
+      </w:r>
+    </w:p>
+    <w:p>
+      <w:pPr>
+        <w:spacing w:line="336" w:lineRule="auto" w:after="180"/>
+        <w:shd w:fill="F1F6F8"/>
+      </w:pPr>
+      <w:r>
+        <w:rPr>
+          <w:b w:val="0"/>
+        </w:rPr>
         <w:t>Hint if needed: Use the changed condition and the deciding step in the pictorial trace. The answer must say what follows from those facts.</w:t>
       </w:r>
     </w:p>
     <w:p>
-      <w:r>
-        <w:t>After your attempt, compare with the supported explanation: Request clarification rather than predicting long. RibbonR requires cm; the unit mismatch fails its declared input contract.</w:t>
-      </w:r>
-    </w:p>
-    <w:p>
       <w:pPr>
         <w:pStyle w:val="Heading3"/>
       </w:pPr>
       <w:r>
+        <w:t>Feedback · compare after trying</w:t>
+      </w:r>
+    </w:p>
+    <w:p>
+      <w:pPr>
+        <w:spacing w:line="336" w:lineRule="auto" w:after="180"/>
+        <w:shd w:fill="F1F6FC"/>
+      </w:pPr>
+      <w:r>
+        <w:rPr>
+          <w:b w:val="0"/>
+        </w:rPr>
+        <w:t xml:space="preserve">After your attempt, compare with the supported explanation: Request clarification rather than predicting long. RibbonR requires cm; the unit mismatch fails its declared </w:t>
+      </w:r>
+      <w:r>
+        <w:rPr>
+          <w:b/>
+        </w:rPr>
+        <w:t>input contract</w:t>
+      </w:r>
+      <w:r>
+        <w:rPr>
+          <w:b w:val="0"/>
+        </w:rPr>
+        <w:t>.</w:t>
+      </w:r>
+    </w:p>
+    <w:p>
+      <w:pPr>
+        <w:pStyle w:val="Heading3"/>
+      </w:pPr>
+      <w:r>
         <w:t>Repair a missing building block</w:t>
       </w:r>
     </w:p>
     <w:p>
-      <w:r>
-        <w:t>Review Learning from Examples (ai-1/13). Goal: Fit a threshold by tracing predictions and counting disagreements for every candidate. Short practice: Which new measured length would reveal disagreement between the candidates?. Return to this week and explain what you changed.</w:t>
-      </w:r>
-    </w:p>
-    <w:p>
-      <w:r>
-        <w:t>Review Repeating Efficiently (ai-1/11). Goal: Trace a loop by testing its condition before every repetition. Short practice: Trace a fresh start of 9. How many additions occur, and must the report equal 10?. Return to this week and explain what you changed.</w:t>
-      </w:r>
-    </w:p>
-    <w:p>
-      <w:r>
-        <w:t>Review Features: Useful Clues (ai-1/8). Goal: Choose recorded properties that preserve distinctions needed for a stated task. Short practice: Point to the pair that tests pattern, then explain why the sticker is a bad early input.. Return to this week and explain what you changed.</w:t>
+      <w:pPr>
+        <w:spacing w:line="336" w:lineRule="auto" w:after="180"/>
+      </w:pPr>
+      <w:r>
+        <w:rPr>
+          <w:b w:val="0"/>
+        </w:rPr>
+        <w:t xml:space="preserve">Review Learning from Examples (ai-1/13). Goal: Fit a threshold by tracing </w:t>
+      </w:r>
+      <w:r>
+        <w:rPr>
+          <w:b/>
+        </w:rPr>
+        <w:t>prediction</w:t>
+      </w:r>
+      <w:r>
+        <w:rPr>
+          <w:b w:val="0"/>
+        </w:rPr>
+        <w:t>s and counting disagreements for every candidate. Short practice: Which new measured length would reveal disagreement between the candidates?.</w:t>
+      </w:r>
+    </w:p>
+    <w:p>
+      <w:pPr>
+        <w:spacing w:line="336" w:lineRule="auto" w:after="180"/>
+      </w:pPr>
+      <w:r>
+        <w:rPr>
+          <w:b w:val="0"/>
+        </w:rPr>
+        <w:t>Return to this week and explain what you changed.</w:t>
+      </w:r>
+    </w:p>
+    <w:p>
+      <w:pPr>
+        <w:spacing w:line="336" w:lineRule="auto" w:after="180"/>
+      </w:pPr>
+      <w:r>
+        <w:rPr>
+          <w:b w:val="0"/>
+        </w:rPr>
+        <w:t>Review Repeating Efficiently (ai-1/11). Goal: Trace a loop by testing its condition before every repetition. Short practice: Trace a fresh start of 9. How many additions occur, and must the report equal 10?.</w:t>
+      </w:r>
+    </w:p>
+    <w:p>
+      <w:pPr>
+        <w:spacing w:line="336" w:lineRule="auto" w:after="180"/>
+      </w:pPr>
+      <w:r>
+        <w:rPr>
+          <w:b w:val="0"/>
+        </w:rPr>
+        <w:t>Return to this week and explain what you changed.</w:t>
+      </w:r>
+    </w:p>
+    <w:p>
+      <w:pPr>
+        <w:spacing w:line="336" w:lineRule="auto" w:after="180"/>
+      </w:pPr>
+      <w:r>
+        <w:rPr>
+          <w:b w:val="0"/>
+        </w:rPr>
+        <w:t>Review Features: Useful Clues (ai-1/8). Goal: Choose recorded properties that preserve distinctions needed for a stated task.</w:t>
+      </w:r>
+    </w:p>
+    <w:p>
+      <w:pPr>
+        <w:spacing w:line="336" w:lineRule="auto" w:after="180"/>
+      </w:pPr>
+      <w:r>
+        <w:rPr>
+          <w:b w:val="0"/>
+        </w:rPr>
+        <w:t xml:space="preserve">Short practice: Point to the pair that tests pattern, then explain why the sticker is a bad early </w:t>
+      </w:r>
+      <w:r>
+        <w:rPr>
+          <w:b/>
+        </w:rPr>
+        <w:t>input</w:t>
+      </w:r>
+      <w:r>
+        <w:rPr>
+          <w:b w:val="0"/>
+        </w:rPr>
+        <w:t>.. Return to this week and explain what you changed.</w:t>
       </w:r>
     </w:p>
     <w:p>
@@ -1676,8 +2660,37 @@
       </w:r>
     </w:p>
     <w:p>
-      <w:r>
-        <w:t>Use Download completed work in the hosted lesson to export your answers, reflections, practice feedback and code-run evidence. Open the HTML copy to read or print it. Drafts stay in this browser when storage is available; clear drafts on a shared device.</w:t>
+      <w:pPr>
+        <w:spacing w:line="336" w:lineRule="auto" w:after="180"/>
+      </w:pPr>
+      <w:r>
+        <w:rPr>
+          <w:b w:val="0"/>
+        </w:rPr>
+        <w:t xml:space="preserve">Use Download completed work in the hosted lesson to export your answers, reflections, practice feedback and code-run </w:t>
+      </w:r>
+      <w:r>
+        <w:rPr>
+          <w:b/>
+        </w:rPr>
+        <w:t>evidence</w:t>
+      </w:r>
+      <w:r>
+        <w:rPr>
+          <w:b w:val="0"/>
+        </w:rPr>
+        <w:t>. Open the HTML copy to read or print it.</w:t>
+      </w:r>
+    </w:p>
+    <w:p>
+      <w:pPr>
+        <w:spacing w:line="336" w:lineRule="auto" w:after="180"/>
+      </w:pPr>
+      <w:r>
+        <w:rPr>
+          <w:b w:val="0"/>
+        </w:rPr>
+        <w:t>Drafts stay in this browser when storage is available; clear drafts on a shared device.</w:t>
       </w:r>
     </w:p>
     <w:p>
@@ -1691,6 +2704,823 @@
     <w:p>
       <w:r>
         <w:t>________________________________________________________________</w:t>
+      </w:r>
+    </w:p>
+    <w:p>
+      <w:r>
+        <w:t>________________________________________________________________</w:t>
+      </w:r>
+    </w:p>
+    <w:p>
+      <w:r>
+        <w:t>________________________________________________________________</w:t>
+      </w:r>
+    </w:p>
+    <w:p>
+      <w:r>
+        <w:t>________________________________________________________________</w:t>
+      </w:r>
+    </w:p>
+    <w:p>
+      <w:r>
+        <w:t>________________________________________________________________</w:t>
+      </w:r>
+    </w:p>
+    <w:p>
+      <w:pPr>
+        <w:pStyle w:val="Heading1"/>
+      </w:pPr>
+      <w:r>
+        <w:t>21. Visual concept journey</w:t>
+      </w:r>
+    </w:p>
+    <w:p>
+      <w:r>
+        <w:t>Explain each Build a Human Classifier picture from its labels, then record a relevant limit.</w:t>
+      </w:r>
+    </w:p>
+    <w:p>
+      <w:pPr>
+        <w:pStyle w:val="Heading3"/>
+      </w:pPr>
+      <w:r>
+        <w:t>01. Build a Human Classifier: the case</w:t>
+      </w:r>
+    </w:p>
+    <w:p>
+      <w:r>
+        <w:drawing>
+          <wp:inline xmlns:a="http://schemas.openxmlformats.org/drawingml/2006/main" xmlns:pic="http://schemas.openxmlformats.org/drawingml/2006/picture">
+            <wp:extent cx="5486400" cy="2840736"/>
+            <wp:docPr id="2" name="Picture 2" descr="A fictional ribbon sorter uses a fixed instruction card called RibbonR. Supplied facts: Valid input: whole-number length from 0 to 15 with unit cm. Predict long at least 9 cm; otherwise short. Missing, wrong-unit or out-of-range values request clarification."/>
+            <wp:cNvGraphicFramePr>
+              <a:graphicFrameLocks noChangeAspect="1"/>
+            </wp:cNvGraphicFramePr>
+            <a:graphic>
+              <a:graphicData uri="http://schemas.openxmlformats.org/drawingml/2006/picture">
+                <pic:pic>
+                  <pic:nvPicPr>
+                    <pic:cNvPr id="0" name="academy-story-ai-1-14-01.png"/>
+                    <pic:cNvPicPr/>
+                  </pic:nvPicPr>
+                  <pic:blipFill>
+                    <a:blip r:embed="rId10"/>
+                    <a:stretch>
+                      <a:fillRect/>
+                    </a:stretch>
+                  </pic:blipFill>
+                  <pic:spPr>
+                    <a:xfrm>
+                      <a:off x="0" y="0"/>
+                      <a:ext cx="5486400" cy="2840736"/>
+                    </a:xfrm>
+                    <a:prstGeom prst="rect"/>
+                  </pic:spPr>
+                </pic:pic>
+              </a:graphicData>
+            </a:graphic>
+          </wp:inline>
+        </w:drawing>
+      </w:r>
+    </w:p>
+    <w:p>
+      <w:pPr>
+        <w:spacing w:line="336" w:lineRule="auto" w:after="180"/>
+      </w:pPr>
+      <w:r>
+        <w:rPr>
+          <w:b w:val="0"/>
+        </w:rPr>
+        <w:t xml:space="preserve">A fictional ribbon sorter uses a fixed instruction card called RibbonR. Supplied facts: Valid </w:t>
+      </w:r>
+      <w:r>
+        <w:rPr>
+          <w:b/>
+        </w:rPr>
+        <w:t>input</w:t>
+      </w:r>
+      <w:r>
+        <w:rPr>
+          <w:b w:val="0"/>
+        </w:rPr>
+        <w:t>: whole-number length from 0 to 15 with unit cm. Predict long at least 9 cm; otherwise short.</w:t>
+      </w:r>
+    </w:p>
+    <w:p>
+      <w:pPr>
+        <w:spacing w:line="336" w:lineRule="auto" w:after="180"/>
+      </w:pPr>
+      <w:r>
+        <w:rPr>
+          <w:b w:val="0"/>
+        </w:rPr>
+        <w:t>Missing, wrong-unit or out-of-range values request clarification.</w:t>
+      </w:r>
+    </w:p>
+    <w:p>
+      <w:pPr>
+        <w:spacing w:line="336" w:lineRule="auto" w:after="180"/>
+        <w:shd w:fill="F5F1FB"/>
+      </w:pPr>
+      <w:r>
+        <w:rPr>
+          <w:b w:val="0"/>
+        </w:rPr>
+        <w:t>Point to the given fact that matters most. Explain why it matters.</w:t>
+      </w:r>
+    </w:p>
+    <w:p>
+      <w:pPr>
+        <w:pStyle w:val="Heading3"/>
+      </w:pPr>
+      <w:r>
+        <w:t>My picture explanation, deciding evidence and one limit</w:t>
+      </w:r>
+    </w:p>
+    <w:p>
+      <w:r>
+        <w:t>________________________________________________________________</w:t>
+      </w:r>
+    </w:p>
+    <w:p>
+      <w:r>
+        <w:t>________________________________________________________________</w:t>
+      </w:r>
+    </w:p>
+    <w:p>
+      <w:r>
+        <w:t>________________________________________________________________</w:t>
+      </w:r>
+    </w:p>
+    <w:p>
+      <w:r>
+        <w:t>________________________________________________________________</w:t>
+      </w:r>
+    </w:p>
+    <w:p>
+      <w:pPr>
+        <w:pStyle w:val="Heading3"/>
+      </w:pPr>
+      <w:r>
+        <w:t>02. Follow the deciding steps</w:t>
+      </w:r>
+    </w:p>
+    <w:p>
+      <w:r>
+        <w:drawing>
+          <wp:inline xmlns:a="http://schemas.openxmlformats.org/drawingml/2006/main" xmlns:pic="http://schemas.openxmlformats.org/drawingml/2006/picture">
+            <wp:extent cx="5486400" cy="4005072"/>
+            <wp:docPr id="3" name="Picture 3" descr="Input contract: Check that length is present, whole, within 0–15, and in cm. → Valid cases: 8 cm → short; 9 cm → long. → Invalid cases: 16 cm and blank length → clarification, not a forced label. → Keep records: Store input, contract result, rule version and prediction."/>
+            <wp:cNvGraphicFramePr>
+              <a:graphicFrameLocks noChangeAspect="1"/>
+            </wp:cNvGraphicFramePr>
+            <a:graphic>
+              <a:graphicData uri="http://schemas.openxmlformats.org/drawingml/2006/picture">
+                <pic:pic>
+                  <pic:nvPicPr>
+                    <pic:cNvPr id="0" name="academy-story-ai-1-14-02.png"/>
+                    <pic:cNvPicPr/>
+                  </pic:nvPicPr>
+                  <pic:blipFill>
+                    <a:blip r:embed="rId11"/>
+                    <a:stretch>
+                      <a:fillRect/>
+                    </a:stretch>
+                  </pic:blipFill>
+                  <pic:spPr>
+                    <a:xfrm>
+                      <a:off x="0" y="0"/>
+                      <a:ext cx="5486400" cy="4005072"/>
+                    </a:xfrm>
+                    <a:prstGeom prst="rect"/>
+                  </pic:spPr>
+                </pic:pic>
+              </a:graphicData>
+            </a:graphic>
+          </wp:inline>
+        </w:drawing>
+      </w:r>
+    </w:p>
+    <w:p>
+      <w:pPr>
+        <w:spacing w:line="336" w:lineRule="auto" w:after="180"/>
+      </w:pPr>
+      <w:r>
+        <w:rPr>
+          <w:b/>
+        </w:rPr>
+        <w:t>Input contract</w:t>
+      </w:r>
+      <w:r>
+        <w:rPr>
+          <w:b w:val="0"/>
+        </w:rPr>
+        <w:t xml:space="preserve">: Check that length is present, whole, within 0–15, and in cm. → Valid cases: 8 cm → short; 9 cm → long. → Invalid cases: 16 cm and blank length → clarification, not a forced label. → Keep records: Store </w:t>
+      </w:r>
+      <w:r>
+        <w:rPr>
+          <w:b/>
+        </w:rPr>
+        <w:t>input</w:t>
+      </w:r>
+      <w:r>
+        <w:rPr>
+          <w:b w:val="0"/>
+        </w:rPr>
+        <w:t xml:space="preserve">, contract result, rule version and </w:t>
+      </w:r>
+      <w:r>
+        <w:rPr>
+          <w:b/>
+        </w:rPr>
+        <w:t>prediction</w:t>
+      </w:r>
+      <w:r>
+        <w:rPr>
+          <w:b w:val="0"/>
+        </w:rPr>
+        <w:t>.</w:t>
+      </w:r>
+    </w:p>
+    <w:p>
+      <w:pPr>
+        <w:spacing w:line="336" w:lineRule="auto" w:after="180"/>
+        <w:shd w:fill="F5F1FB"/>
+      </w:pPr>
+      <w:r>
+        <w:rPr>
+          <w:b w:val="0"/>
+        </w:rPr>
+        <w:t xml:space="preserve">Point to each numbered stage and explain which recorded </w:t>
+      </w:r>
+      <w:r>
+        <w:rPr>
+          <w:b/>
+        </w:rPr>
+        <w:t>input</w:t>
+      </w:r>
+      <w:r>
+        <w:rPr>
+          <w:b w:val="0"/>
+        </w:rPr>
+        <w:t xml:space="preserve"> it uses.</w:t>
+      </w:r>
+    </w:p>
+    <w:p>
+      <w:pPr>
+        <w:pStyle w:val="Heading3"/>
+      </w:pPr>
+      <w:r>
+        <w:t>My picture explanation, deciding evidence and one limit</w:t>
+      </w:r>
+    </w:p>
+    <w:p>
+      <w:r>
+        <w:t>________________________________________________________________</w:t>
+      </w:r>
+    </w:p>
+    <w:p>
+      <w:r>
+        <w:t>________________________________________________________________</w:t>
+      </w:r>
+    </w:p>
+    <w:p>
+      <w:r>
+        <w:t>________________________________________________________________</w:t>
+      </w:r>
+    </w:p>
+    <w:p>
+      <w:r>
+        <w:t>________________________________________________________________</w:t>
+      </w:r>
+    </w:p>
+    <w:p>
+      <w:pPr>
+        <w:pStyle w:val="Heading3"/>
+      </w:pPr>
+      <w:r>
+        <w:t>03. Three records through the Tower1 classifier</w:t>
+      </w:r>
+    </w:p>
+    <w:p>
+      <w:r>
+        <w:drawing>
+          <wp:inline xmlns:a="http://schemas.openxmlformats.org/drawingml/2006/main" xmlns:pic="http://schemas.openxmlformats.org/drawingml/2006/picture">
+            <wp:extent cx="5486400" cy="2834640"/>
+            <wp:docPr id="4" name="Picture 4" descr="Three records through the Tower1 classifier. 5 cm | Accepted; 5 is below 6 | Tower1 predicts short. 6 cm | Accepted; 6 is at least 6 | Tower1 predicts tall. Height blank | Missing height; stop before rule | Tower1; no prediction"/>
+            <wp:cNvGraphicFramePr>
+              <a:graphicFrameLocks noChangeAspect="1"/>
+            </wp:cNvGraphicFramePr>
+            <a:graphic>
+              <a:graphicData uri="http://schemas.openxmlformats.org/drawingml/2006/picture">
+                <pic:pic>
+                  <pic:nvPicPr>
+                    <pic:cNvPr id="0" name="academy-story-ai-1-14-03.png"/>
+                    <pic:cNvPicPr/>
+                  </pic:nvPicPr>
+                  <pic:blipFill>
+                    <a:blip r:embed="rId12"/>
+                    <a:stretch>
+                      <a:fillRect/>
+                    </a:stretch>
+                  </pic:blipFill>
+                  <pic:spPr>
+                    <a:xfrm>
+                      <a:off x="0" y="0"/>
+                      <a:ext cx="5486400" cy="2834640"/>
+                    </a:xfrm>
+                    <a:prstGeom prst="rect"/>
+                  </pic:spPr>
+                </pic:pic>
+              </a:graphicData>
+            </a:graphic>
+          </wp:inline>
+        </w:drawing>
+      </w:r>
+    </w:p>
+    <w:p>
+      <w:pPr>
+        <w:spacing w:line="336" w:lineRule="auto" w:after="180"/>
+      </w:pPr>
+      <w:r>
+        <w:rPr>
+          <w:b w:val="0"/>
+        </w:rPr>
+        <w:t xml:space="preserve">Three records through the Tower1 </w:t>
+      </w:r>
+      <w:r>
+        <w:rPr>
+          <w:b/>
+        </w:rPr>
+        <w:t>classifier</w:t>
+      </w:r>
+      <w:r>
+        <w:rPr>
+          <w:b w:val="0"/>
+        </w:rPr>
+        <w:t>. 5 cm | Accepted; 5 is below 6 | Tower1 predicts short. 6 cm | Accepted; 6 is at least 6 | Tower1 predicts tall.</w:t>
+      </w:r>
+    </w:p>
+    <w:p>
+      <w:pPr>
+        <w:spacing w:line="336" w:lineRule="auto" w:after="180"/>
+      </w:pPr>
+      <w:r>
+        <w:rPr>
+          <w:b w:val="0"/>
+        </w:rPr>
+        <w:t xml:space="preserve">Height blank | Missing height; stop before rule | Tower1; </w:t>
+      </w:r>
+      <w:r>
+        <w:rPr>
+          <w:b/>
+        </w:rPr>
+        <w:t>no prediction</w:t>
+      </w:r>
+    </w:p>
+    <w:p>
+      <w:pPr>
+        <w:spacing w:line="336" w:lineRule="auto" w:after="180"/>
+        <w:shd w:fill="F5F1FB"/>
+      </w:pPr>
+      <w:r>
+        <w:rPr>
+          <w:b w:val="0"/>
+        </w:rPr>
+        <w:t>Read the labels and values. Explain the relationship the model shows.</w:t>
+      </w:r>
+    </w:p>
+    <w:p>
+      <w:pPr>
+        <w:pStyle w:val="Heading3"/>
+      </w:pPr>
+      <w:r>
+        <w:t>My picture explanation, deciding evidence and one limit</w:t>
+      </w:r>
+    </w:p>
+    <w:p>
+      <w:r>
+        <w:t>________________________________________________________________</w:t>
+      </w:r>
+    </w:p>
+    <w:p>
+      <w:r>
+        <w:t>________________________________________________________________</w:t>
+      </w:r>
+    </w:p>
+    <w:p>
+      <w:r>
+        <w:t>________________________________________________________________</w:t>
+      </w:r>
+    </w:p>
+    <w:p>
+      <w:r>
+        <w:t>________________________________________________________________</w:t>
+      </w:r>
+    </w:p>
+    <w:p>
+      <w:pPr>
+        <w:pStyle w:val="Heading3"/>
+      </w:pPr>
+      <w:r>
+        <w:t>04. Change one thing. Trace what follows.</w:t>
+      </w:r>
+    </w:p>
+    <w:p>
+      <w:r>
+        <w:drawing>
+          <wp:inline xmlns:a="http://schemas.openxmlformats.org/drawingml/2006/main" xmlns:pic="http://schemas.openxmlformats.org/drawingml/2006/picture">
+            <wp:extent cx="5486400" cy="3026664"/>
+            <wp:docPr id="5" name="Picture 5" descr="Original case: Store input, contract result, rule version and prediction. Changed condition: Provide length 9 with unit mm. Expected result: Request clarification rather than predicting long. Reason: RibbonR requires cm; the unit mismatch fails its declared input contract."/>
+            <wp:cNvGraphicFramePr>
+              <a:graphicFrameLocks noChangeAspect="1"/>
+            </wp:cNvGraphicFramePr>
+            <a:graphic>
+              <a:graphicData uri="http://schemas.openxmlformats.org/drawingml/2006/picture">
+                <pic:pic>
+                  <pic:nvPicPr>
+                    <pic:cNvPr id="0" name="academy-story-ai-1-14-04.png"/>
+                    <pic:cNvPicPr/>
+                  </pic:nvPicPr>
+                  <pic:blipFill>
+                    <a:blip r:embed="rId13"/>
+                    <a:stretch>
+                      <a:fillRect/>
+                    </a:stretch>
+                  </pic:blipFill>
+                  <pic:spPr>
+                    <a:xfrm>
+                      <a:off x="0" y="0"/>
+                      <a:ext cx="5486400" cy="3026664"/>
+                    </a:xfrm>
+                    <a:prstGeom prst="rect"/>
+                  </pic:spPr>
+                </pic:pic>
+              </a:graphicData>
+            </a:graphic>
+          </wp:inline>
+        </w:drawing>
+      </w:r>
+    </w:p>
+    <w:p>
+      <w:pPr>
+        <w:spacing w:line="336" w:lineRule="auto" w:after="180"/>
+      </w:pPr>
+      <w:r>
+        <w:rPr>
+          <w:b w:val="0"/>
+        </w:rPr>
+        <w:t xml:space="preserve">Original case: Store </w:t>
+      </w:r>
+      <w:r>
+        <w:rPr>
+          <w:b/>
+        </w:rPr>
+        <w:t>input</w:t>
+      </w:r>
+      <w:r>
+        <w:rPr>
+          <w:b w:val="0"/>
+        </w:rPr>
+        <w:t xml:space="preserve">, contract result, rule version and </w:t>
+      </w:r>
+      <w:r>
+        <w:rPr>
+          <w:b/>
+        </w:rPr>
+        <w:t>prediction</w:t>
+      </w:r>
+      <w:r>
+        <w:rPr>
+          <w:b w:val="0"/>
+        </w:rPr>
+        <w:t>. Changed condition: Provide length 9 with unit mm. Expected result: Request clarification rather than predicting long.</w:t>
+      </w:r>
+    </w:p>
+    <w:p>
+      <w:pPr>
+        <w:spacing w:line="336" w:lineRule="auto" w:after="180"/>
+      </w:pPr>
+      <w:r>
+        <w:rPr>
+          <w:b w:val="0"/>
+        </w:rPr>
+        <w:t xml:space="preserve">Reason: RibbonR requires cm; the unit mismatch fails its declared </w:t>
+      </w:r>
+      <w:r>
+        <w:rPr>
+          <w:b/>
+        </w:rPr>
+        <w:t>input contract</w:t>
+      </w:r>
+      <w:r>
+        <w:rPr>
+          <w:b w:val="0"/>
+        </w:rPr>
+        <w:t>.</w:t>
+      </w:r>
+    </w:p>
+    <w:p>
+      <w:pPr>
+        <w:spacing w:line="336" w:lineRule="auto" w:after="180"/>
+        <w:shd w:fill="F5F1FB"/>
+      </w:pPr>
+      <w:r>
+        <w:rPr>
+          <w:b w:val="0"/>
+        </w:rPr>
+        <w:t>Predict before checking the worked changed-case result. Name what changed and what the supplied facts allow you to conclude.</w:t>
+      </w:r>
+    </w:p>
+    <w:p>
+      <w:pPr>
+        <w:pStyle w:val="Heading3"/>
+      </w:pPr>
+      <w:r>
+        <w:t>My picture explanation, deciding evidence and one limit</w:t>
+      </w:r>
+    </w:p>
+    <w:p>
+      <w:r>
+        <w:t>________________________________________________________________</w:t>
+      </w:r>
+    </w:p>
+    <w:p>
+      <w:r>
+        <w:t>________________________________________________________________</w:t>
+      </w:r>
+    </w:p>
+    <w:p>
+      <w:r>
+        <w:t>________________________________________________________________</w:t>
+      </w:r>
+    </w:p>
+    <w:p>
+      <w:r>
+        <w:t>________________________________________________________________</w:t>
+      </w:r>
+    </w:p>
+    <w:p>
+      <w:pPr>
+        <w:pStyle w:val="Heading3"/>
+      </w:pPr>
+      <w:r>
+        <w:t>05. Connect the explanation to its limit</w:t>
+      </w:r>
+    </w:p>
+    <w:p>
+      <w:r>
+        <w:drawing>
+          <wp:inline xmlns:a="http://schemas.openxmlformats.org/drawingml/2006/main" xmlns:pic="http://schemas.openxmlformats.org/drawingml/2006/picture">
+            <wp:extent cx="5486400" cy="2834640"/>
+            <wp:docPr id="6" name="Picture 6" descr="A prediction boundary answers a different question from input validation. Length 9 passes the contract and meets the long boundary. Length 16 must not receive long merely because it exceeds 9: it violates the allowed range first. Zero is permitted and receives short. Limit: Contract validity does not prove the predicted category agrees with a checked reference label."/>
+            <wp:cNvGraphicFramePr>
+              <a:graphicFrameLocks noChangeAspect="1"/>
+            </wp:cNvGraphicFramePr>
+            <a:graphic>
+              <a:graphicData uri="http://schemas.openxmlformats.org/drawingml/2006/picture">
+                <pic:pic>
+                  <pic:nvPicPr>
+                    <pic:cNvPr id="0" name="academy-story-ai-1-14-05.png"/>
+                    <pic:cNvPicPr/>
+                  </pic:nvPicPr>
+                  <pic:blipFill>
+                    <a:blip r:embed="rId14"/>
+                    <a:stretch>
+                      <a:fillRect/>
+                    </a:stretch>
+                  </pic:blipFill>
+                  <pic:spPr>
+                    <a:xfrm>
+                      <a:off x="0" y="0"/>
+                      <a:ext cx="5486400" cy="2834640"/>
+                    </a:xfrm>
+                    <a:prstGeom prst="rect"/>
+                  </pic:spPr>
+                </pic:pic>
+              </a:graphicData>
+            </a:graphic>
+          </wp:inline>
+        </w:drawing>
+      </w:r>
+    </w:p>
+    <w:p>
+      <w:pPr>
+        <w:spacing w:line="336" w:lineRule="auto" w:after="180"/>
+      </w:pPr>
+      <w:r>
+        <w:rPr>
+          <w:b w:val="0"/>
+        </w:rPr>
+        <w:t xml:space="preserve">A </w:t>
+      </w:r>
+      <w:r>
+        <w:rPr>
+          <w:b/>
+        </w:rPr>
+        <w:t>prediction</w:t>
+      </w:r>
+      <w:r>
+        <w:rPr>
+          <w:b w:val="0"/>
+        </w:rPr>
+        <w:t xml:space="preserve"> boundary answers a different question from </w:t>
+      </w:r>
+      <w:r>
+        <w:rPr>
+          <w:b/>
+        </w:rPr>
+        <w:t>input</w:t>
+      </w:r>
+      <w:r>
+        <w:rPr>
+          <w:b w:val="0"/>
+        </w:rPr>
+        <w:t xml:space="preserve"> </w:t>
+      </w:r>
+      <w:r>
+        <w:rPr>
+          <w:b/>
+        </w:rPr>
+        <w:t>validation</w:t>
+      </w:r>
+      <w:r>
+        <w:rPr>
+          <w:b w:val="0"/>
+        </w:rPr>
+        <w:t>. Length 9 passes the contract and meets the long boundary.</w:t>
+      </w:r>
+    </w:p>
+    <w:p>
+      <w:pPr>
+        <w:spacing w:line="336" w:lineRule="auto" w:after="180"/>
+      </w:pPr>
+      <w:r>
+        <w:rPr>
+          <w:b w:val="0"/>
+        </w:rPr>
+        <w:t>Length 16 must not receive long merely because it exceeds 9: it violates the allowed range first. Zero is permitted and receives short.</w:t>
+      </w:r>
+    </w:p>
+    <w:p>
+      <w:pPr>
+        <w:spacing w:line="336" w:lineRule="auto" w:after="180"/>
+      </w:pPr>
+      <w:r>
+        <w:rPr>
+          <w:b w:val="0"/>
+        </w:rPr>
+        <w:t>Limit: Contract validity does not prove the predicted category agrees with a checked reference label.</w:t>
+      </w:r>
+    </w:p>
+    <w:p>
+      <w:pPr>
+        <w:spacing w:line="336" w:lineRule="auto" w:after="180"/>
+        <w:shd w:fill="F5F1FB"/>
+      </w:pPr>
+      <w:r>
+        <w:rPr>
+          <w:b w:val="0"/>
+        </w:rPr>
+        <w:t>Explain the case, then point to a limit on the claim.</w:t>
+      </w:r>
+    </w:p>
+    <w:p>
+      <w:pPr>
+        <w:pStyle w:val="Heading3"/>
+      </w:pPr>
+      <w:r>
+        <w:t>My picture explanation, deciding evidence and one limit</w:t>
+      </w:r>
+    </w:p>
+    <w:p>
+      <w:r>
+        <w:t>________________________________________________________________</w:t>
+      </w:r>
+    </w:p>
+    <w:p>
+      <w:r>
+        <w:t>________________________________________________________________</w:t>
+      </w:r>
+    </w:p>
+    <w:p>
+      <w:r>
+        <w:t>________________________________________________________________</w:t>
+      </w:r>
+    </w:p>
+    <w:p>
+      <w:r>
+        <w:t>________________________________________________________________</w:t>
+      </w:r>
+    </w:p>
+    <w:p>
+      <w:pPr>
+        <w:pStyle w:val="Heading3"/>
+      </w:pPr>
+      <w:r>
+        <w:t>06. Make the idea visible in your project</w:t>
+      </w:r>
+    </w:p>
+    <w:p>
+      <w:r>
+        <w:drawing>
+          <wp:inline xmlns:a="http://schemas.openxmlformats.org/drawingml/2006/main" xmlns:pic="http://schemas.openxmlformats.org/drawingml/2006/picture">
+            <wp:extent cx="5486400" cy="3380232"/>
+            <wp:docPr id="7" name="Picture 7" descr="Create a sorter instruction card covering valid values, equality, missing fields and who can resolve clarification requests. Draw your input, deciding step, result and limit. Supported question: Trace 0 cm and explain why clarification is different from predicting short."/>
+            <wp:cNvGraphicFramePr>
+              <a:graphicFrameLocks noChangeAspect="1"/>
+            </wp:cNvGraphicFramePr>
+            <a:graphic>
+              <a:graphicData uri="http://schemas.openxmlformats.org/drawingml/2006/picture">
+                <pic:pic>
+                  <pic:nvPicPr>
+                    <pic:cNvPr id="0" name="academy-story-ai-1-14-06.png"/>
+                    <pic:cNvPicPr/>
+                  </pic:nvPicPr>
+                  <pic:blipFill>
+                    <a:blip r:embed="rId15"/>
+                    <a:stretch>
+                      <a:fillRect/>
+                    </a:stretch>
+                  </pic:blipFill>
+                  <pic:spPr>
+                    <a:xfrm>
+                      <a:off x="0" y="0"/>
+                      <a:ext cx="5486400" cy="3380232"/>
+                    </a:xfrm>
+                    <a:prstGeom prst="rect"/>
+                  </pic:spPr>
+                </pic:pic>
+              </a:graphicData>
+            </a:graphic>
+          </wp:inline>
+        </w:drawing>
+      </w:r>
+    </w:p>
+    <w:p>
+      <w:pPr>
+        <w:spacing w:line="336" w:lineRule="auto" w:after="180"/>
+      </w:pPr>
+      <w:r>
+        <w:rPr>
+          <w:b w:val="0"/>
+        </w:rPr>
+        <w:t xml:space="preserve">Create a sorter instruction card covering valid values, equality, missing fields and who can resolve clarification requests. Draw your </w:t>
+      </w:r>
+      <w:r>
+        <w:rPr>
+          <w:b/>
+        </w:rPr>
+        <w:t>input</w:t>
+      </w:r>
+      <w:r>
+        <w:rPr>
+          <w:b w:val="0"/>
+        </w:rPr>
+        <w:t>, deciding step, result and limit.</w:t>
+      </w:r>
+    </w:p>
+    <w:p>
+      <w:pPr>
+        <w:spacing w:line="336" w:lineRule="auto" w:after="180"/>
+      </w:pPr>
+      <w:r>
+        <w:rPr>
+          <w:b w:val="0"/>
+        </w:rPr>
+        <w:t>Supported question: Trace 0 cm and explain why clarification is different from predicting short.</w:t>
+      </w:r>
+    </w:p>
+    <w:p>
+      <w:pPr>
+        <w:spacing w:line="336" w:lineRule="auto" w:after="180"/>
+        <w:shd w:fill="F5F1FB"/>
+      </w:pPr>
+      <w:r>
+        <w:rPr>
+          <w:b w:val="0"/>
+        </w:rPr>
+        <w:t xml:space="preserve">Draw your project trace and justify the deciding step using </w:t>
+      </w:r>
+      <w:r>
+        <w:rPr>
+          <w:b/>
+        </w:rPr>
+        <w:t>evidence</w:t>
+      </w:r>
+      <w:r>
+        <w:rPr>
+          <w:b w:val="0"/>
+        </w:rPr>
+        <w:t>.</w:t>
+      </w:r>
+    </w:p>
+    <w:p>
+      <w:pPr>
+        <w:pStyle w:val="Heading3"/>
+      </w:pPr>
+      <w:r>
+        <w:t>My picture explanation, deciding evidence and one limit</w:t>
       </w:r>
     </w:p>
     <w:p>

--- a/downloads/workbook/ai-1-week-14.docx
+++ b/downloads/workbook/ai-1-week-14.docx
@@ -684,7 +684,7 @@
         <w:rPr>
           <w:b w:val="0"/>
         </w:rPr>
-        <w:t>: three sides means triangle; four equal sides means square. Classify a three-sided card and a card whose corner is hidden. When should you pause?</w:t>
+        <w:t>: three straight sides forming a closed shape means triangle; four equal straight sides and four right angles forming a closed shape means square. Classify a three-sided card and a card whose corner is hidden. When should you pause?</w:t>
       </w:r>
     </w:p>
     <w:p>

--- a/downloads/workbook/ai-1-week-14.docx
+++ b/downloads/workbook/ai-1-week-14.docx
@@ -25,50 +25,216 @@
         <w:pStyle w:val="Heading1"/>
       </w:pPr>
       <w:r>
-        <w:t>01. Recall and choose your starting point</w:t>
-      </w:r>
-    </w:p>
-    <w:p>
-      <w:r>
-        <w:t>Record your starting explanation for Build a Human Classifier before opening notes. Show any later correction separately.</w:t>
-      </w:r>
-    </w:p>
-    <w:p>
-      <w:pPr>
-        <w:spacing w:line="336" w:lineRule="auto" w:after="180"/>
-      </w:pPr>
-      <w:r>
-        <w:rPr>
-          <w:b w:val="0"/>
-        </w:rPr>
+        <w:t>One connected classifier-construction record.</w:t>
+      </w:r>
+    </w:p>
+    <w:p>
+      <w:r>
+        <w:t>State Tower1’s contract, build its paths, trace cases, construct Ribbon1, then inspect its validation claim.</w:t>
+      </w:r>
+    </w:p>
+    <w:p>
+      <w:r>
+        <w:t>Keep input, contract result, model version and prediction or reason together.</w:t>
+      </w:r>
+    </w:p>
+    <w:p>
+      <w:pPr>
+        <w:pStyle w:val="Heading1"/>
+      </w:pPr>
+      <w:r>
+        <w:t>01. Recall: reconnect earlier ideas</w:t>
+      </w:r>
+    </w:p>
+    <w:p>
+      <w:r>
+        <w:t>Retrieve before opening notes.</w:t>
+      </w:r>
+    </w:p>
+    <w:p>
+      <w:pPr>
+        <w:pStyle w:val="Heading2"/>
+      </w:pPr>
+      <w:r>
+        <w:t>Retrieve and explain</w:t>
+      </w:r>
+    </w:p>
+    <w:p>
+      <w:pPr>
+        <w:pStyle w:val="ListBullet"/>
+      </w:pPr>
+      <w:r>
         <w:t>Try the recall before opening notes. Then use a different colour or a labelled second line to correct your explanation.</w:t>
       </w:r>
     </w:p>
     <w:p>
       <w:pPr>
+        <w:pStyle w:val="ListBullet"/>
+      </w:pPr>
+      <w:r>
+        <w:t>Without opening the old lesson, explain one key idea from Learning from Examples. Give an example and a mistake that the idea helps you avoid.</w:t>
+      </w:r>
+    </w:p>
+    <w:p>
+      <w:pPr>
         <w:pStyle w:val="Heading3"/>
       </w:pPr>
       <w:r>
+        <w:t>My remembered idea, example and correction</w:t>
+      </w:r>
+    </w:p>
+    <w:p>
+      <w:r>
+        <w:t>________________________________________________________________</w:t>
+      </w:r>
+    </w:p>
+    <w:p>
+      <w:r>
+        <w:t>________________________________________________________________</w:t>
+      </w:r>
+    </w:p>
+    <w:p>
+      <w:r>
+        <w:t>________________________________________________________________</w:t>
+      </w:r>
+    </w:p>
+    <w:p>
+      <w:pPr>
+        <w:pStyle w:val="ListBullet"/>
+      </w:pPr>
+      <w:r>
+        <w:t>Without opening the old lesson, explain one key idea from Repeating Efficiently. Give an example and a mistake that the idea helps you avoid.</w:t>
+      </w:r>
+    </w:p>
+    <w:p>
+      <w:pPr>
+        <w:pStyle w:val="Heading3"/>
+      </w:pPr>
+      <w:r>
+        <w:t>My remembered idea, example and correction</w:t>
+      </w:r>
+    </w:p>
+    <w:p>
+      <w:r>
+        <w:t>________________________________________________________________</w:t>
+      </w:r>
+    </w:p>
+    <w:p>
+      <w:r>
+        <w:t>________________________________________________________________</w:t>
+      </w:r>
+    </w:p>
+    <w:p>
+      <w:r>
+        <w:t>________________________________________________________________</w:t>
+      </w:r>
+    </w:p>
+    <w:p>
+      <w:pPr>
+        <w:pStyle w:val="ListBullet"/>
+      </w:pPr>
+      <w:r>
+        <w:t>Without opening the old lesson, explain one key idea from Features: Useful Clues. Give an example and a mistake that the idea helps you avoid.</w:t>
+      </w:r>
+    </w:p>
+    <w:p>
+      <w:pPr>
+        <w:pStyle w:val="Heading3"/>
+      </w:pPr>
+      <w:r>
+        <w:t>My remembered idea, example and correction</w:t>
+      </w:r>
+    </w:p>
+    <w:p>
+      <w:r>
+        <w:t>________________________________________________________________</w:t>
+      </w:r>
+    </w:p>
+    <w:p>
+      <w:r>
+        <w:t>________________________________________________________________</w:t>
+      </w:r>
+    </w:p>
+    <w:p>
+      <w:r>
+        <w:t>________________________________________________________________</w:t>
+      </w:r>
+    </w:p>
+    <w:p>
+      <w:pPr>
+        <w:pStyle w:val="Heading2"/>
+      </w:pPr>
+      <w:r>
+        <w:t>Earlier wording, alternatives and picture transcripts · reference / check after trying</w:t>
+      </w:r>
+    </w:p>
+    <w:p>
+      <w:pPr>
+        <w:pStyle w:val="Heading3"/>
+      </w:pPr>
+      <w:r>
         <w:t>Learning from Examples</w:t>
       </w:r>
     </w:p>
     <w:p>
       <w:pPr>
-        <w:spacing w:line="336" w:lineRule="auto" w:after="180"/>
-      </w:pPr>
-      <w:r>
-        <w:rPr>
-          <w:b w:val="0"/>
-        </w:rPr>
-        <w:t>Without opening the old lesson, explain one key idea from Learning from Examples. Give an example and a mistake that the idea helps you avoid.</w:t>
-      </w:r>
-    </w:p>
-    <w:p>
-      <w:pPr>
         <w:pStyle w:val="Heading3"/>
       </w:pPr>
       <w:r>
-        <w:t>My remembered idea, example and correction</w:t>
+        <w:t>Repeating Efficiently</w:t>
+      </w:r>
+    </w:p>
+    <w:p>
+      <w:pPr>
+        <w:pStyle w:val="Heading3"/>
+      </w:pPr>
+      <w:r>
+        <w:t>Features: Useful Clues</w:t>
+      </w:r>
+    </w:p>
+    <w:p>
+      <w:pPr>
+        <w:pStyle w:val="Heading1"/>
+      </w:pPr>
+      <w:r>
+        <w:t>12. W1 · State the complete Tower1 contract</w:t>
+      </w:r>
+    </w:p>
+    <w:p>
+      <w:r>
+        <w:t>Use the supplied reference and give accepted and rejected examples.</w:t>
+      </w:r>
+    </w:p>
+    <w:p>
+      <w:pPr>
+        <w:pStyle w:val="Heading2"/>
+      </w:pPr>
+      <w:r>
+        <w:t>Your evidence record</w:t>
+      </w:r>
+    </w:p>
+    <w:p>
+      <w:pPr>
+        <w:pStyle w:val="ListBullet"/>
+      </w:pPr>
+      <w:r>
+        <w:t>Tower1 reference: accept one whole-number height from 1 through 10 inclusive with unit cm. If any input check fails, record the original input, Tower1, NO PREDICTION and the reason, then stop that record. If accepted, predict tall at 6 cm or more and short otherwise, recording the original input, Tower1 and prediction. An accepted input is not proof that its prediction agrees with a comparison label.</w:t>
+      </w:r>
+    </w:p>
+    <w:p>
+      <w:pPr>
+        <w:pStyle w:val="ListBullet"/>
+      </w:pPr>
+      <w:r>
+        <w:t>Write the complete Tower1 input contract. Give one accepted example and three different rejected examples, each with its reason. Explain why an accepted input does not have to be one of the examples used to fit the threshold.</w:t>
+      </w:r>
+    </w:p>
+    <w:p>
+      <w:pPr>
+        <w:pStyle w:val="Heading3"/>
+      </w:pPr>
+      <w:r>
+        <w:t>My reasoning and evidence</w:t>
       </w:r>
     </w:p>
     <w:p>
@@ -87,22 +253,129 @@
       </w:r>
     </w:p>
     <w:p>
+      <w:r>
+        <w:t>________________________________________________________________</w:t>
+      </w:r>
+    </w:p>
+    <w:p>
+      <w:r>
+        <w:t>________________________________________________________________</w:t>
+      </w:r>
+    </w:p>
+    <w:p>
+      <w:r>
+        <w:t>________________________________________________________________</w:t>
+      </w:r>
+    </w:p>
+    <w:p>
+      <w:r>
+        <w:t>________________________________________________________________</w:t>
+      </w:r>
+    </w:p>
+    <w:p>
+      <w:pPr>
+        <w:pStyle w:val="Heading1"/>
+      </w:pPr>
+      <w:r>
+        <w:t>13. W2 · Construct both outcome paths</w:t>
+      </w:r>
+    </w:p>
+    <w:p>
+      <w:r>
+        <w:t>Write a procedure another learner can follow without inventing rules.</w:t>
+      </w:r>
+    </w:p>
+    <w:p>
+      <w:pPr>
+        <w:pStyle w:val="Heading2"/>
+      </w:pPr>
+      <w:r>
+        <w:t>Your evidence record</w:t>
+      </w:r>
+    </w:p>
+    <w:p>
+      <w:pPr>
+        <w:pStyle w:val="ListBullet"/>
+      </w:pPr>
+      <w:r>
+        <w:t>Write numbered instructions for Tower1, including input checks, the stopping path after a failed check, the threshold rule and the record to keep. Your partner must be able to use them without supplying an unstated rule.</w:t>
+      </w:r>
+    </w:p>
+    <w:p>
       <w:pPr>
         <w:pStyle w:val="Heading3"/>
       </w:pPr>
       <w:r>
-        <w:t>Repeating Efficiently</w:t>
-      </w:r>
-    </w:p>
-    <w:p>
-      <w:pPr>
-        <w:spacing w:line="336" w:lineRule="auto" w:after="180"/>
-      </w:pPr>
-      <w:r>
-        <w:rPr>
-          <w:b w:val="0"/>
-        </w:rPr>
-        <w:t>Without opening the old lesson, explain one key idea from Repeating Efficiently. Give an example and a mistake that the idea helps you avoid.</w:t>
+        <w:t>My reasoning and evidence</w:t>
+      </w:r>
+    </w:p>
+    <w:p>
+      <w:r>
+        <w:t>________________________________________________________________</w:t>
+      </w:r>
+    </w:p>
+    <w:p>
+      <w:r>
+        <w:t>________________________________________________________________</w:t>
+      </w:r>
+    </w:p>
+    <w:p>
+      <w:r>
+        <w:t>________________________________________________________________</w:t>
+      </w:r>
+    </w:p>
+    <w:p>
+      <w:r>
+        <w:t>________________________________________________________________</w:t>
+      </w:r>
+    </w:p>
+    <w:p>
+      <w:r>
+        <w:t>________________________________________________________________</w:t>
+      </w:r>
+    </w:p>
+    <w:p>
+      <w:r>
+        <w:t>________________________________________________________________</w:t>
+      </w:r>
+    </w:p>
+    <w:p>
+      <w:r>
+        <w:t>________________________________________________________________</w:t>
+      </w:r>
+    </w:p>
+    <w:p>
+      <w:r>
+        <w:t>________________________________________________________________</w:t>
+      </w:r>
+    </w:p>
+    <w:p>
+      <w:pPr>
+        <w:pStyle w:val="Heading1"/>
+      </w:pPr>
+      <w:r>
+        <w:t>14. W3 · Trace accepted, boundary and rejected inputs</w:t>
+      </w:r>
+    </w:p>
+    <w:p>
+      <w:r>
+        <w:t>Stop after rejection instead of coercing a blank value.</w:t>
+      </w:r>
+    </w:p>
+    <w:p>
+      <w:pPr>
+        <w:pStyle w:val="Heading2"/>
+      </w:pPr>
+      <w:r>
+        <w:t>Your evidence record</w:t>
+      </w:r>
+    </w:p>
+    <w:p>
+      <w:pPr>
+        <w:pStyle w:val="ListBullet"/>
+      </w:pPr>
+      <w:r>
+        <w:t>Trace 1 cm, 5 cm, 6 cm, 10 cm and 11 cm using Tower1. A faulty procedure records no prediction for a blank, then continues and treats the blank as zero to report short. Identify the missing instruction and the proper final outcome.</w:t>
       </w:r>
     </w:p>
     <w:p>
@@ -110,7 +383,7 @@
         <w:pStyle w:val="Heading3"/>
       </w:pPr>
       <w:r>
-        <w:t>My remembered idea, example and correction</w:t>
+        <w:t>My reasoning and evidence</w:t>
       </w:r>
     </w:p>
     <w:p>
@@ -129,33 +402,6 @@
       </w:r>
     </w:p>
     <w:p>
-      <w:pPr>
-        <w:pStyle w:val="Heading3"/>
-      </w:pPr>
-      <w:r>
-        <w:t>Features: Useful Clues</w:t>
-      </w:r>
-    </w:p>
-    <w:p>
-      <w:pPr>
-        <w:spacing w:line="336" w:lineRule="auto" w:after="180"/>
-      </w:pPr>
-      <w:r>
-        <w:rPr>
-          <w:b w:val="0"/>
-        </w:rPr>
-        <w:t>Without opening the old lesson, explain one key idea from Features: Useful Clues. Give an example and a mistake that the idea helps you avoid.</w:t>
-      </w:r>
-    </w:p>
-    <w:p>
-      <w:pPr>
-        <w:pStyle w:val="Heading3"/>
-      </w:pPr>
-      <w:r>
-        <w:t>My remembered idea, example and correction</w:t>
-      </w:r>
-    </w:p>
-    <w:p>
       <w:r>
         <w:t>________________________________________________________________</w:t>
       </w:r>
@@ -175,258 +421,20 @@
         <w:pStyle w:val="Heading1"/>
       </w:pPr>
       <w:r>
-        <w:t>02. Practise with fading help</w:t>
-      </w:r>
-    </w:p>
-    <w:p>
-      <w:r>
-        <w:t>Complete the supported Build a Human Classifier trace and record the first step you can explain without help.</w:t>
-      </w:r>
-    </w:p>
-    <w:p>
-      <w:pPr>
-        <w:spacing w:line="336" w:lineRule="auto" w:after="180"/>
-      </w:pPr>
-      <w:r>
-        <w:rPr>
-          <w:b w:val="0"/>
-        </w:rPr>
-        <w:t xml:space="preserve">Use W2: Construct both outcome paths for Constructing a </w:t>
-      </w:r>
-      <w:r>
-        <w:rPr>
-          <w:b/>
-        </w:rPr>
-        <w:t>classifier</w:t>
-      </w:r>
-      <w:r>
-        <w:rPr>
-          <w:b w:val="0"/>
-        </w:rPr>
-        <w:t>. Record the answer once; the lesson and workbook refer to the same attempt.</w:t>
-      </w:r>
-    </w:p>
-    <w:tbl>
-      <w:tblPr>
-        <w:tblStyle w:val="LightShading-Accent1"/>
-        <w:tblW w:type="auto" w:w="0"/>
-        <w:tblLook w:firstColumn="1" w:firstRow="1" w:lastColumn="0" w:lastRow="0" w:noHBand="0" w:noVBand="1" w:val="04A0"/>
-      </w:tblPr>
-      <w:tblGrid>
-        <w:gridCol w:w="2556"/>
-        <w:gridCol w:w="2556"/>
-        <w:gridCol w:w="2556"/>
-        <w:gridCol w:w="2556"/>
-      </w:tblGrid>
-      <w:tr>
-        <w:trPr>
-          <w:tblHeader/>
-        </w:trPr>
-        <w:tc>
-          <w:tcPr>
-            <w:tcW w:type="dxa" w:w="2556"/>
-          </w:tcPr>
-          <w:p>
-            <w:r>
-              <w:t>Given inputs</w:t>
-            </w:r>
-          </w:p>
-        </w:tc>
-        <w:tc>
-          <w:tcPr>
-            <w:tcW w:type="dxa" w:w="2556"/>
-          </w:tcPr>
-          <w:p>
-            <w:r>
-              <w:t>Procedure I chose</w:t>
-            </w:r>
-          </w:p>
-        </w:tc>
-        <w:tc>
-          <w:tcPr>
-            <w:tcW w:type="dxa" w:w="2556"/>
-          </w:tcPr>
-          <w:p>
-            <w:r>
-              <w:t>Middle steps</w:t>
-            </w:r>
-          </w:p>
-        </w:tc>
-        <w:tc>
-          <w:tcPr>
-            <w:tcW w:type="dxa" w:w="2556"/>
-          </w:tcPr>
-          <w:p>
-            <w:r>
-              <w:t>Result and check</w:t>
-            </w:r>
-          </w:p>
-        </w:tc>
-      </w:tr>
-      <w:tr>
-        <w:tc>
-          <w:tcPr>
-            <w:tcW w:type="dxa" w:w="2556"/>
-          </w:tcPr>
-          <w:p>
-            <w:r/>
-          </w:p>
-        </w:tc>
-        <w:tc>
-          <w:tcPr>
-            <w:tcW w:type="dxa" w:w="2556"/>
-          </w:tcPr>
-          <w:p>
-            <w:r/>
-          </w:p>
-        </w:tc>
-        <w:tc>
-          <w:tcPr>
-            <w:tcW w:type="dxa" w:w="2556"/>
-          </w:tcPr>
-          <w:p>
-            <w:r/>
-          </w:p>
-        </w:tc>
-        <w:tc>
-          <w:tcPr>
-            <w:tcW w:type="dxa" w:w="2556"/>
-          </w:tcPr>
-          <w:p>
-            <w:r/>
-          </w:p>
-        </w:tc>
-      </w:tr>
-    </w:tbl>
-    <w:p>
-      <w:pPr>
-        <w:pStyle w:val="Heading3"/>
-      </w:pPr>
-      <w:r>
-        <w:t>The step I completed without help, and the hint I needed</w:t>
-      </w:r>
-    </w:p>
-    <w:p>
-      <w:r>
-        <w:t>________________________________________________________________</w:t>
-      </w:r>
-    </w:p>
-    <w:p>
-      <w:r>
-        <w:t>________________________________________________________________</w:t>
-      </w:r>
-    </w:p>
-    <w:p>
-      <w:r>
-        <w:t>________________________________________________________________</w:t>
-      </w:r>
-    </w:p>
-    <w:p>
-      <w:pPr>
-        <w:pStyle w:val="Heading1"/>
-      </w:pPr>
-      <w:r>
-        <w:t>03. Individual reasoning check</w:t>
-      </w:r>
-    </w:p>
-    <w:p>
-      <w:r>
-        <w:t>Check the proposed Build a Human Classifier explanation against the supplied facts before discussing it.</w:t>
-      </w:r>
-    </w:p>
-    <w:p>
-      <w:pPr>
-        <w:spacing w:line="336" w:lineRule="auto" w:after="180"/>
-      </w:pPr>
-      <w:r>
-        <w:rPr>
-          <w:b w:val="0"/>
-        </w:rPr>
-        <w:t xml:space="preserve">Use the worked case for Constructing a </w:t>
-      </w:r>
-      <w:r>
-        <w:rPr>
-          <w:b/>
-        </w:rPr>
-        <w:t>classifier</w:t>
-      </w:r>
-      <w:r>
-        <w:rPr>
-          <w:b w:val="0"/>
-        </w:rPr>
-        <w:t xml:space="preserve">. Proposed explanation: “Any numeric </w:t>
-      </w:r>
-      <w:r>
-        <w:rPr>
-          <w:b/>
-        </w:rPr>
-        <w:t>input</w:t>
-      </w:r>
-      <w:r>
-        <w:rPr>
-          <w:b w:val="0"/>
-        </w:rPr>
-        <w:t xml:space="preserve"> must receive a category”. Decide whether this explanation is supported.</w:t>
-      </w:r>
-    </w:p>
-    <w:p>
-      <w:pPr>
-        <w:spacing w:line="336" w:lineRule="auto" w:after="180"/>
-      </w:pPr>
-      <w:r>
-        <w:rPr>
-          <w:b w:val="0"/>
-        </w:rPr>
-        <w:t>Point to the step or supplied fact that decides; explain your repair if needed.</w:t>
-      </w:r>
-    </w:p>
-    <w:p>
-      <w:pPr>
-        <w:pStyle w:val="Heading3"/>
-      </w:pPr>
-      <w:r>
-        <w:t>My explanation before partner discussion</w:t>
-      </w:r>
-    </w:p>
-    <w:p>
-      <w:r>
-        <w:t>________________________________________________________________</w:t>
-      </w:r>
-    </w:p>
-    <w:p>
-      <w:r>
-        <w:t>________________________________________________________________</w:t>
-      </w:r>
-    </w:p>
-    <w:p>
-      <w:r>
-        <w:t>________________________________________________________________</w:t>
-      </w:r>
-    </w:p>
-    <w:p>
-      <w:r>
-        <w:t>________________________________________________________________</w:t>
-      </w:r>
-    </w:p>
-    <w:p>
-      <w:pPr>
-        <w:pStyle w:val="Heading1"/>
-      </w:pPr>
-      <w:r>
-        <w:t>04. Independent transfer case</w:t>
-      </w:r>
-    </w:p>
-    <w:p>
-      <w:r>
-        <w:t>Write one first attempt at the reserved independent case before feedback. Repeated copies of that case refer to the same recorded attempt.</w:t>
-      </w:r>
-    </w:p>
-    <w:p>
-      <w:pPr>
-        <w:pStyle w:val="Heading3"/>
-      </w:pPr>
-      <w:r>
-        <w:t>Independent case: Build an independent ribbon classifier</w:t>
+        <w:t>04. W4 · Build an independent ribbon classifier</w:t>
+      </w:r>
+    </w:p>
+    <w:p>
+      <w:r>
+        <w:t>Keep one first attempt before hints or feedback.</w:t>
+      </w:r>
+    </w:p>
+    <w:p>
+      <w:pPr>
+        <w:pStyle w:val="Heading2"/>
+      </w:pPr>
+      <w:r>
+        <w:t>Read and explain independently</w:t>
       </w:r>
     </w:p>
     <w:p>
@@ -520,6 +528,14 @@
     </w:p>
     <w:p>
       <w:pPr>
+        <w:pStyle w:val="Heading2"/>
+      </w:pPr>
+      <w:r>
+        <w:t>Keep a fair record</w:t>
+      </w:r>
+    </w:p>
+    <w:p>
+      <w:pPr>
         <w:spacing w:line="336" w:lineRule="auto" w:after="180"/>
       </w:pPr>
       <w:r>
@@ -531,15 +547,106 @@
     </w:p>
     <w:p>
       <w:pPr>
+        <w:pStyle w:val="Heading2"/>
+      </w:pPr>
+      <w:r>
+        <w:t>Earlier wording, alternatives and picture transcripts · reference / check after trying</w:t>
+      </w:r>
+    </w:p>
+    <w:p>
+      <w:pPr>
+        <w:pStyle w:val="Heading3"/>
+      </w:pPr>
+      <w:r>
+        <w:t>Independent case: Build an independent ribbon classifier</w:t>
+      </w:r>
+    </w:p>
+    <w:p>
+      <w:pPr>
         <w:pStyle w:val="Heading1"/>
       </w:pPr>
       <w:r>
-        <w:t>05. Your learning target</w:t>
-      </w:r>
-    </w:p>
-    <w:p>
-      <w:r>
-        <w:t>Connect the Build a Human Classifier target to a trace and a justified conclusion.</w:t>
+        <w:t>16. W5 · Evaluate after the first Ribbon1 attempt</w:t>
+      </w:r>
+    </w:p>
+    <w:p>
+      <w:r>
+        <w:t>Use the Ribbon1 contract from W4 and explain what validation leaves unknown.</w:t>
+      </w:r>
+    </w:p>
+    <w:p>
+      <w:pPr>
+        <w:pStyle w:val="Heading2"/>
+      </w:pPr>
+      <w:r>
+        <w:t>Your evidence record</w:t>
+      </w:r>
+    </w:p>
+    <w:p>
+      <w:pPr>
+        <w:pStyle w:val="ListBullet"/>
+      </w:pPr>
+      <w:r>
+        <w:t>Ribbon1 accepts 12 cm and predicts long. No comparison label has been supplied for that record. State what has been checked and what remains unknown. Explain why changing a blank to 1 cm just to produce a category would be a mistake.</w:t>
+      </w:r>
+    </w:p>
+    <w:p>
+      <w:pPr>
+        <w:pStyle w:val="Heading3"/>
+      </w:pPr>
+      <w:r>
+        <w:t>My reasoning and evidence</w:t>
+      </w:r>
+    </w:p>
+    <w:p>
+      <w:r>
+        <w:t>________________________________________________________________</w:t>
+      </w:r>
+    </w:p>
+    <w:p>
+      <w:r>
+        <w:t>________________________________________________________________</w:t>
+      </w:r>
+    </w:p>
+    <w:p>
+      <w:r>
+        <w:t>________________________________________________________________</w:t>
+      </w:r>
+    </w:p>
+    <w:p>
+      <w:r>
+        <w:t>________________________________________________________________</w:t>
+      </w:r>
+    </w:p>
+    <w:p>
+      <w:r>
+        <w:t>________________________________________________________________</w:t>
+      </w:r>
+    </w:p>
+    <w:p>
+      <w:r>
+        <w:t>________________________________________________________________</w:t>
+      </w:r>
+    </w:p>
+    <w:p>
+      <w:pPr>
+        <w:pStyle w:val="Heading1"/>
+      </w:pPr>
+      <w:r>
+        <w:t>09. Project · Keep the decision and its evidence</w:t>
+      </w:r>
+    </w:p>
+    <w:p>
+      <w:r>
+        <w:t>Add this week’s change to your existing project record.</w:t>
+      </w:r>
+    </w:p>
+    <w:p>
+      <w:pPr>
+        <w:pStyle w:val="Heading2"/>
+      </w:pPr>
+      <w:r>
+        <w:t>Your evidence record</w:t>
       </w:r>
     </w:p>
     <w:p>
@@ -550,65 +657,30 @@
         <w:rPr>
           <w:b w:val="0"/>
         </w:rPr>
-        <w:t>A classroom rule labels anything with wings as a bird. Test a bat, a penguin and a toy aeroplane. Define the target independently, then propose a next step without pretending one visual clue solves biology.</w:t>
-      </w:r>
-    </w:p>
-    <w:p>
-      <w:pPr>
-        <w:pStyle w:val="Heading1"/>
-      </w:pPr>
-      <w:r>
-        <w:t>06. Solve the given case</w:t>
-      </w:r>
-    </w:p>
-    <w:p>
-      <w:r>
-        <w:t>Solve the supplied Build a Human Classifier case and show the deciding evidence.</w:t>
-      </w:r>
-    </w:p>
-    <w:p>
-      <w:pPr>
-        <w:spacing w:line="336" w:lineRule="auto" w:after="180"/>
-      </w:pPr>
+        <w:t xml:space="preserve">Make the sorter's current </w:t>
+      </w:r>
+      <w:r>
+        <w:rPr>
+          <w:b/>
+        </w:rPr>
+        <w:t>decision boundary</w:t>
+      </w:r>
       <w:r>
         <w:rPr>
           <w:b w:val="0"/>
         </w:rPr>
-        <w:t xml:space="preserve">A human </w:t>
-      </w:r>
-      <w:r>
-        <w:rPr>
-          <w:b/>
-        </w:rPr>
-        <w:t>classifier</w:t>
-      </w:r>
+        <w:t xml:space="preserve"> visible as a rule chart or feature map.</w:t>
+      </w:r>
+    </w:p>
+    <w:p>
+      <w:pPr>
+        <w:spacing w:line="336" w:lineRule="auto" w:after="180"/>
+      </w:pPr>
       <w:r>
         <w:rPr>
           <w:b w:val="0"/>
         </w:rPr>
-        <w:t xml:space="preserve"> uses has wheels means vehicle on a bicycle, wheelchair, toy car and boat.</w:t>
-      </w:r>
-    </w:p>
-    <w:p>
-      <w:pPr>
-        <w:spacing w:line="336" w:lineRule="auto" w:after="180"/>
-      </w:pPr>
-      <w:r>
-        <w:rPr>
-          <w:b w:val="0"/>
-        </w:rPr>
-        <w:t>Apply the rule and identify a limitation.</w:t>
-      </w:r>
-    </w:p>
-    <w:p>
-      <w:pPr>
-        <w:spacing w:line="336" w:lineRule="auto" w:after="180"/>
-      </w:pPr>
-      <w:r>
-        <w:rPr>
-          <w:b w:val="0"/>
-        </w:rPr>
-        <w:t xml:space="preserve">Show your trace, calculation or </w:t>
+        <w:t xml:space="preserve">The project change and </w:t>
       </w:r>
       <w:r>
         <w:rPr>
@@ -616,333 +688,6 @@
         </w:rPr>
         <w:t>evidence</w:t>
       </w:r>
-    </w:p>
-    <w:p>
-      <w:pPr>
-        <w:pStyle w:val="Heading3"/>
-      </w:pPr>
-      <w:r>
-        <w:t>Write or draw your reasoning and evidence.</w:t>
-      </w:r>
-    </w:p>
-    <w:p>
-      <w:r>
-        <w:t>________________________________________________________________</w:t>
-      </w:r>
-    </w:p>
-    <w:p>
-      <w:r>
-        <w:t>________________________________________________________________</w:t>
-      </w:r>
-    </w:p>
-    <w:p>
-      <w:r>
-        <w:t>________________________________________________________________</w:t>
-      </w:r>
-    </w:p>
-    <w:p>
-      <w:r>
-        <w:t>________________________________________________________________</w:t>
-      </w:r>
-    </w:p>
-    <w:p>
-      <w:r>
-        <w:t>________________________________________________________________</w:t>
-      </w:r>
-    </w:p>
-    <w:p>
-      <w:pPr>
-        <w:pStyle w:val="Heading1"/>
-      </w:pPr>
-      <w:r>
-        <w:t>07. Check a changed case</w:t>
-      </w:r>
-    </w:p>
-    <w:p>
-      <w:r>
-        <w:t>Apply the procedure to the changed case and record why the conclusion follows.</w:t>
-      </w:r>
-    </w:p>
-    <w:p>
-      <w:pPr>
-        <w:spacing w:line="336" w:lineRule="auto" w:after="180"/>
-        <w:shd w:fill="F5F1FB"/>
-      </w:pPr>
-      <w:r>
-        <w:rPr>
-          <w:b w:val="0"/>
-        </w:rPr>
-        <w:t xml:space="preserve">Use a human </w:t>
-      </w:r>
-      <w:r>
-        <w:rPr>
-          <w:b/>
-        </w:rPr>
-        <w:t>classifier</w:t>
-      </w:r>
-      <w:r>
-        <w:rPr>
-          <w:b w:val="0"/>
-        </w:rPr>
-        <w:t>: three straight sides forming a closed shape means triangle; four equal straight sides and four right angles forming a closed shape means square. Classify a three-sided card and a card whose corner is hidden. When should you pause?</w:t>
-      </w:r>
-    </w:p>
-    <w:p>
-      <w:pPr>
-        <w:spacing w:line="336" w:lineRule="auto" w:after="180"/>
-      </w:pPr>
-      <w:r>
-        <w:rPr>
-          <w:b w:val="0"/>
-        </w:rPr>
-        <w:t>My independent answer and reason</w:t>
-      </w:r>
-    </w:p>
-    <w:p>
-      <w:pPr>
-        <w:pStyle w:val="Heading3"/>
-      </w:pPr>
-      <w:r>
-        <w:t>Write or draw your reasoning and evidence.</w:t>
-      </w:r>
-    </w:p>
-    <w:p>
-      <w:r>
-        <w:t>________________________________________________________________</w:t>
-      </w:r>
-    </w:p>
-    <w:p>
-      <w:r>
-        <w:t>________________________________________________________________</w:t>
-      </w:r>
-    </w:p>
-    <w:p>
-      <w:r>
-        <w:t>________________________________________________________________</w:t>
-      </w:r>
-    </w:p>
-    <w:p>
-      <w:r>
-        <w:t>________________________________________________________________</w:t>
-      </w:r>
-    </w:p>
-    <w:p>
-      <w:r>
-        <w:t>________________________________________________________________</w:t>
-      </w:r>
-    </w:p>
-    <w:p>
-      <w:pPr>
-        <w:pStyle w:val="Heading3"/>
-      </w:pPr>
-      <w:r>
-        <w:t>Week 14 Test and reflect</w:t>
-      </w:r>
-    </w:p>
-    <w:p>
-      <w:pPr>
-        <w:pStyle w:val="Heading1"/>
-      </w:pPr>
-      <w:r>
-        <w:t>08. Design a revealing test</w:t>
-      </w:r>
-    </w:p>
-    <w:p>
-      <w:r>
-        <w:t>Specify a changed input, expected result and observation separately.</w:t>
-      </w:r>
-    </w:p>
-    <w:p>
-      <w:pPr>
-        <w:spacing w:line="336" w:lineRule="auto" w:after="180"/>
-      </w:pPr>
-      <w:r>
-        <w:rPr>
-          <w:b w:val="0"/>
-        </w:rPr>
-        <w:t xml:space="preserve">Create a changed </w:t>
-      </w:r>
-      <w:r>
-        <w:rPr>
-          <w:b/>
-        </w:rPr>
-        <w:t>input</w:t>
-      </w:r>
-      <w:r>
-        <w:rPr>
-          <w:b w:val="0"/>
-        </w:rPr>
-        <w:t>, boundary case or missing-information case. Write the expected answer or safe response before testing.</w:t>
-      </w:r>
-    </w:p>
-    <w:tbl>
-      <w:tblPr>
-        <w:tblStyle w:val="LightShading-Accent1"/>
-        <w:tblW w:type="auto" w:w="0"/>
-        <w:tblLook w:firstColumn="1" w:firstRow="1" w:lastColumn="0" w:lastRow="0" w:noHBand="0" w:noVBand="1" w:val="04A0"/>
-      </w:tblPr>
-      <w:tblGrid>
-        <w:gridCol w:w="5112"/>
-        <w:gridCol w:w="5112"/>
-      </w:tblGrid>
-      <w:tr>
-        <w:trPr>
-          <w:tblHeader/>
-        </w:trPr>
-        <w:tc>
-          <w:tcPr>
-            <w:tcW w:type="dxa" w:w="5112"/>
-          </w:tcPr>
-          <w:p>
-            <w:r>
-              <w:t>Test record</w:t>
-            </w:r>
-          </w:p>
-        </w:tc>
-        <w:tc>
-          <w:tcPr>
-            <w:tcW w:type="dxa" w:w="5112"/>
-          </w:tcPr>
-          <w:p>
-            <w:r>
-              <w:t>My evidence</w:t>
-            </w:r>
-          </w:p>
-        </w:tc>
-      </w:tr>
-      <w:tr>
-        <w:tc>
-          <w:tcPr>
-            <w:tcW w:type="dxa" w:w="5112"/>
-          </w:tcPr>
-          <w:p>
-            <w:r>
-              <w:t>Changed input or condition</w:t>
-            </w:r>
-          </w:p>
-        </w:tc>
-        <w:tc>
-          <w:tcPr>
-            <w:tcW w:type="dxa" w:w="5112"/>
-          </w:tcPr>
-          <w:p>
-            <w:r/>
-          </w:p>
-        </w:tc>
-      </w:tr>
-      <w:tr>
-        <w:tc>
-          <w:tcPr>
-            <w:tcW w:type="dxa" w:w="5112"/>
-          </w:tcPr>
-          <w:p>
-            <w:r>
-              <w:t>Expected answer or fallback</w:t>
-            </w:r>
-          </w:p>
-        </w:tc>
-        <w:tc>
-          <w:tcPr>
-            <w:tcW w:type="dxa" w:w="5112"/>
-          </w:tcPr>
-          <w:p>
-            <w:r/>
-          </w:p>
-        </w:tc>
-      </w:tr>
-      <w:tr>
-        <w:tc>
-          <w:tcPr>
-            <w:tcW w:type="dxa" w:w="5112"/>
-          </w:tcPr>
-          <w:p>
-            <w:r>
-              <w:t>Observed result</w:t>
-            </w:r>
-          </w:p>
-        </w:tc>
-        <w:tc>
-          <w:tcPr>
-            <w:tcW w:type="dxa" w:w="5112"/>
-          </w:tcPr>
-          <w:p>
-            <w:r/>
-          </w:p>
-        </w:tc>
-      </w:tr>
-      <w:tr>
-        <w:tc>
-          <w:tcPr>
-            <w:tcW w:type="dxa" w:w="5112"/>
-          </w:tcPr>
-          <w:p>
-            <w:r>
-              <w:t>Why the result occurred</w:t>
-            </w:r>
-          </w:p>
-        </w:tc>
-        <w:tc>
-          <w:tcPr>
-            <w:tcW w:type="dxa" w:w="5112"/>
-          </w:tcPr>
-          <w:p>
-            <w:r/>
-          </w:p>
-        </w:tc>
-      </w:tr>
-    </w:tbl>
-    <w:p>
-      <w:pPr>
-        <w:pStyle w:val="Heading1"/>
-      </w:pPr>
-      <w:r>
-        <w:t>09. Project checkpoint</w:t>
-      </w:r>
-    </w:p>
-    <w:p>
-      <w:r>
-        <w:t>Justify what Build a Human Classifier adds to Helpful Classroom Sorter and keep the evidence.</w:t>
-      </w:r>
-    </w:p>
-    <w:p>
-      <w:pPr>
-        <w:spacing w:line="336" w:lineRule="auto" w:after="180"/>
-      </w:pPr>
-      <w:r>
-        <w:rPr>
-          <w:b w:val="0"/>
-        </w:rPr>
-        <w:t xml:space="preserve">Make the sorter's current </w:t>
-      </w:r>
-      <w:r>
-        <w:rPr>
-          <w:b/>
-        </w:rPr>
-        <w:t>decision boundary</w:t>
-      </w:r>
-      <w:r>
-        <w:rPr>
-          <w:b w:val="0"/>
-        </w:rPr>
-        <w:t xml:space="preserve"> visible as a rule chart or feature map.</w:t>
-      </w:r>
-    </w:p>
-    <w:p>
-      <w:pPr>
-        <w:spacing w:line="336" w:lineRule="auto" w:after="180"/>
-      </w:pPr>
-      <w:r>
-        <w:rPr>
-          <w:b w:val="0"/>
-        </w:rPr>
-        <w:t xml:space="preserve">The project change and </w:t>
-      </w:r>
-      <w:r>
-        <w:rPr>
-          <w:b/>
-        </w:rPr>
-        <w:t>evidence</w:t>
-      </w:r>
       <w:r>
         <w:rPr>
           <w:b w:val="0"/>
@@ -988,591 +733,20 @@
         <w:pStyle w:val="Heading1"/>
       </w:pPr>
       <w:r>
-        <w:t>10. Self check</w:t>
-      </w:r>
-    </w:p>
-    <w:p>
-      <w:r>
-        <w:t>Judge explanation, evidence, transfer and limits separately; attach the work behind your judgement.</w:t>
-      </w:r>
-    </w:p>
-    <w:p>
-      <w:pPr>
-        <w:pStyle w:val="ListBullet"/>
-      </w:pPr>
-      <w:r>
-        <w:t>I can explain the mechanism.</w:t>
-      </w:r>
-    </w:p>
-    <w:p>
-      <w:pPr>
-        <w:pStyle w:val="ListBullet"/>
-      </w:pPr>
-      <w:r>
-        <w:t>I can show evidence.</w:t>
-      </w:r>
-    </w:p>
-    <w:p>
-      <w:pPr>
-        <w:pStyle w:val="ListBullet"/>
-      </w:pPr>
-      <w:r>
-        <w:t>I can handle a changed case.</w:t>
-      </w:r>
-    </w:p>
-    <w:p>
-      <w:pPr>
-        <w:pStyle w:val="ListBullet"/>
-      </w:pPr>
-      <w:r>
-        <w:t>I can name a limit.</w:t>
-      </w:r>
-    </w:p>
-    <w:p>
-      <w:r>
-        <w:t>Mark each as not yet, with help or independently, and attach supporting work.</w:t>
-      </w:r>
-    </w:p>
-    <w:p>
-      <w:pPr>
-        <w:spacing w:line="336" w:lineRule="auto" w:after="180"/>
-      </w:pPr>
-      <w:r>
-        <w:rPr>
-          <w:b w:val="0"/>
-        </w:rPr>
-        <w:t>Teacher review ____________________  Next step ____________________</w:t>
-      </w:r>
-    </w:p>
-    <w:p>
-      <w:pPr>
-        <w:pStyle w:val="Heading1"/>
-      </w:pPr>
-      <w:r>
-        <w:t>11. Transfer practice from the original programme</w:t>
-      </w:r>
-    </w:p>
-    <w:p>
-      <w:r>
-        <w:t>Use this earlier case as transfer practice. A case already discussed with feedback is not fresh assessment evidence.</w:t>
-      </w:r>
-    </w:p>
-    <w:p>
-      <w:pPr>
-        <w:spacing w:line="336" w:lineRule="auto" w:after="180"/>
-      </w:pPr>
-      <w:r>
-        <w:rPr>
-          <w:b w:val="0"/>
-        </w:rPr>
-        <w:t>A classroom rule labels anything with wings as a bird. Test a bat, a penguin and a toy aeroplane. Define the target independently, then propose a next step without pretending one visual clue solves biology.</w:t>
-      </w:r>
-    </w:p>
-    <w:p>
-      <w:pPr>
-        <w:pStyle w:val="Heading3"/>
-      </w:pPr>
-      <w:r>
-        <w:t>My independently reasoned answer</w:t>
-      </w:r>
-    </w:p>
-    <w:p>
-      <w:r>
-        <w:t>________________________________________________________________</w:t>
-      </w:r>
-    </w:p>
-    <w:p>
-      <w:r>
-        <w:t>________________________________________________________________</w:t>
-      </w:r>
-    </w:p>
-    <w:p>
-      <w:r>
-        <w:t>________________________________________________________________</w:t>
-      </w:r>
-    </w:p>
-    <w:p>
-      <w:r>
-        <w:t>________________________________________________________________</w:t>
-      </w:r>
-    </w:p>
-    <w:p>
-      <w:r>
-        <w:t>________________________________________________________________</w:t>
-      </w:r>
-    </w:p>
-    <w:p>
-      <w:r>
-        <w:t>________________________________________________________________</w:t>
-      </w:r>
-    </w:p>
-    <w:p>
-      <w:r>
-        <w:t>________________________________________________________________</w:t>
-      </w:r>
-    </w:p>
-    <w:p>
-      <w:pPr>
-        <w:spacing w:line="336" w:lineRule="auto" w:after="180"/>
-      </w:pPr>
-      <w:r>
-        <w:rPr>
-          <w:b w:val="0"/>
-        </w:rPr>
-        <w:t>Record support used: none, hint or teacher explanation.</w:t>
-      </w:r>
-    </w:p>
-    <w:p>
-      <w:pPr>
-        <w:pStyle w:val="Heading1"/>
-      </w:pPr>
-      <w:r>
-        <w:t>12. W1 Write an input contract</w:t>
-      </w:r>
-    </w:p>
-    <w:p>
-      <w:r>
-        <w:t>Write an input contract. Apply the supplied Build a Human Classifier facts and keep your reasoning.</w:t>
-      </w:r>
-    </w:p>
-    <w:p>
-      <w:pPr>
-        <w:spacing w:line="336" w:lineRule="auto" w:after="180"/>
-      </w:pPr>
-      <w:r>
-        <w:rPr>
-          <w:b w:val="0"/>
-        </w:rPr>
-        <w:t xml:space="preserve">Write the complete Tower1 </w:t>
-      </w:r>
-      <w:r>
-        <w:rPr>
-          <w:b/>
-        </w:rPr>
-        <w:t>input contract</w:t>
-      </w:r>
-      <w:r>
-        <w:rPr>
-          <w:b w:val="0"/>
-        </w:rPr>
-        <w:t xml:space="preserve">. Give one accepted example and three different rejected examples, each with its reason. Explain why an accepted </w:t>
-      </w:r>
-      <w:r>
-        <w:rPr>
-          <w:b/>
-        </w:rPr>
-        <w:t>input</w:t>
-      </w:r>
-      <w:r>
-        <w:rPr>
-          <w:b w:val="0"/>
-        </w:rPr>
-        <w:t xml:space="preserve"> does not have to be one of the examples used to fit the threshold.</w:t>
-      </w:r>
-    </w:p>
-    <w:p>
-      <w:pPr>
-        <w:pStyle w:val="Heading3"/>
-      </w:pPr>
-      <w:r>
-        <w:t>My reasoning and evidence</w:t>
-      </w:r>
-    </w:p>
-    <w:p>
-      <w:r>
-        <w:t>________________________________________________________________</w:t>
-      </w:r>
-    </w:p>
-    <w:p>
-      <w:r>
-        <w:t>________________________________________________________________</w:t>
-      </w:r>
-    </w:p>
-    <w:p>
-      <w:r>
-        <w:t>________________________________________________________________</w:t>
-      </w:r>
-    </w:p>
-    <w:p>
-      <w:r>
-        <w:t>________________________________________________________________</w:t>
-      </w:r>
-    </w:p>
-    <w:p>
-      <w:r>
-        <w:t>________________________________________________________________</w:t>
-      </w:r>
-    </w:p>
-    <w:p>
-      <w:r>
-        <w:t>________________________________________________________________</w:t>
-      </w:r>
-    </w:p>
-    <w:p>
-      <w:r>
-        <w:t>________________________________________________________________</w:t>
-      </w:r>
-    </w:p>
-    <w:p>
-      <w:pPr>
-        <w:pStyle w:val="Heading1"/>
-      </w:pPr>
-      <w:r>
-        <w:t>13. W2 Construct both outcome paths</w:t>
-      </w:r>
-    </w:p>
-    <w:p>
-      <w:r>
-        <w:t>Construct both outcome paths. Apply the supplied Build a Human Classifier facts and keep your reasoning.</w:t>
-      </w:r>
-    </w:p>
-    <w:p>
-      <w:pPr>
-        <w:spacing w:line="336" w:lineRule="auto" w:after="180"/>
-      </w:pPr>
-      <w:r>
-        <w:rPr>
-          <w:b w:val="0"/>
-        </w:rPr>
-        <w:t xml:space="preserve">Write numbered instructions for Tower1, including </w:t>
-      </w:r>
-      <w:r>
-        <w:rPr>
-          <w:b/>
-        </w:rPr>
-        <w:t>input</w:t>
-      </w:r>
-      <w:r>
-        <w:rPr>
-          <w:b w:val="0"/>
-        </w:rPr>
-        <w:t xml:space="preserve"> checks, the stopping path after a failed check, the threshold rule and the record to keep. Your partner must be able to use them without supplying an unstated rule.</w:t>
-      </w:r>
-    </w:p>
-    <w:p>
-      <w:pPr>
-        <w:pStyle w:val="Heading3"/>
-      </w:pPr>
-      <w:r>
-        <w:t>My reasoning and evidence</w:t>
-      </w:r>
-    </w:p>
-    <w:p>
-      <w:r>
-        <w:t>________________________________________________________________</w:t>
-      </w:r>
-    </w:p>
-    <w:p>
-      <w:r>
-        <w:t>________________________________________________________________</w:t>
-      </w:r>
-    </w:p>
-    <w:p>
-      <w:r>
-        <w:t>________________________________________________________________</w:t>
-      </w:r>
-    </w:p>
-    <w:p>
-      <w:r>
-        <w:t>________________________________________________________________</w:t>
-      </w:r>
-    </w:p>
-    <w:p>
-      <w:r>
-        <w:t>________________________________________________________________</w:t>
-      </w:r>
-    </w:p>
-    <w:p>
-      <w:r>
-        <w:t>________________________________________________________________</w:t>
-      </w:r>
-    </w:p>
-    <w:p>
-      <w:r>
-        <w:t>________________________________________________________________</w:t>
-      </w:r>
-    </w:p>
-    <w:p>
-      <w:r>
-        <w:t>________________________________________________________________</w:t>
-      </w:r>
-    </w:p>
-    <w:p>
-      <w:pPr>
-        <w:pStyle w:val="Heading1"/>
-      </w:pPr>
-      <w:r>
-        <w:t>14. W3 Trace boundaries and a broken path</w:t>
-      </w:r>
-    </w:p>
-    <w:p>
-      <w:r>
-        <w:t>Trace boundaries and a broken path. Apply the supplied Build a Human Classifier facts and keep your reasoning.</w:t>
-      </w:r>
-    </w:p>
-    <w:p>
-      <w:pPr>
-        <w:spacing w:line="336" w:lineRule="auto" w:after="180"/>
-      </w:pPr>
-      <w:r>
-        <w:rPr>
-          <w:b w:val="0"/>
-        </w:rPr>
-        <w:t xml:space="preserve">Trace 1 cm, 5 cm, 6 cm, 10 cm and 11 cm using Tower1. A faulty procedure records </w:t>
-      </w:r>
-      <w:r>
-        <w:rPr>
-          <w:b/>
-        </w:rPr>
-        <w:t>no prediction</w:t>
-      </w:r>
-      <w:r>
-        <w:rPr>
-          <w:b w:val="0"/>
-        </w:rPr>
-        <w:t xml:space="preserve"> for a blank, then continues and treats the blank as zero to report short.</w:t>
-      </w:r>
-    </w:p>
-    <w:p>
-      <w:pPr>
-        <w:spacing w:line="336" w:lineRule="auto" w:after="180"/>
-      </w:pPr>
-      <w:r>
-        <w:rPr>
-          <w:b w:val="0"/>
-        </w:rPr>
-        <w:t>Identify the missing instruction and the proper final outcome.</w:t>
-      </w:r>
-    </w:p>
-    <w:p>
-      <w:pPr>
-        <w:pStyle w:val="Heading3"/>
-      </w:pPr>
-      <w:r>
-        <w:t>My reasoning and evidence</w:t>
-      </w:r>
-    </w:p>
-    <w:p>
-      <w:r>
-        <w:t>________________________________________________________________</w:t>
-      </w:r>
-    </w:p>
-    <w:p>
-      <w:r>
-        <w:t>________________________________________________________________</w:t>
-      </w:r>
-    </w:p>
-    <w:p>
-      <w:r>
-        <w:t>________________________________________________________________</w:t>
-      </w:r>
-    </w:p>
-    <w:p>
-      <w:r>
-        <w:t>________________________________________________________________</w:t>
-      </w:r>
-    </w:p>
-    <w:p>
-      <w:r>
-        <w:t>________________________________________________________________</w:t>
-      </w:r>
-    </w:p>
-    <w:p>
-      <w:r>
-        <w:t>________________________________________________________________</w:t>
-      </w:r>
-    </w:p>
-    <w:p>
-      <w:pPr>
-        <w:pStyle w:val="Heading1"/>
-      </w:pPr>
-      <w:r>
-        <w:t>15. W4 Build an independent ribbon classifier</w:t>
-      </w:r>
-    </w:p>
-    <w:p>
-      <w:r>
-        <w:t>Attempt before feedback. If this repeats the selected independent case, reuse that first attempt; otherwise keep a separate record. Build an independent ribbon classifier. Apply the supplied Build a Human Classifier facts and keep your reasoning.</w:t>
-      </w:r>
-    </w:p>
-    <w:p>
-      <w:pPr>
-        <w:spacing w:line="336" w:lineRule="auto" w:after="180"/>
-      </w:pPr>
-      <w:r>
-        <w:rPr>
-          <w:b w:val="0"/>
-        </w:rPr>
-        <w:t>Design Ribbon1 for ribbon lengths recorded as whole centimetres from 1 through 12 inclusive, with unit cm required. Predict long at 8 cm or more and short otherwise.</w:t>
-      </w:r>
-    </w:p>
-    <w:p>
-      <w:pPr>
-        <w:spacing w:line="336" w:lineRule="auto" w:after="180"/>
-      </w:pPr>
-      <w:r>
-        <w:rPr>
-          <w:b w:val="0"/>
-        </w:rPr>
-        <w:t xml:space="preserve">Write complete instructions and trace 7 cm, 8 cm, a blank length and 13 cm. Include reasons for </w:t>
-      </w:r>
-      <w:r>
-        <w:rPr>
-          <w:b/>
-        </w:rPr>
-        <w:t>no prediction</w:t>
-      </w:r>
-      <w:r>
-        <w:rPr>
-          <w:b w:val="0"/>
-        </w:rPr>
-        <w:t xml:space="preserve"> and the </w:t>
-      </w:r>
-      <w:r>
-        <w:rPr>
-          <w:b/>
-        </w:rPr>
-        <w:t>model version</w:t>
-      </w:r>
-      <w:r>
-        <w:rPr>
-          <w:b w:val="0"/>
-        </w:rPr>
-        <w:t xml:space="preserve"> in each record.</w:t>
-      </w:r>
-    </w:p>
-    <w:p>
-      <w:pPr>
-        <w:pStyle w:val="Heading3"/>
-      </w:pPr>
-      <w:r>
-        <w:t>My reasoning and evidence</w:t>
-      </w:r>
-    </w:p>
-    <w:p>
-      <w:r>
-        <w:t>________________________________________________________________</w:t>
-      </w:r>
-    </w:p>
-    <w:p>
-      <w:r>
-        <w:t>________________________________________________________________</w:t>
-      </w:r>
-    </w:p>
-    <w:p>
-      <w:r>
-        <w:t>________________________________________________________________</w:t>
-      </w:r>
-    </w:p>
-    <w:p>
-      <w:r>
-        <w:t>________________________________________________________________</w:t>
-      </w:r>
-    </w:p>
-    <w:p>
-      <w:r>
-        <w:t>________________________________________________________________</w:t>
-      </w:r>
-    </w:p>
-    <w:p>
-      <w:r>
-        <w:t>________________________________________________________________</w:t>
-      </w:r>
-    </w:p>
-    <w:p>
-      <w:r>
-        <w:t>________________________________________________________________</w:t>
-      </w:r>
-    </w:p>
-    <w:p>
-      <w:r>
-        <w:t>________________________________________________________________</w:t>
-      </w:r>
-    </w:p>
-    <w:p>
-      <w:pPr>
-        <w:pStyle w:val="Heading1"/>
-      </w:pPr>
-      <w:r>
-        <w:t>16. W5 Explain what your procedure establishes</w:t>
-      </w:r>
-    </w:p>
-    <w:p>
-      <w:r>
-        <w:t>Explain what your procedure establishes. Apply the supplied Build a Human Classifier facts and keep your reasoning.</w:t>
-      </w:r>
-    </w:p>
-    <w:p>
-      <w:pPr>
-        <w:spacing w:line="336" w:lineRule="auto" w:after="180"/>
-      </w:pPr>
-      <w:r>
-        <w:rPr>
-          <w:b w:val="0"/>
-        </w:rPr>
-        <w:t>Ribbon1 accepts 12 cm and predicts long. No comparison label has been supplied for that record. State what has been checked and what remains unknown.</w:t>
-      </w:r>
-    </w:p>
-    <w:p>
-      <w:pPr>
-        <w:spacing w:line="336" w:lineRule="auto" w:after="180"/>
-      </w:pPr>
-      <w:r>
-        <w:rPr>
-          <w:b w:val="0"/>
-        </w:rPr>
-        <w:t>Explain why changing a blank to 1 cm just to produce a category would be a mistake.</w:t>
-      </w:r>
-    </w:p>
-    <w:p>
-      <w:pPr>
-        <w:pStyle w:val="Heading3"/>
-      </w:pPr>
-      <w:r>
-        <w:t>My reasoning and evidence</w:t>
-      </w:r>
-    </w:p>
-    <w:p>
-      <w:r>
-        <w:t>________________________________________________________________</w:t>
-      </w:r>
-    </w:p>
-    <w:p>
-      <w:r>
-        <w:t>________________________________________________________________</w:t>
-      </w:r>
-    </w:p>
-    <w:p>
-      <w:r>
-        <w:t>________________________________________________________________</w:t>
-      </w:r>
-    </w:p>
-    <w:p>
-      <w:r>
-        <w:t>________________________________________________________________</w:t>
-      </w:r>
-    </w:p>
-    <w:p>
-      <w:r>
-        <w:t>________________________________________________________________</w:t>
-      </w:r>
-    </w:p>
-    <w:p>
-      <w:r>
-        <w:t>________________________________________________________________</w:t>
-      </w:r>
-    </w:p>
-    <w:p>
-      <w:pPr>
-        <w:pStyle w:val="Heading1"/>
-      </w:pPr>
-      <w:r>
-        <w:t>17. Feedback, return check and learning record</w:t>
-      </w:r>
-    </w:p>
-    <w:p>
-      <w:r>
-        <w:t>Record the first repaired step and a different case to revisit after a delay.</w:t>
+        <w:t>17. Feedback · Repair and return</w:t>
+      </w:r>
+    </w:p>
+    <w:p>
+      <w:r>
+        <w:t>Keep the first attempt, the repair and a changed-case return.</w:t>
+      </w:r>
+    </w:p>
+    <w:p>
+      <w:pPr>
+        <w:pStyle w:val="Heading2"/>
+      </w:pPr>
+      <w:r>
+        <w:t>Your evidence record</w:t>
       </w:r>
     </w:p>
     <w:tbl>
@@ -1727,12 +901,945 @@
         <w:pStyle w:val="Heading1"/>
       </w:pPr>
       <w:r>
-        <w:t>18. Pictorial case practice: Build a Human Classifier</w:t>
-      </w:r>
-    </w:p>
-    <w:p>
-      <w:r>
-        <w:t>A fictional ribbon sorter uses a fixed instruction card called RibbonR. Explain the labelled step before checking the changed condition.</w:t>
+        <w:t>10. Finish · Judge the evidence in your work</w:t>
+      </w:r>
+    </w:p>
+    <w:p>
+      <w:r>
+        <w:t>Point to work that supports your confidence level.</w:t>
+      </w:r>
+    </w:p>
+    <w:p>
+      <w:pPr>
+        <w:pStyle w:val="Heading2"/>
+      </w:pPr>
+      <w:r>
+        <w:t>Your evidence record</w:t>
+      </w:r>
+    </w:p>
+    <w:p>
+      <w:pPr>
+        <w:pStyle w:val="ListBullet"/>
+      </w:pPr>
+      <w:r>
+        <w:t>I can explain the mechanism.</w:t>
+      </w:r>
+    </w:p>
+    <w:p>
+      <w:pPr>
+        <w:pStyle w:val="ListBullet"/>
+      </w:pPr>
+      <w:r>
+        <w:t>I can show evidence.</w:t>
+      </w:r>
+    </w:p>
+    <w:p>
+      <w:pPr>
+        <w:pStyle w:val="ListBullet"/>
+      </w:pPr>
+      <w:r>
+        <w:t>I can handle a changed case.</w:t>
+      </w:r>
+    </w:p>
+    <w:p>
+      <w:pPr>
+        <w:pStyle w:val="ListBullet"/>
+      </w:pPr>
+      <w:r>
+        <w:t>I can name a limit.</w:t>
+      </w:r>
+    </w:p>
+    <w:p>
+      <w:r>
+        <w:t>Mark each as not yet, with help or independently, and attach supporting work.</w:t>
+      </w:r>
+    </w:p>
+    <w:p>
+      <w:pPr>
+        <w:spacing w:line="336" w:lineRule="auto" w:after="180"/>
+      </w:pPr>
+      <w:r>
+        <w:rPr>
+          <w:b w:val="0"/>
+        </w:rPr>
+        <w:t>Teacher review ____________________  Next step ____________________</w:t>
+      </w:r>
+    </w:p>
+    <w:p>
+      <w:pPr>
+        <w:pStyle w:val="Heading1"/>
+      </w:pPr>
+      <w:r>
+        <w:t>Reference bank and extra practice</w:t>
+      </w:r>
+    </w:p>
+    <w:p>
+      <w:pPr>
+        <w:pStyle w:val="Heading1"/>
+      </w:pPr>
+      <w:r>
+        <w:t>02. Reference · Supported W2 record</w:t>
+      </w:r>
+    </w:p>
+    <w:p>
+      <w:r>
+        <w:t>This is the same W2 attempt. Keep one response record.</w:t>
+      </w:r>
+    </w:p>
+    <w:p>
+      <w:pPr>
+        <w:pStyle w:val="Heading2"/>
+      </w:pPr>
+      <w:r>
+        <w:t>Use this when helpful</w:t>
+      </w:r>
+    </w:p>
+    <w:p>
+      <w:pPr>
+        <w:spacing w:line="336" w:lineRule="auto" w:after="180"/>
+      </w:pPr>
+      <w:r>
+        <w:rPr>
+          <w:b w:val="0"/>
+        </w:rPr>
+        <w:t xml:space="preserve">Use W2: Construct both outcome paths for Constructing a </w:t>
+      </w:r>
+      <w:r>
+        <w:rPr>
+          <w:b/>
+        </w:rPr>
+        <w:t>classifier</w:t>
+      </w:r>
+      <w:r>
+        <w:rPr>
+          <w:b w:val="0"/>
+        </w:rPr>
+        <w:t>. Record the answer once; the lesson and workbook refer to the same attempt.</w:t>
+      </w:r>
+    </w:p>
+    <w:tbl>
+      <w:tblPr>
+        <w:tblStyle w:val="LightShading-Accent1"/>
+        <w:tblW w:type="auto" w:w="0"/>
+        <w:tblLook w:firstColumn="1" w:firstRow="1" w:lastColumn="0" w:lastRow="0" w:noHBand="0" w:noVBand="1" w:val="04A0"/>
+      </w:tblPr>
+      <w:tblGrid>
+        <w:gridCol w:w="2556"/>
+        <w:gridCol w:w="2556"/>
+        <w:gridCol w:w="2556"/>
+        <w:gridCol w:w="2556"/>
+      </w:tblGrid>
+      <w:tr>
+        <w:trPr>
+          <w:tblHeader/>
+        </w:trPr>
+        <w:tc>
+          <w:tcPr>
+            <w:tcW w:type="dxa" w:w="2556"/>
+          </w:tcPr>
+          <w:p>
+            <w:r>
+              <w:t>Given inputs</w:t>
+            </w:r>
+          </w:p>
+        </w:tc>
+        <w:tc>
+          <w:tcPr>
+            <w:tcW w:type="dxa" w:w="2556"/>
+          </w:tcPr>
+          <w:p>
+            <w:r>
+              <w:t>Procedure I chose</w:t>
+            </w:r>
+          </w:p>
+        </w:tc>
+        <w:tc>
+          <w:tcPr>
+            <w:tcW w:type="dxa" w:w="2556"/>
+          </w:tcPr>
+          <w:p>
+            <w:r>
+              <w:t>Middle steps</w:t>
+            </w:r>
+          </w:p>
+        </w:tc>
+        <w:tc>
+          <w:tcPr>
+            <w:tcW w:type="dxa" w:w="2556"/>
+          </w:tcPr>
+          <w:p>
+            <w:r>
+              <w:t>Result and check</w:t>
+            </w:r>
+          </w:p>
+        </w:tc>
+      </w:tr>
+      <w:tr>
+        <w:tc>
+          <w:tcPr>
+            <w:tcW w:type="dxa" w:w="2556"/>
+          </w:tcPr>
+          <w:p>
+            <w:r/>
+          </w:p>
+        </w:tc>
+        <w:tc>
+          <w:tcPr>
+            <w:tcW w:type="dxa" w:w="2556"/>
+          </w:tcPr>
+          <w:p>
+            <w:r/>
+          </w:p>
+        </w:tc>
+        <w:tc>
+          <w:tcPr>
+            <w:tcW w:type="dxa" w:w="2556"/>
+          </w:tcPr>
+          <w:p>
+            <w:r/>
+          </w:p>
+        </w:tc>
+        <w:tc>
+          <w:tcPr>
+            <w:tcW w:type="dxa" w:w="2556"/>
+          </w:tcPr>
+          <w:p>
+            <w:r/>
+          </w:p>
+        </w:tc>
+      </w:tr>
+    </w:tbl>
+    <w:p>
+      <w:pPr>
+        <w:pStyle w:val="Heading3"/>
+      </w:pPr>
+      <w:r>
+        <w:t>The step I completed without help, and the hint I needed</w:t>
+      </w:r>
+    </w:p>
+    <w:p>
+      <w:r>
+        <w:t>________________________________________________________________</w:t>
+      </w:r>
+    </w:p>
+    <w:p>
+      <w:r>
+        <w:t>________________________________________________________________</w:t>
+      </w:r>
+    </w:p>
+    <w:p>
+      <w:r>
+        <w:t>________________________________________________________________</w:t>
+      </w:r>
+    </w:p>
+    <w:p>
+      <w:pPr>
+        <w:pStyle w:val="Heading1"/>
+      </w:pPr>
+      <w:r>
+        <w:t>03. Extra practice · Repair the explanation</w:t>
+      </w:r>
+    </w:p>
+    <w:p>
+      <w:r>
+        <w:t>Explain the deciding fact before discussing the answer.</w:t>
+      </w:r>
+    </w:p>
+    <w:p>
+      <w:pPr>
+        <w:pStyle w:val="Heading2"/>
+      </w:pPr>
+      <w:r>
+        <w:t>Use this when helpful</w:t>
+      </w:r>
+    </w:p>
+    <w:p>
+      <w:pPr>
+        <w:spacing w:line="336" w:lineRule="auto" w:after="180"/>
+      </w:pPr>
+      <w:r>
+        <w:rPr>
+          <w:b w:val="0"/>
+        </w:rPr>
+        <w:t xml:space="preserve">Use the worked case for Constructing a </w:t>
+      </w:r>
+      <w:r>
+        <w:rPr>
+          <w:b/>
+        </w:rPr>
+        <w:t>classifier</w:t>
+      </w:r>
+      <w:r>
+        <w:rPr>
+          <w:b w:val="0"/>
+        </w:rPr>
+        <w:t xml:space="preserve">. Proposed explanation: “Any numeric </w:t>
+      </w:r>
+      <w:r>
+        <w:rPr>
+          <w:b/>
+        </w:rPr>
+        <w:t>input</w:t>
+      </w:r>
+      <w:r>
+        <w:rPr>
+          <w:b w:val="0"/>
+        </w:rPr>
+        <w:t xml:space="preserve"> must receive a category”. Decide whether this explanation is supported.</w:t>
+      </w:r>
+    </w:p>
+    <w:p>
+      <w:pPr>
+        <w:spacing w:line="336" w:lineRule="auto" w:after="180"/>
+      </w:pPr>
+      <w:r>
+        <w:rPr>
+          <w:b w:val="0"/>
+        </w:rPr>
+        <w:t>Point to the step or supplied fact that decides; explain your repair if needed.</w:t>
+      </w:r>
+    </w:p>
+    <w:p>
+      <w:pPr>
+        <w:pStyle w:val="Heading3"/>
+      </w:pPr>
+      <w:r>
+        <w:t>My explanation before partner discussion</w:t>
+      </w:r>
+    </w:p>
+    <w:p>
+      <w:r>
+        <w:t>________________________________________________________________</w:t>
+      </w:r>
+    </w:p>
+    <w:p>
+      <w:r>
+        <w:t>________________________________________________________________</w:t>
+      </w:r>
+    </w:p>
+    <w:p>
+      <w:r>
+        <w:t>________________________________________________________________</w:t>
+      </w:r>
+    </w:p>
+    <w:p>
+      <w:r>
+        <w:t>________________________________________________________________</w:t>
+      </w:r>
+    </w:p>
+    <w:p>
+      <w:pPr>
+        <w:pStyle w:val="Heading1"/>
+      </w:pPr>
+      <w:r>
+        <w:t>05. Reference · Original learning target</w:t>
+      </w:r>
+    </w:p>
+    <w:p>
+      <w:r>
+        <w:t>Use this target to inspect an explanation.</w:t>
+      </w:r>
+    </w:p>
+    <w:p>
+      <w:pPr>
+        <w:pStyle w:val="Heading2"/>
+      </w:pPr>
+      <w:r>
+        <w:t>Use this when helpful</w:t>
+      </w:r>
+    </w:p>
+    <w:p>
+      <w:pPr>
+        <w:spacing w:line="336" w:lineRule="auto" w:after="180"/>
+      </w:pPr>
+      <w:r>
+        <w:rPr>
+          <w:b w:val="0"/>
+        </w:rPr>
+        <w:t>A classroom rule labels anything with wings as a bird. Test a bat, a penguin and a toy aeroplane. Define the target independently, then propose a next step without pretending one visual clue solves biology.</w:t>
+      </w:r>
+    </w:p>
+    <w:p>
+      <w:pPr>
+        <w:pStyle w:val="Heading1"/>
+      </w:pPr>
+      <w:r>
+        <w:t>06. Extra practice · A complete case</w:t>
+      </w:r>
+    </w:p>
+    <w:p>
+      <w:r>
+        <w:t>Try the question before checking the worked explanation.</w:t>
+      </w:r>
+    </w:p>
+    <w:p>
+      <w:pPr>
+        <w:pStyle w:val="Heading2"/>
+      </w:pPr>
+      <w:r>
+        <w:t>Use this when helpful</w:t>
+      </w:r>
+    </w:p>
+    <w:p>
+      <w:pPr>
+        <w:spacing w:line="336" w:lineRule="auto" w:after="180"/>
+      </w:pPr>
+      <w:r>
+        <w:rPr>
+          <w:b w:val="0"/>
+        </w:rPr>
+        <w:t xml:space="preserve">A human </w:t>
+      </w:r>
+      <w:r>
+        <w:rPr>
+          <w:b/>
+        </w:rPr>
+        <w:t>classifier</w:t>
+      </w:r>
+      <w:r>
+        <w:rPr>
+          <w:b w:val="0"/>
+        </w:rPr>
+        <w:t xml:space="preserve"> uses has wheels means vehicle on a bicycle, wheelchair, toy car and boat.</w:t>
+      </w:r>
+    </w:p>
+    <w:p>
+      <w:pPr>
+        <w:spacing w:line="336" w:lineRule="auto" w:after="180"/>
+      </w:pPr>
+      <w:r>
+        <w:rPr>
+          <w:b w:val="0"/>
+        </w:rPr>
+        <w:t>Apply the rule and identify a limitation.</w:t>
+      </w:r>
+    </w:p>
+    <w:p>
+      <w:pPr>
+        <w:spacing w:line="336" w:lineRule="auto" w:after="180"/>
+      </w:pPr>
+      <w:r>
+        <w:rPr>
+          <w:b w:val="0"/>
+        </w:rPr>
+        <w:t xml:space="preserve">Show your trace, calculation or </w:t>
+      </w:r>
+      <w:r>
+        <w:rPr>
+          <w:b/>
+        </w:rPr>
+        <w:t>evidence</w:t>
+      </w:r>
+    </w:p>
+    <w:p>
+      <w:pPr>
+        <w:pStyle w:val="Heading3"/>
+      </w:pPr>
+      <w:r>
+        <w:t>Write or draw your reasoning and evidence.</w:t>
+      </w:r>
+    </w:p>
+    <w:p>
+      <w:r>
+        <w:t>________________________________________________________________</w:t>
+      </w:r>
+    </w:p>
+    <w:p>
+      <w:r>
+        <w:t>________________________________________________________________</w:t>
+      </w:r>
+    </w:p>
+    <w:p>
+      <w:r>
+        <w:t>________________________________________________________________</w:t>
+      </w:r>
+    </w:p>
+    <w:p>
+      <w:r>
+        <w:t>________________________________________________________________</w:t>
+      </w:r>
+    </w:p>
+    <w:p>
+      <w:r>
+        <w:t>________________________________________________________________</w:t>
+      </w:r>
+    </w:p>
+    <w:p>
+      <w:pPr>
+        <w:pStyle w:val="Heading1"/>
+      </w:pPr>
+      <w:r>
+        <w:t>07. Extra practice · A changed case</w:t>
+      </w:r>
+    </w:p>
+    <w:p>
+      <w:r>
+        <w:t>Keep this practice separate from the reserved independent attempt.</w:t>
+      </w:r>
+    </w:p>
+    <w:p>
+      <w:pPr>
+        <w:pStyle w:val="Heading2"/>
+      </w:pPr>
+      <w:r>
+        <w:t>Use this when helpful</w:t>
+      </w:r>
+    </w:p>
+    <w:p>
+      <w:pPr>
+        <w:spacing w:line="336" w:lineRule="auto" w:after="180"/>
+      </w:pPr>
+      <w:r>
+        <w:rPr>
+          <w:b w:val="0"/>
+        </w:rPr>
+        <w:t xml:space="preserve">Use a human </w:t>
+      </w:r>
+      <w:r>
+        <w:rPr>
+          <w:b/>
+        </w:rPr>
+        <w:t>classifier</w:t>
+      </w:r>
+      <w:r>
+        <w:rPr>
+          <w:b w:val="0"/>
+        </w:rPr>
+        <w:t>: three straight sides forming a closed shape means triangle; four equal straight sides and four right angles forming a closed shape means square. Classify a three-sided card and a card whose corner is hidden. When should you pause?</w:t>
+      </w:r>
+    </w:p>
+    <w:p>
+      <w:pPr>
+        <w:spacing w:line="336" w:lineRule="auto" w:after="180"/>
+      </w:pPr>
+      <w:r>
+        <w:rPr>
+          <w:b w:val="0"/>
+        </w:rPr>
+        <w:t>My practice answer and reason</w:t>
+      </w:r>
+    </w:p>
+    <w:p>
+      <w:pPr>
+        <w:pStyle w:val="Heading3"/>
+      </w:pPr>
+      <w:r>
+        <w:t>Write or draw your reasoning and evidence.</w:t>
+      </w:r>
+    </w:p>
+    <w:p>
+      <w:r>
+        <w:t>________________________________________________________________</w:t>
+      </w:r>
+    </w:p>
+    <w:p>
+      <w:r>
+        <w:t>________________________________________________________________</w:t>
+      </w:r>
+    </w:p>
+    <w:p>
+      <w:r>
+        <w:t>________________________________________________________________</w:t>
+      </w:r>
+    </w:p>
+    <w:p>
+      <w:r>
+        <w:t>________________________________________________________________</w:t>
+      </w:r>
+    </w:p>
+    <w:p>
+      <w:r>
+        <w:t>________________________________________________________________</w:t>
+      </w:r>
+    </w:p>
+    <w:p>
+      <w:pPr>
+        <w:pStyle w:val="Heading3"/>
+      </w:pPr>
+      <w:r>
+        <w:t>Week 14 Test and reflect</w:t>
+      </w:r>
+    </w:p>
+    <w:p>
+      <w:pPr>
+        <w:pStyle w:val="Heading1"/>
+      </w:pPr>
+      <w:r>
+        <w:t>08. Extra practice · Design a revealing test</w:t>
+      </w:r>
+    </w:p>
+    <w:p>
+      <w:r>
+        <w:t>Predict before tracing or testing.</w:t>
+      </w:r>
+    </w:p>
+    <w:p>
+      <w:pPr>
+        <w:pStyle w:val="Heading2"/>
+      </w:pPr>
+      <w:r>
+        <w:t>Use this when helpful</w:t>
+      </w:r>
+    </w:p>
+    <w:p>
+      <w:pPr>
+        <w:spacing w:line="336" w:lineRule="auto" w:after="180"/>
+      </w:pPr>
+      <w:r>
+        <w:rPr>
+          <w:b w:val="0"/>
+        </w:rPr>
+        <w:t xml:space="preserve">Create a changed </w:t>
+      </w:r>
+      <w:r>
+        <w:rPr>
+          <w:b/>
+        </w:rPr>
+        <w:t>input</w:t>
+      </w:r>
+      <w:r>
+        <w:rPr>
+          <w:b w:val="0"/>
+        </w:rPr>
+        <w:t>, boundary case or missing-information case. Write the expected answer or safe response before testing.</w:t>
+      </w:r>
+    </w:p>
+    <w:tbl>
+      <w:tblPr>
+        <w:tblStyle w:val="LightShading-Accent1"/>
+        <w:tblW w:type="auto" w:w="0"/>
+        <w:tblLook w:firstColumn="1" w:firstRow="1" w:lastColumn="0" w:lastRow="0" w:noHBand="0" w:noVBand="1" w:val="04A0"/>
+      </w:tblPr>
+      <w:tblGrid>
+        <w:gridCol w:w="5112"/>
+        <w:gridCol w:w="5112"/>
+      </w:tblGrid>
+      <w:tr>
+        <w:trPr>
+          <w:tblHeader/>
+        </w:trPr>
+        <w:tc>
+          <w:tcPr>
+            <w:tcW w:type="dxa" w:w="5112"/>
+          </w:tcPr>
+          <w:p>
+            <w:r>
+              <w:t>Test record</w:t>
+            </w:r>
+          </w:p>
+        </w:tc>
+        <w:tc>
+          <w:tcPr>
+            <w:tcW w:type="dxa" w:w="5112"/>
+          </w:tcPr>
+          <w:p>
+            <w:r>
+              <w:t>My evidence</w:t>
+            </w:r>
+          </w:p>
+        </w:tc>
+      </w:tr>
+      <w:tr>
+        <w:tc>
+          <w:tcPr>
+            <w:tcW w:type="dxa" w:w="5112"/>
+          </w:tcPr>
+          <w:p>
+            <w:r>
+              <w:t>Changed input or condition</w:t>
+            </w:r>
+          </w:p>
+        </w:tc>
+        <w:tc>
+          <w:tcPr>
+            <w:tcW w:type="dxa" w:w="5112"/>
+          </w:tcPr>
+          <w:p>
+            <w:r/>
+          </w:p>
+        </w:tc>
+      </w:tr>
+      <w:tr>
+        <w:tc>
+          <w:tcPr>
+            <w:tcW w:type="dxa" w:w="5112"/>
+          </w:tcPr>
+          <w:p>
+            <w:r>
+              <w:t>Expected answer or fallback</w:t>
+            </w:r>
+          </w:p>
+        </w:tc>
+        <w:tc>
+          <w:tcPr>
+            <w:tcW w:type="dxa" w:w="5112"/>
+          </w:tcPr>
+          <w:p>
+            <w:r/>
+          </w:p>
+        </w:tc>
+      </w:tr>
+      <w:tr>
+        <w:tc>
+          <w:tcPr>
+            <w:tcW w:type="dxa" w:w="5112"/>
+          </w:tcPr>
+          <w:p>
+            <w:r>
+              <w:t>Observed result</w:t>
+            </w:r>
+          </w:p>
+        </w:tc>
+        <w:tc>
+          <w:tcPr>
+            <w:tcW w:type="dxa" w:w="5112"/>
+          </w:tcPr>
+          <w:p>
+            <w:r/>
+          </w:p>
+        </w:tc>
+      </w:tr>
+      <w:tr>
+        <w:tc>
+          <w:tcPr>
+            <w:tcW w:type="dxa" w:w="5112"/>
+          </w:tcPr>
+          <w:p>
+            <w:r>
+              <w:t>Why the result occurred</w:t>
+            </w:r>
+          </w:p>
+        </w:tc>
+        <w:tc>
+          <w:tcPr>
+            <w:tcW w:type="dxa" w:w="5112"/>
+          </w:tcPr>
+          <w:p>
+            <w:r/>
+          </w:p>
+        </w:tc>
+      </w:tr>
+    </w:tbl>
+    <w:p>
+      <w:pPr>
+        <w:pStyle w:val="Heading1"/>
+      </w:pPr>
+      <w:r>
+        <w:t>11. Reference · Original target response space</w:t>
+      </w:r>
+    </w:p>
+    <w:p>
+      <w:r>
+        <w:t>This teaching case is practice rather than a fresh assessment.</w:t>
+      </w:r>
+    </w:p>
+    <w:p>
+      <w:pPr>
+        <w:pStyle w:val="Heading2"/>
+      </w:pPr>
+      <w:r>
+        <w:t>Use this when helpful</w:t>
+      </w:r>
+    </w:p>
+    <w:p>
+      <w:pPr>
+        <w:spacing w:line="336" w:lineRule="auto" w:after="180"/>
+      </w:pPr>
+      <w:r>
+        <w:rPr>
+          <w:b w:val="0"/>
+        </w:rPr>
+        <w:t>A classroom rule labels anything with wings as a bird. Test a bat, a penguin and a toy aeroplane. Define the target independently, then propose a next step without pretending one visual clue solves biology.</w:t>
+      </w:r>
+    </w:p>
+    <w:p>
+      <w:pPr>
+        <w:pStyle w:val="Heading3"/>
+      </w:pPr>
+      <w:r>
+        <w:t>My explanation after practice</w:t>
+      </w:r>
+    </w:p>
+    <w:p>
+      <w:r>
+        <w:t>________________________________________________________________</w:t>
+      </w:r>
+    </w:p>
+    <w:p>
+      <w:r>
+        <w:t>________________________________________________________________</w:t>
+      </w:r>
+    </w:p>
+    <w:p>
+      <w:r>
+        <w:t>________________________________________________________________</w:t>
+      </w:r>
+    </w:p>
+    <w:p>
+      <w:r>
+        <w:t>________________________________________________________________</w:t>
+      </w:r>
+    </w:p>
+    <w:p>
+      <w:r>
+        <w:t>________________________________________________________________</w:t>
+      </w:r>
+    </w:p>
+    <w:p>
+      <w:r>
+        <w:t>________________________________________________________________</w:t>
+      </w:r>
+    </w:p>
+    <w:p>
+      <w:r>
+        <w:t>________________________________________________________________</w:t>
+      </w:r>
+    </w:p>
+    <w:p>
+      <w:pPr>
+        <w:spacing w:line="336" w:lineRule="auto" w:after="180"/>
+      </w:pPr>
+      <w:r>
+        <w:rPr>
+          <w:b w:val="0"/>
+        </w:rPr>
+        <w:t>Record support used: none, hint or teacher explanation.</w:t>
+      </w:r>
+    </w:p>
+    <w:p>
+      <w:pPr>
+        <w:pStyle w:val="Heading1"/>
+      </w:pPr>
+      <w:r>
+        <w:t>15. Reference · Independent-case response copy</w:t>
+      </w:r>
+    </w:p>
+    <w:p>
+      <w:r>
+        <w:t>This duplicates W4. Reuse the same first-attempt record.</w:t>
+      </w:r>
+    </w:p>
+    <w:p>
+      <w:pPr>
+        <w:pStyle w:val="Heading2"/>
+      </w:pPr>
+      <w:r>
+        <w:t>Use this when helpful</w:t>
+      </w:r>
+    </w:p>
+    <w:p>
+      <w:pPr>
+        <w:spacing w:line="336" w:lineRule="auto" w:after="180"/>
+      </w:pPr>
+      <w:r>
+        <w:rPr>
+          <w:b w:val="0"/>
+        </w:rPr>
+        <w:t>Design Ribbon1 for ribbon lengths recorded as whole centimetres from 1 through 12 inclusive, with unit cm required. Predict long at 8 cm or more and short otherwise.</w:t>
+      </w:r>
+    </w:p>
+    <w:p>
+      <w:pPr>
+        <w:spacing w:line="336" w:lineRule="auto" w:after="180"/>
+      </w:pPr>
+      <w:r>
+        <w:rPr>
+          <w:b w:val="0"/>
+        </w:rPr>
+        <w:t xml:space="preserve">Write complete instructions and trace 7 cm, 8 cm, a blank length and 13 cm. Include reasons for </w:t>
+      </w:r>
+      <w:r>
+        <w:rPr>
+          <w:b/>
+        </w:rPr>
+        <w:t>no prediction</w:t>
+      </w:r>
+      <w:r>
+        <w:rPr>
+          <w:b w:val="0"/>
+        </w:rPr>
+        <w:t xml:space="preserve"> and the </w:t>
+      </w:r>
+      <w:r>
+        <w:rPr>
+          <w:b/>
+        </w:rPr>
+        <w:t>model version</w:t>
+      </w:r>
+      <w:r>
+        <w:rPr>
+          <w:b w:val="0"/>
+        </w:rPr>
+        <w:t xml:space="preserve"> in each record.</w:t>
+      </w:r>
+    </w:p>
+    <w:p>
+      <w:pPr>
+        <w:pStyle w:val="Heading3"/>
+      </w:pPr>
+      <w:r>
+        <w:t>My reasoning and evidence</w:t>
+      </w:r>
+    </w:p>
+    <w:p>
+      <w:r>
+        <w:t>________________________________________________________________</w:t>
+      </w:r>
+    </w:p>
+    <w:p>
+      <w:r>
+        <w:t>________________________________________________________________</w:t>
+      </w:r>
+    </w:p>
+    <w:p>
+      <w:r>
+        <w:t>________________________________________________________________</w:t>
+      </w:r>
+    </w:p>
+    <w:p>
+      <w:r>
+        <w:t>________________________________________________________________</w:t>
+      </w:r>
+    </w:p>
+    <w:p>
+      <w:r>
+        <w:t>________________________________________________________________</w:t>
+      </w:r>
+    </w:p>
+    <w:p>
+      <w:r>
+        <w:t>________________________________________________________________</w:t>
+      </w:r>
+    </w:p>
+    <w:p>
+      <w:r>
+        <w:t>________________________________________________________________</w:t>
+      </w:r>
+    </w:p>
+    <w:p>
+      <w:r>
+        <w:t>________________________________________________________________</w:t>
+      </w:r>
+    </w:p>
+    <w:p>
+      <w:pPr>
+        <w:pStyle w:val="Heading1"/>
+      </w:pPr>
+      <w:r>
+        <w:t>18. Extra practice · Use the worked picture</w:t>
+      </w:r>
+    </w:p>
+    <w:p>
+      <w:r>
+        <w:t>Keep the explanation and the support you used.</w:t>
+      </w:r>
+    </w:p>
+    <w:p>
+      <w:pPr>
+        <w:pStyle w:val="Heading2"/>
+      </w:pPr>
+      <w:r>
+        <w:t>Use this when helpful</w:t>
       </w:r>
     </w:p>
     <w:p>
@@ -1867,16 +1974,7 @@
     </w:p>
     <w:p>
       <w:pPr>
-        <w:pStyle w:val="Heading3"/>
-      </w:pPr>
-      <w:r>
-        <w:t>Record the help used</w:t>
-      </w:r>
-    </w:p>
-    <w:p>
-      <w:pPr>
         <w:spacing w:line="336" w:lineRule="auto" w:after="180"/>
-        <w:shd w:fill="F1F6F8"/>
       </w:pPr>
       <w:r>
         <w:rPr>
@@ -1913,12 +2011,20 @@
         <w:pStyle w:val="Heading1"/>
       </w:pPr>
       <w:r>
-        <w:t>19. Project portfolio milestone</w:t>
-      </w:r>
-    </w:p>
-    <w:p>
-      <w:r>
-        <w:t>Keep this week’s input, deciding step, result and limit together in the Helpful Classroom Sorter record.</w:t>
+        <w:t>19. Reference · Project portfolio record</w:t>
+      </w:r>
+    </w:p>
+    <w:p>
+      <w:r>
+        <w:t>Extend your main project response when helpful.</w:t>
+      </w:r>
+    </w:p>
+    <w:p>
+      <w:pPr>
+        <w:pStyle w:val="Heading2"/>
+      </w:pPr>
+      <w:r>
+        <w:t>Use this when helpful</w:t>
       </w:r>
     </w:p>
     <w:p>
@@ -2108,12 +2214,500 @@
         <w:pStyle w:val="Heading1"/>
       </w:pPr>
       <w:r>
-        <w:t>20. Supported practice and learning evidence</w:t>
-      </w:r>
-    </w:p>
-    <w:p>
-      <w:r>
-        <w:t>Try the supported questions before comparing with hints and feedback. Record what you repaired and the evidence you retained.</w:t>
+        <w:t>20. Extra practice: pictures, repair and feedback</w:t>
+      </w:r>
+    </w:p>
+    <w:p>
+      <w:r>
+        <w:t>Attempt each question before opening its explanation. Use one browser or paper copy.</w:t>
+      </w:r>
+    </w:p>
+    <w:p>
+      <w:pPr>
+        <w:pStyle w:val="Heading2"/>
+      </w:pPr>
+      <w:r>
+        <w:t>First supported question</w:t>
+      </w:r>
+    </w:p>
+    <w:p>
+      <w:pPr>
+        <w:pStyle w:val="ListBullet"/>
+      </w:pPr>
+      <w:r>
+        <w:t>A fictional ribbon sorter uses a fixed instruction card called RibbonR.</w:t>
+      </w:r>
+    </w:p>
+    <w:p>
+      <w:pPr>
+        <w:pStyle w:val="Heading3"/>
+      </w:pPr>
+      <w:r>
+        <w:t>Practice 1: explain the deciding evidence</w:t>
+      </w:r>
+    </w:p>
+    <w:p>
+      <w:pPr>
+        <w:pStyle w:val="ListBullet"/>
+      </w:pPr>
+      <w:r>
+        <w:t>Which labelled step matches this detail? Store input, contract result, rule version and prediction.</w:t>
+      </w:r>
+    </w:p>
+    <w:p>
+      <w:pPr>
+        <w:pStyle w:val="ListBullet"/>
+      </w:pPr>
+      <w:r>
+        <w:t>1. Invalid cases</w:t>
+      </w:r>
+    </w:p>
+    <w:p>
+      <w:pPr>
+        <w:pStyle w:val="ListBullet"/>
+      </w:pPr>
+      <w:r>
+        <w:t>2. Input contract</w:t>
+      </w:r>
+    </w:p>
+    <w:p>
+      <w:pPr>
+        <w:pStyle w:val="ListBullet"/>
+      </w:pPr>
+      <w:r>
+        <w:t>3. Keep records</w:t>
+      </w:r>
+    </w:p>
+    <w:p>
+      <w:pPr>
+        <w:pStyle w:val="ListBullet"/>
+      </w:pPr>
+      <w:r>
+        <w:t>4. Valid cases</w:t>
+      </w:r>
+    </w:p>
+    <w:p>
+      <w:pPr>
+        <w:pStyle w:val="Heading3"/>
+      </w:pPr>
+      <w:r>
+        <w:t>My selected conclusion, deciding fact and explanation</w:t>
+      </w:r>
+    </w:p>
+    <w:p>
+      <w:r>
+        <w:t>________________________________________________________________</w:t>
+      </w:r>
+    </w:p>
+    <w:p>
+      <w:r>
+        <w:t>________________________________________________________________</w:t>
+      </w:r>
+    </w:p>
+    <w:p>
+      <w:r>
+        <w:t>________________________________________________________________</w:t>
+      </w:r>
+    </w:p>
+    <w:p>
+      <w:r>
+        <w:t>________________________________________________________________</w:t>
+      </w:r>
+    </w:p>
+    <w:p>
+      <w:r>
+        <w:t>________________________________________________________________</w:t>
+      </w:r>
+    </w:p>
+    <w:p>
+      <w:pPr>
+        <w:pStyle w:val="ListBullet"/>
+      </w:pPr>
+      <w:r>
+        <w:t>Hint if needed: Read the steps in the pictorial case. Match the supplied detail to the stage that performs or records it.</w:t>
+      </w:r>
+    </w:p>
+    <w:p>
+      <w:pPr>
+        <w:pStyle w:val="Heading2"/>
+      </w:pPr>
+      <w:r>
+        <w:t>Check the first explanation · reference / check after trying</w:t>
+      </w:r>
+    </w:p>
+    <w:p>
+      <w:pPr>
+        <w:spacing w:line="336" w:lineRule="auto" w:after="180"/>
+      </w:pPr>
+      <w:r>
+        <w:rPr>
+          <w:b w:val="0"/>
+        </w:rPr>
+        <w:t xml:space="preserve">After your attempt, compare with the supported explanation: Keep records Store </w:t>
+      </w:r>
+      <w:r>
+        <w:rPr>
+          <w:b/>
+        </w:rPr>
+        <w:t>input</w:t>
+      </w:r>
+      <w:r>
+        <w:rPr>
+          <w:b w:val="0"/>
+        </w:rPr>
+        <w:t xml:space="preserve">, contract result, rule version and </w:t>
+      </w:r>
+      <w:r>
+        <w:rPr>
+          <w:b/>
+        </w:rPr>
+        <w:t>prediction</w:t>
+      </w:r>
+      <w:r>
+        <w:rPr>
+          <w:b w:val="0"/>
+        </w:rPr>
+        <w:t xml:space="preserve">. A </w:t>
+      </w:r>
+      <w:r>
+        <w:rPr>
+          <w:b/>
+        </w:rPr>
+        <w:t>prediction</w:t>
+      </w:r>
+      <w:r>
+        <w:rPr>
+          <w:b w:val="0"/>
+        </w:rPr>
+        <w:t xml:space="preserve"> boundary answers a different question from </w:t>
+      </w:r>
+      <w:r>
+        <w:rPr>
+          <w:b/>
+        </w:rPr>
+        <w:t>input</w:t>
+      </w:r>
+      <w:r>
+        <w:rPr>
+          <w:b w:val="0"/>
+        </w:rPr>
+        <w:t xml:space="preserve"> </w:t>
+      </w:r>
+      <w:r>
+        <w:rPr>
+          <w:b/>
+        </w:rPr>
+        <w:t>validation</w:t>
+      </w:r>
+      <w:r>
+        <w:rPr>
+          <w:b w:val="0"/>
+        </w:rPr>
+        <w:t>.</w:t>
+      </w:r>
+    </w:p>
+    <w:p>
+      <w:pPr>
+        <w:spacing w:line="336" w:lineRule="auto" w:after="180"/>
+      </w:pPr>
+      <w:r>
+        <w:rPr>
+          <w:b w:val="0"/>
+        </w:rPr>
+        <w:t>Length 9 passes the contract and meets the long boundary. Length 16 must not receive long merely because it exceeds 9: it violates the allowed range first. Zero is permitted and receives short.</w:t>
+      </w:r>
+    </w:p>
+    <w:p>
+      <w:pPr>
+        <w:pStyle w:val="Heading2"/>
+      </w:pPr>
+      <w:r>
+        <w:t>Changed-case question</w:t>
+      </w:r>
+    </w:p>
+    <w:p>
+      <w:pPr>
+        <w:pStyle w:val="Heading3"/>
+      </w:pPr>
+      <w:r>
+        <w:t>Practice 2: explain the deciding evidence</w:t>
+      </w:r>
+    </w:p>
+    <w:p>
+      <w:pPr>
+        <w:pStyle w:val="ListBullet"/>
+      </w:pPr>
+      <w:r>
+        <w:t>Changed-case practice: Provide length 9 with unit mm. Which conclusion is supported by the supplied facts?</w:t>
+      </w:r>
+    </w:p>
+    <w:p>
+      <w:pPr>
+        <w:pStyle w:val="ListBullet"/>
+      </w:pPr>
+      <w:r>
+        <w:t>1. Request clarification rather than predicting long.</w:t>
+      </w:r>
+    </w:p>
+    <w:p>
+      <w:pPr>
+        <w:pStyle w:val="ListBullet"/>
+      </w:pPr>
+      <w:r>
+        <w:t>2. This one example guarantees correct results for every future input.</w:t>
+      </w:r>
+    </w:p>
+    <w:p>
+      <w:pPr>
+        <w:pStyle w:val="ListBullet"/>
+      </w:pPr>
+      <w:r>
+        <w:t>3. We can decide the result without examining the changed input or the procedure.</w:t>
+      </w:r>
+    </w:p>
+    <w:p>
+      <w:pPr>
+        <w:pStyle w:val="Heading3"/>
+      </w:pPr>
+      <w:r>
+        <w:t>My selected conclusion, deciding fact and explanation</w:t>
+      </w:r>
+    </w:p>
+    <w:p>
+      <w:r>
+        <w:t>________________________________________________________________</w:t>
+      </w:r>
+    </w:p>
+    <w:p>
+      <w:r>
+        <w:t>________________________________________________________________</w:t>
+      </w:r>
+    </w:p>
+    <w:p>
+      <w:r>
+        <w:t>________________________________________________________________</w:t>
+      </w:r>
+    </w:p>
+    <w:p>
+      <w:r>
+        <w:t>________________________________________________________________</w:t>
+      </w:r>
+    </w:p>
+    <w:p>
+      <w:r>
+        <w:t>________________________________________________________________</w:t>
+      </w:r>
+    </w:p>
+    <w:p>
+      <w:pPr>
+        <w:pStyle w:val="ListBullet"/>
+      </w:pPr>
+      <w:r>
+        <w:t>Hint if needed: Use the changed condition and the deciding step in the pictorial trace. The answer must say what follows from those facts.</w:t>
+      </w:r>
+    </w:p>
+    <w:p>
+      <w:pPr>
+        <w:pStyle w:val="Heading2"/>
+      </w:pPr>
+      <w:r>
+        <w:t>Check the changed case · reference / check after trying</w:t>
+      </w:r>
+    </w:p>
+    <w:p>
+      <w:pPr>
+        <w:spacing w:line="336" w:lineRule="auto" w:after="180"/>
+      </w:pPr>
+      <w:r>
+        <w:rPr>
+          <w:b w:val="0"/>
+        </w:rPr>
+        <w:t xml:space="preserve">After your attempt, compare with the supported explanation: Request clarification rather than predicting long. RibbonR requires cm; the unit mismatch fails its declared </w:t>
+      </w:r>
+      <w:r>
+        <w:rPr>
+          <w:b/>
+        </w:rPr>
+        <w:t>input contract</w:t>
+      </w:r>
+      <w:r>
+        <w:rPr>
+          <w:b w:val="0"/>
+        </w:rPr>
+        <w:t>.</w:t>
+      </w:r>
+    </w:p>
+    <w:p>
+      <w:pPr>
+        <w:pStyle w:val="Heading2"/>
+      </w:pPr>
+      <w:r>
+        <w:t>Repair and save your work</w:t>
+      </w:r>
+    </w:p>
+    <w:p>
+      <w:pPr>
+        <w:spacing w:line="336" w:lineRule="auto" w:after="180"/>
+      </w:pPr>
+      <w:r>
+        <w:rPr>
+          <w:b w:val="0"/>
+        </w:rPr>
+        <w:t xml:space="preserve">Review Learning from Examples (ai-1/13). Goal: Fit a threshold by tracing </w:t>
+      </w:r>
+      <w:r>
+        <w:rPr>
+          <w:b/>
+        </w:rPr>
+        <w:t>prediction</w:t>
+      </w:r>
+      <w:r>
+        <w:rPr>
+          <w:b w:val="0"/>
+        </w:rPr>
+        <w:t>s and counting disagreements for every candidate. Short practice: Which new measured length would reveal disagreement between the candidates?.</w:t>
+      </w:r>
+    </w:p>
+    <w:p>
+      <w:pPr>
+        <w:spacing w:line="336" w:lineRule="auto" w:after="180"/>
+      </w:pPr>
+      <w:r>
+        <w:rPr>
+          <w:b w:val="0"/>
+        </w:rPr>
+        <w:t>Return to this week and explain what you changed.</w:t>
+      </w:r>
+    </w:p>
+    <w:p>
+      <w:pPr>
+        <w:spacing w:line="336" w:lineRule="auto" w:after="180"/>
+      </w:pPr>
+      <w:r>
+        <w:rPr>
+          <w:b w:val="0"/>
+        </w:rPr>
+        <w:t>Review Repeating Efficiently (ai-1/11). Goal: Trace a loop by testing its condition before every repetition. Short practice: Trace a fresh start of 9. How many additions occur, and must the report equal 10?.</w:t>
+      </w:r>
+    </w:p>
+    <w:p>
+      <w:pPr>
+        <w:spacing w:line="336" w:lineRule="auto" w:after="180"/>
+      </w:pPr>
+      <w:r>
+        <w:rPr>
+          <w:b w:val="0"/>
+        </w:rPr>
+        <w:t>Return to this week and explain what you changed.</w:t>
+      </w:r>
+    </w:p>
+    <w:p>
+      <w:pPr>
+        <w:spacing w:line="336" w:lineRule="auto" w:after="180"/>
+      </w:pPr>
+      <w:r>
+        <w:rPr>
+          <w:b w:val="0"/>
+        </w:rPr>
+        <w:t>Review Features: Useful Clues (ai-1/8). Goal: Choose recorded properties that preserve distinctions needed for a stated task.</w:t>
+      </w:r>
+    </w:p>
+    <w:p>
+      <w:pPr>
+        <w:spacing w:line="336" w:lineRule="auto" w:after="180"/>
+      </w:pPr>
+      <w:r>
+        <w:rPr>
+          <w:b w:val="0"/>
+        </w:rPr>
+        <w:t xml:space="preserve">Short practice: Point to the pair that tests pattern, then explain why the sticker is a bad early </w:t>
+      </w:r>
+      <w:r>
+        <w:rPr>
+          <w:b/>
+        </w:rPr>
+        <w:t>input</w:t>
+      </w:r>
+      <w:r>
+        <w:rPr>
+          <w:b w:val="0"/>
+        </w:rPr>
+        <w:t>.. Return to this week and explain what you changed.</w:t>
+      </w:r>
+    </w:p>
+    <w:p>
+      <w:pPr>
+        <w:spacing w:line="336" w:lineRule="auto" w:after="180"/>
+      </w:pPr>
+      <w:r>
+        <w:rPr>
+          <w:b w:val="0"/>
+        </w:rPr>
+        <w:t xml:space="preserve">Use Download completed work in the hosted lesson to export your answers, reflections, practice feedback and code-run </w:t>
+      </w:r>
+      <w:r>
+        <w:rPr>
+          <w:b/>
+        </w:rPr>
+        <w:t>evidence</w:t>
+      </w:r>
+      <w:r>
+        <w:rPr>
+          <w:b w:val="0"/>
+        </w:rPr>
+        <w:t>. Open the HTML copy to read or print it.</w:t>
+      </w:r>
+    </w:p>
+    <w:p>
+      <w:pPr>
+        <w:spacing w:line="336" w:lineRule="auto" w:after="180"/>
+      </w:pPr>
+      <w:r>
+        <w:rPr>
+          <w:b w:val="0"/>
+        </w:rPr>
+        <w:t>Drafts stay in this browser when storage is available; clear drafts on a shared device.</w:t>
+      </w:r>
+    </w:p>
+    <w:p>
+      <w:pPr>
+        <w:pStyle w:val="Heading3"/>
+      </w:pPr>
+      <w:r>
+        <w:t>What I repaired, the evidence I kept and the next test</w:t>
+      </w:r>
+    </w:p>
+    <w:p>
+      <w:r>
+        <w:t>________________________________________________________________</w:t>
+      </w:r>
+    </w:p>
+    <w:p>
+      <w:r>
+        <w:t>________________________________________________________________</w:t>
+      </w:r>
+    </w:p>
+    <w:p>
+      <w:r>
+        <w:t>________________________________________________________________</w:t>
+      </w:r>
+    </w:p>
+    <w:p>
+      <w:r>
+        <w:t>________________________________________________________________</w:t>
+      </w:r>
+    </w:p>
+    <w:p>
+      <w:r>
+        <w:t>________________________________________________________________</w:t>
+      </w:r>
+    </w:p>
+    <w:p>
+      <w:pPr>
+        <w:pStyle w:val="Heading2"/>
+      </w:pPr>
+      <w:r>
+        <w:t>Earlier wording, alternatives and picture transcripts · reference / check after trying</w:t>
       </w:r>
     </w:p>
     <w:p>
@@ -2129,110 +2723,10 @@
     </w:p>
     <w:p>
       <w:pPr>
-        <w:spacing w:line="336" w:lineRule="auto" w:after="180"/>
-      </w:pPr>
-      <w:r>
-        <w:rPr>
-          <w:b w:val="0"/>
-        </w:rPr>
-        <w:t>A fictional ribbon sorter uses a fixed instruction card called RibbonR.</w:t>
-      </w:r>
-    </w:p>
-    <w:p>
-      <w:pPr>
         <w:pStyle w:val="Heading3"/>
       </w:pPr>
       <w:r>
-        <w:t>Practice 1: explain the deciding evidence</w:t>
-      </w:r>
-    </w:p>
-    <w:p>
-      <w:pPr>
-        <w:spacing w:line="336" w:lineRule="auto" w:after="180"/>
-      </w:pPr>
-      <w:r>
-        <w:rPr>
-          <w:b w:val="0"/>
-        </w:rPr>
-        <w:t xml:space="preserve">Which labelled step matches this detail? Store </w:t>
-      </w:r>
-      <w:r>
-        <w:rPr>
-          <w:b/>
-        </w:rPr>
-        <w:t>input</w:t>
-      </w:r>
-      <w:r>
-        <w:rPr>
-          <w:b w:val="0"/>
-        </w:rPr>
-        <w:t xml:space="preserve">, contract result, rule version and </w:t>
-      </w:r>
-      <w:r>
-        <w:rPr>
-          <w:b/>
-        </w:rPr>
-        <w:t>prediction</w:t>
-      </w:r>
-      <w:r>
-        <w:rPr>
-          <w:b w:val="0"/>
-        </w:rPr>
-        <w:t>.</w:t>
-      </w:r>
-    </w:p>
-    <w:p>
-      <w:pPr>
-        <w:spacing w:line="336" w:lineRule="auto" w:after="180"/>
-        <w:shd w:fill="F4F9FC"/>
-      </w:pPr>
-      <w:r>
-        <w:rPr>
-          <w:b w:val="0"/>
-        </w:rPr>
-        <w:t>1. Invalid cases</w:t>
-      </w:r>
-    </w:p>
-    <w:p>
-      <w:pPr>
-        <w:spacing w:line="336" w:lineRule="auto" w:after="180"/>
-        <w:shd w:fill="F4F9FC"/>
-      </w:pPr>
-      <w:r>
-        <w:rPr>
-          <w:b w:val="0"/>
-        </w:rPr>
-        <w:t xml:space="preserve">2. </w:t>
-      </w:r>
-      <w:r>
-        <w:rPr>
-          <w:b/>
-        </w:rPr>
-        <w:t>Input contract</w:t>
-      </w:r>
-    </w:p>
-    <w:p>
-      <w:pPr>
-        <w:spacing w:line="336" w:lineRule="auto" w:after="180"/>
-        <w:shd w:fill="F4F9FC"/>
-      </w:pPr>
-      <w:r>
-        <w:rPr>
-          <w:b w:val="0"/>
-        </w:rPr>
-        <w:t>3. Keep records</w:t>
-      </w:r>
-    </w:p>
-    <w:p>
-      <w:pPr>
-        <w:spacing w:line="336" w:lineRule="auto" w:after="180"/>
-        <w:shd w:fill="F4F9FC"/>
-      </w:pPr>
-      <w:r>
-        <w:rPr>
-          <w:b w:val="0"/>
-        </w:rPr>
-        <w:t>4. Valid cases</w:t>
+        <w:t>Repair a missing building block</w:t>
       </w:r>
     </w:p>
     <w:p>
@@ -2240,508 +2734,25 @@
         <w:pStyle w:val="Heading3"/>
       </w:pPr>
       <w:r>
-        <w:t>My selected conclusion, deciding fact and explanation</w:t>
-      </w:r>
-    </w:p>
-    <w:p>
-      <w:r>
-        <w:t>________________________________________________________________</w:t>
-      </w:r>
-    </w:p>
-    <w:p>
-      <w:r>
-        <w:t>________________________________________________________________</w:t>
-      </w:r>
-    </w:p>
-    <w:p>
-      <w:r>
-        <w:t>________________________________________________________________</w:t>
-      </w:r>
-    </w:p>
-    <w:p>
-      <w:r>
-        <w:t>________________________________________________________________</w:t>
-      </w:r>
-    </w:p>
-    <w:p>
-      <w:r>
-        <w:t>________________________________________________________________</w:t>
-      </w:r>
-    </w:p>
-    <w:p>
-      <w:pPr>
-        <w:pStyle w:val="Heading3"/>
-      </w:pPr>
-      <w:r>
-        <w:t>Hint · try first</w:t>
-      </w:r>
-    </w:p>
-    <w:p>
-      <w:pPr>
-        <w:spacing w:line="336" w:lineRule="auto" w:after="180"/>
-        <w:shd w:fill="F1F6F8"/>
-      </w:pPr>
-      <w:r>
-        <w:rPr>
-          <w:b w:val="0"/>
-        </w:rPr>
-        <w:t>Hint if needed: Read the steps in the pictorial case. Match the supplied detail to the stage that performs or records it.</w:t>
-      </w:r>
-    </w:p>
-    <w:p>
-      <w:pPr>
-        <w:pStyle w:val="Heading3"/>
-      </w:pPr>
-      <w:r>
-        <w:t>Feedback · compare after trying</w:t>
-      </w:r>
-    </w:p>
-    <w:p>
-      <w:pPr>
-        <w:spacing w:line="336" w:lineRule="auto" w:after="180"/>
-        <w:shd w:fill="F1F6FC"/>
-      </w:pPr>
-      <w:r>
-        <w:rPr>
-          <w:b w:val="0"/>
-        </w:rPr>
-        <w:t xml:space="preserve">After your attempt, compare with the supported explanation: Keep records Store </w:t>
-      </w:r>
-      <w:r>
-        <w:rPr>
-          <w:b/>
-        </w:rPr>
-        <w:t>input</w:t>
-      </w:r>
-      <w:r>
-        <w:rPr>
-          <w:b w:val="0"/>
-        </w:rPr>
-        <w:t xml:space="preserve">, contract result, rule version and </w:t>
-      </w:r>
-      <w:r>
-        <w:rPr>
-          <w:b/>
-        </w:rPr>
-        <w:t>prediction</w:t>
-      </w:r>
-      <w:r>
-        <w:rPr>
-          <w:b w:val="0"/>
-        </w:rPr>
-        <w:t xml:space="preserve">. A </w:t>
-      </w:r>
-      <w:r>
-        <w:rPr>
-          <w:b/>
-        </w:rPr>
-        <w:t>prediction</w:t>
-      </w:r>
-      <w:r>
-        <w:rPr>
-          <w:b w:val="0"/>
-        </w:rPr>
-        <w:t xml:space="preserve"> boundary answers a different question from </w:t>
-      </w:r>
-      <w:r>
-        <w:rPr>
-          <w:b/>
-        </w:rPr>
-        <w:t>input</w:t>
-      </w:r>
-      <w:r>
-        <w:rPr>
-          <w:b w:val="0"/>
-        </w:rPr>
-        <w:t xml:space="preserve"> </w:t>
-      </w:r>
-      <w:r>
-        <w:rPr>
-          <w:b/>
-        </w:rPr>
-        <w:t>validation</w:t>
-      </w:r>
-      <w:r>
-        <w:rPr>
-          <w:b w:val="0"/>
-        </w:rPr>
-        <w:t>.</w:t>
-      </w:r>
-    </w:p>
-    <w:p>
-      <w:pPr>
-        <w:spacing w:line="336" w:lineRule="auto" w:after="180"/>
-        <w:shd w:fill="F1F6FC"/>
-      </w:pPr>
-      <w:r>
-        <w:rPr>
-          <w:b w:val="0"/>
-        </w:rPr>
-        <w:t>Length 9 passes the contract and meets the long boundary. Length 16 must not receive long merely because it exceeds 9: it violates the allowed range first. Zero is permitted and receives short.</w:t>
-      </w:r>
-    </w:p>
-    <w:p>
-      <w:pPr>
-        <w:pStyle w:val="Heading3"/>
-      </w:pPr>
-      <w:r>
-        <w:t>Practice 2: explain the deciding evidence</w:t>
-      </w:r>
-    </w:p>
-    <w:p>
-      <w:pPr>
-        <w:pStyle w:val="Heading3"/>
-      </w:pPr>
-      <w:r>
-        <w:t>Changed case · predict first</w:t>
-      </w:r>
-    </w:p>
-    <w:p>
-      <w:pPr>
-        <w:spacing w:line="336" w:lineRule="auto" w:after="180"/>
-        <w:shd w:fill="F5F1FB"/>
-      </w:pPr>
-      <w:r>
-        <w:rPr>
-          <w:b w:val="0"/>
-        </w:rPr>
-        <w:t>Changed-case practice: Provide length 9 with unit mm. Which conclusion is supported by the supplied facts?</w:t>
-      </w:r>
-    </w:p>
-    <w:p>
-      <w:pPr>
-        <w:spacing w:line="336" w:lineRule="auto" w:after="180"/>
-        <w:shd w:fill="F4F9FC"/>
-      </w:pPr>
-      <w:r>
-        <w:rPr>
-          <w:b w:val="0"/>
-        </w:rPr>
-        <w:t>1. Request clarification rather than predicting long.</w:t>
-      </w:r>
-    </w:p>
-    <w:p>
-      <w:pPr>
-        <w:spacing w:line="336" w:lineRule="auto" w:after="180"/>
-        <w:shd w:fill="F4F9FC"/>
-      </w:pPr>
-      <w:r>
-        <w:rPr>
-          <w:b w:val="0"/>
-        </w:rPr>
-        <w:t xml:space="preserve">2. This one example guarantees correct results for every future </w:t>
-      </w:r>
-      <w:r>
-        <w:rPr>
-          <w:b/>
-        </w:rPr>
-        <w:t>input</w:t>
-      </w:r>
-      <w:r>
-        <w:rPr>
-          <w:b w:val="0"/>
-        </w:rPr>
-        <w:t>.</w:t>
-      </w:r>
-    </w:p>
-    <w:p>
-      <w:pPr>
-        <w:spacing w:line="336" w:lineRule="auto" w:after="180"/>
-        <w:shd w:fill="F4F9FC"/>
-      </w:pPr>
-      <w:r>
-        <w:rPr>
-          <w:b w:val="0"/>
-        </w:rPr>
-        <w:t xml:space="preserve">3. We can decide the result without examining the changed </w:t>
-      </w:r>
-      <w:r>
-        <w:rPr>
-          <w:b/>
-        </w:rPr>
-        <w:t>input</w:t>
-      </w:r>
-      <w:r>
-        <w:rPr>
-          <w:b w:val="0"/>
-        </w:rPr>
-        <w:t xml:space="preserve"> or the procedure.</w:t>
-      </w:r>
-    </w:p>
-    <w:p>
-      <w:pPr>
-        <w:pStyle w:val="Heading3"/>
-      </w:pPr>
-      <w:r>
-        <w:t>My selected conclusion, deciding fact and explanation</w:t>
-      </w:r>
-    </w:p>
-    <w:p>
-      <w:r>
-        <w:t>________________________________________________________________</w:t>
-      </w:r>
-    </w:p>
-    <w:p>
-      <w:r>
-        <w:t>________________________________________________________________</w:t>
-      </w:r>
-    </w:p>
-    <w:p>
-      <w:r>
-        <w:t>________________________________________________________________</w:t>
-      </w:r>
-    </w:p>
-    <w:p>
-      <w:r>
-        <w:t>________________________________________________________________</w:t>
-      </w:r>
-    </w:p>
-    <w:p>
-      <w:r>
-        <w:t>________________________________________________________________</w:t>
-      </w:r>
-    </w:p>
-    <w:p>
-      <w:pPr>
-        <w:pStyle w:val="Heading3"/>
-      </w:pPr>
-      <w:r>
-        <w:t>Hint · try first</w:t>
-      </w:r>
-    </w:p>
-    <w:p>
-      <w:pPr>
-        <w:spacing w:line="336" w:lineRule="auto" w:after="180"/>
-        <w:shd w:fill="F1F6F8"/>
-      </w:pPr>
-      <w:r>
-        <w:rPr>
-          <w:b w:val="0"/>
-        </w:rPr>
-        <w:t>Hint if needed: Use the changed condition and the deciding step in the pictorial trace. The answer must say what follows from those facts.</w:t>
-      </w:r>
-    </w:p>
-    <w:p>
-      <w:pPr>
-        <w:pStyle w:val="Heading3"/>
-      </w:pPr>
-      <w:r>
-        <w:t>Feedback · compare after trying</w:t>
-      </w:r>
-    </w:p>
-    <w:p>
-      <w:pPr>
-        <w:spacing w:line="336" w:lineRule="auto" w:after="180"/>
-        <w:shd w:fill="F1F6FC"/>
-      </w:pPr>
-      <w:r>
-        <w:rPr>
-          <w:b w:val="0"/>
-        </w:rPr>
-        <w:t xml:space="preserve">After your attempt, compare with the supported explanation: Request clarification rather than predicting long. RibbonR requires cm; the unit mismatch fails its declared </w:t>
-      </w:r>
-      <w:r>
-        <w:rPr>
-          <w:b/>
-        </w:rPr>
-        <w:t>input contract</w:t>
-      </w:r>
-      <w:r>
-        <w:rPr>
-          <w:b w:val="0"/>
-        </w:rPr>
-        <w:t>.</w:t>
-      </w:r>
-    </w:p>
-    <w:p>
-      <w:pPr>
-        <w:pStyle w:val="Heading3"/>
-      </w:pPr>
-      <w:r>
-        <w:t>Repair a missing building block</w:t>
-      </w:r>
-    </w:p>
-    <w:p>
-      <w:pPr>
-        <w:spacing w:line="336" w:lineRule="auto" w:after="180"/>
-      </w:pPr>
-      <w:r>
-        <w:rPr>
-          <w:b w:val="0"/>
-        </w:rPr>
-        <w:t xml:space="preserve">Review Learning from Examples (ai-1/13). Goal: Fit a threshold by tracing </w:t>
-      </w:r>
-      <w:r>
-        <w:rPr>
-          <w:b/>
-        </w:rPr>
-        <w:t>prediction</w:t>
-      </w:r>
-      <w:r>
-        <w:rPr>
-          <w:b w:val="0"/>
-        </w:rPr>
-        <w:t>s and counting disagreements for every candidate. Short practice: Which new measured length would reveal disagreement between the candidates?.</w:t>
-      </w:r>
-    </w:p>
-    <w:p>
-      <w:pPr>
-        <w:spacing w:line="336" w:lineRule="auto" w:after="180"/>
-      </w:pPr>
-      <w:r>
-        <w:rPr>
-          <w:b w:val="0"/>
-        </w:rPr>
-        <w:t>Return to this week and explain what you changed.</w:t>
-      </w:r>
-    </w:p>
-    <w:p>
-      <w:pPr>
-        <w:spacing w:line="336" w:lineRule="auto" w:after="180"/>
-      </w:pPr>
-      <w:r>
-        <w:rPr>
-          <w:b w:val="0"/>
-        </w:rPr>
-        <w:t>Review Repeating Efficiently (ai-1/11). Goal: Trace a loop by testing its condition before every repetition. Short practice: Trace a fresh start of 9. How many additions occur, and must the report equal 10?.</w:t>
-      </w:r>
-    </w:p>
-    <w:p>
-      <w:pPr>
-        <w:spacing w:line="336" w:lineRule="auto" w:after="180"/>
-      </w:pPr>
-      <w:r>
-        <w:rPr>
-          <w:b w:val="0"/>
-        </w:rPr>
-        <w:t>Return to this week and explain what you changed.</w:t>
-      </w:r>
-    </w:p>
-    <w:p>
-      <w:pPr>
-        <w:spacing w:line="336" w:lineRule="auto" w:after="180"/>
-      </w:pPr>
-      <w:r>
-        <w:rPr>
-          <w:b w:val="0"/>
-        </w:rPr>
-        <w:t>Review Features: Useful Clues (ai-1/8). Goal: Choose recorded properties that preserve distinctions needed for a stated task.</w:t>
-      </w:r>
-    </w:p>
-    <w:p>
-      <w:pPr>
-        <w:spacing w:line="336" w:lineRule="auto" w:after="180"/>
-      </w:pPr>
-      <w:r>
-        <w:rPr>
-          <w:b w:val="0"/>
-        </w:rPr>
-        <w:t xml:space="preserve">Short practice: Point to the pair that tests pattern, then explain why the sticker is a bad early </w:t>
-      </w:r>
-      <w:r>
-        <w:rPr>
-          <w:b/>
-        </w:rPr>
-        <w:t>input</w:t>
-      </w:r>
-      <w:r>
-        <w:rPr>
-          <w:b w:val="0"/>
-        </w:rPr>
-        <w:t>.. Return to this week and explain what you changed.</w:t>
-      </w:r>
-    </w:p>
-    <w:p>
-      <w:pPr>
-        <w:pStyle w:val="Heading3"/>
-      </w:pPr>
-      <w:r>
         <w:t>Keep your completed work</w:t>
       </w:r>
     </w:p>
     <w:p>
       <w:pPr>
-        <w:spacing w:line="336" w:lineRule="auto" w:after="180"/>
-      </w:pPr>
-      <w:r>
-        <w:rPr>
-          <w:b w:val="0"/>
-        </w:rPr>
-        <w:t xml:space="preserve">Use Download completed work in the hosted lesson to export your answers, reflections, practice feedback and code-run </w:t>
-      </w:r>
-      <w:r>
-        <w:rPr>
-          <w:b/>
-        </w:rPr>
-        <w:t>evidence</w:t>
-      </w:r>
-      <w:r>
-        <w:rPr>
-          <w:b w:val="0"/>
-        </w:rPr>
-        <w:t>. Open the HTML copy to read or print it.</w:t>
-      </w:r>
-    </w:p>
-    <w:p>
-      <w:pPr>
-        <w:spacing w:line="336" w:lineRule="auto" w:after="180"/>
-      </w:pPr>
-      <w:r>
-        <w:rPr>
-          <w:b w:val="0"/>
-        </w:rPr>
-        <w:t>Drafts stay in this browser when storage is available; clear drafts on a shared device.</w:t>
-      </w:r>
-    </w:p>
-    <w:p>
-      <w:pPr>
-        <w:pStyle w:val="Heading3"/>
-      </w:pPr>
-      <w:r>
-        <w:t>What I repaired, the evidence I kept and the next test</w:t>
-      </w:r>
-    </w:p>
-    <w:p>
-      <w:r>
-        <w:t>________________________________________________________________</w:t>
-      </w:r>
-    </w:p>
-    <w:p>
-      <w:r>
-        <w:t>________________________________________________________________</w:t>
-      </w:r>
-    </w:p>
-    <w:p>
-      <w:r>
-        <w:t>________________________________________________________________</w:t>
-      </w:r>
-    </w:p>
-    <w:p>
-      <w:r>
-        <w:t>________________________________________________________________</w:t>
-      </w:r>
-    </w:p>
-    <w:p>
-      <w:r>
-        <w:t>________________________________________________________________</w:t>
-      </w:r>
-    </w:p>
-    <w:p>
-      <w:pPr>
         <w:pStyle w:val="Heading1"/>
       </w:pPr>
       <w:r>
-        <w:t>21. Visual concept journey</w:t>
-      </w:r>
-    </w:p>
-    <w:p>
-      <w:r>
-        <w:t>Explain each Build a Human Classifier picture from its labels, then record a relevant limit.</w:t>
-      </w:r>
-    </w:p>
-    <w:p>
-      <w:pPr>
-        <w:pStyle w:val="Heading3"/>
+        <w:t>21. Reference · Six-picture response sheets</w:t>
+      </w:r>
+    </w:p>
+    <w:p>
+      <w:r>
+        <w:t>Choose the image that helps rather than repeating all six.</w:t>
+      </w:r>
+    </w:p>
+    <w:p>
+      <w:pPr>
+        <w:pStyle w:val="Heading2"/>
       </w:pPr>
       <w:r>
         <w:t>01. Build a Human Classifier: the case</w:t>
@@ -2820,7 +2831,6 @@
     <w:p>
       <w:pPr>
         <w:spacing w:line="336" w:lineRule="auto" w:after="180"/>
-        <w:shd w:fill="F5F1FB"/>
       </w:pPr>
       <w:r>
         <w:rPr>
@@ -2859,7 +2869,7 @@
     </w:p>
     <w:p>
       <w:pPr>
-        <w:pStyle w:val="Heading3"/>
+        <w:pStyle w:val="Heading2"/>
       </w:pPr>
       <w:r>
         <w:t>02. Follow the deciding steps</w:t>
@@ -2945,7 +2955,6 @@
     <w:p>
       <w:pPr>
         <w:spacing w:line="336" w:lineRule="auto" w:after="180"/>
-        <w:shd w:fill="F5F1FB"/>
       </w:pPr>
       <w:r>
         <w:rPr>
@@ -2996,7 +3005,7 @@
     </w:p>
     <w:p>
       <w:pPr>
-        <w:pStyle w:val="Heading3"/>
+        <w:pStyle w:val="Heading2"/>
       </w:pPr>
       <w:r>
         <w:t>03. Three records through the Tower1 classifier</w:t>
@@ -3081,7 +3090,6 @@
     <w:p>
       <w:pPr>
         <w:spacing w:line="336" w:lineRule="auto" w:after="180"/>
-        <w:shd w:fill="F5F1FB"/>
       </w:pPr>
       <w:r>
         <w:rPr>
@@ -3120,7 +3128,7 @@
     </w:p>
     <w:p>
       <w:pPr>
-        <w:pStyle w:val="Heading3"/>
+        <w:pStyle w:val="Heading2"/>
       </w:pPr>
       <w:r>
         <w:t>04. Change one thing. Trace what follows.</w:t>
@@ -3223,7 +3231,6 @@
     <w:p>
       <w:pPr>
         <w:spacing w:line="336" w:lineRule="auto" w:after="180"/>
-        <w:shd w:fill="F5F1FB"/>
       </w:pPr>
       <w:r>
         <w:rPr>
@@ -3262,7 +3269,7 @@
     </w:p>
     <w:p>
       <w:pPr>
-        <w:pStyle w:val="Heading3"/>
+        <w:pStyle w:val="Heading2"/>
       </w:pPr>
       <w:r>
         <w:t>05. Connect the explanation to its limit</w:t>
@@ -3376,7 +3383,6 @@
     <w:p>
       <w:pPr>
         <w:spacing w:line="336" w:lineRule="auto" w:after="180"/>
-        <w:shd w:fill="F5F1FB"/>
       </w:pPr>
       <w:r>
         <w:rPr>
@@ -3415,7 +3421,7 @@
     </w:p>
     <w:p>
       <w:pPr>
-        <w:pStyle w:val="Heading3"/>
+        <w:pStyle w:val="Heading2"/>
       </w:pPr>
       <w:r>
         <w:t>06. Make the idea visible in your project</w:t>
@@ -3494,7 +3500,6 @@
     <w:p>
       <w:pPr>
         <w:spacing w:line="336" w:lineRule="auto" w:after="180"/>
-        <w:shd w:fill="F5F1FB"/>
       </w:pPr>
       <w:r>
         <w:rPr>
@@ -3541,6 +3546,62 @@
     <w:p>
       <w:r>
         <w:t>________________________________________________________________</w:t>
+      </w:r>
+    </w:p>
+    <w:p>
+      <w:pPr>
+        <w:pStyle w:val="Heading2"/>
+      </w:pPr>
+      <w:r>
+        <w:t>Earlier wording, alternatives and picture transcripts · reference / check after trying</w:t>
+      </w:r>
+    </w:p>
+    <w:p>
+      <w:pPr>
+        <w:pStyle w:val="Heading3"/>
+      </w:pPr>
+      <w:r>
+        <w:t>01. Build a Human Classifier: the case</w:t>
+      </w:r>
+    </w:p>
+    <w:p>
+      <w:pPr>
+        <w:pStyle w:val="Heading3"/>
+      </w:pPr>
+      <w:r>
+        <w:t>02. Follow the deciding steps</w:t>
+      </w:r>
+    </w:p>
+    <w:p>
+      <w:pPr>
+        <w:pStyle w:val="Heading3"/>
+      </w:pPr>
+      <w:r>
+        <w:t>03. Three records through the Tower1 classifier</w:t>
+      </w:r>
+    </w:p>
+    <w:p>
+      <w:pPr>
+        <w:pStyle w:val="Heading3"/>
+      </w:pPr>
+      <w:r>
+        <w:t>04. Change one thing. Trace what follows.</w:t>
+      </w:r>
+    </w:p>
+    <w:p>
+      <w:pPr>
+        <w:pStyle w:val="Heading3"/>
+      </w:pPr>
+      <w:r>
+        <w:t>05. Connect the explanation to its limit</w:t>
+      </w:r>
+    </w:p>
+    <w:p>
+      <w:pPr>
+        <w:pStyle w:val="Heading3"/>
+      </w:pPr>
+      <w:r>
+        <w:t>06. Make the idea visible in your project</w:t>
       </w:r>
     </w:p>
     <w:sectPr>
